--- a/belgeler/31_PURSANTAJ_TABLOSU.docx
+++ b/belgeler/31_PURSANTAJ_TABLOSU.docx
@@ -124,7 +124,7 @@
           <w:color w:val="000000"/>
           <w:sz w:val="17"/>
         </w:rPr>
-        <w:t>15.774.454,50 TL</w:t>
+        <w:t>15.753.004,18 TL</w:t>
       </w:r>
     </w:p>
     <w:p>
@@ -408,7 +408,7 @@
                 <w:color w:val="000000"/>
                 <w:sz w:val="16"/>
               </w:rPr>
-              <w:t>7.887.227,25</w:t>
+              <w:t>7.876.502,09</w:t>
             </w:r>
           </w:p>
         </w:tc>
@@ -545,7 +545,7 @@
                 <w:color w:val="000000"/>
                 <w:sz w:val="16"/>
               </w:rPr>
-              <w:t>7.887.227,25</w:t>
+              <w:t>7.876.502,09</w:t>
             </w:r>
           </w:p>
         </w:tc>
@@ -662,7 +662,7 @@
                 <w:color w:val="000000"/>
                 <w:sz w:val="16"/>
               </w:rPr>
-              <w:t>15.774.454,50</w:t>
+              <w:t>15.753.004,18</w:t>
             </w:r>
           </w:p>
         </w:tc>
@@ -1245,7 +1245,7 @@
                 <w:color w:val="000000"/>
                 <w:sz w:val="16"/>
               </w:rPr>
-              <w:t>1,1184</w:t>
+              <w:t>1,1199</w:t>
             </w:r>
           </w:p>
         </w:tc>
@@ -1272,7 +1272,7 @@
                 <w:color w:val="000000"/>
                 <w:sz w:val="16"/>
               </w:rPr>
-              <w:t>0,5592</w:t>
+              <w:t>0,5600</w:t>
             </w:r>
           </w:p>
         </w:tc>
@@ -1436,7 +1436,7 @@
                 <w:color w:val="000000"/>
                 <w:sz w:val="16"/>
               </w:rPr>
-              <w:t>1,0960</w:t>
+              <w:t>1,0975</w:t>
             </w:r>
           </w:p>
         </w:tc>
@@ -1463,7 +1463,7 @@
                 <w:color w:val="000000"/>
                 <w:sz w:val="16"/>
               </w:rPr>
-              <w:t>0,5480</w:t>
+              <w:t>0,5487</w:t>
             </w:r>
           </w:p>
         </w:tc>
@@ -1627,7 +1627,7 @@
                 <w:color w:val="000000"/>
                 <w:sz w:val="16"/>
               </w:rPr>
-              <w:t>10,4474</w:t>
+              <w:t>10,4616</w:t>
             </w:r>
           </w:p>
         </w:tc>
@@ -1654,7 +1654,7 @@
                 <w:color w:val="000000"/>
                 <w:sz w:val="16"/>
               </w:rPr>
-              <w:t>5,2237</w:t>
+              <w:t>5,2308</w:t>
             </w:r>
           </w:p>
         </w:tc>
@@ -1818,7 +1818,7 @@
                 <w:color w:val="000000"/>
                 <w:sz w:val="16"/>
               </w:rPr>
-              <w:t>6,0373</w:t>
+              <w:t>6,0456</w:t>
             </w:r>
           </w:p>
         </w:tc>
@@ -1845,7 +1845,7 @@
                 <w:color w:val="000000"/>
                 <w:sz w:val="16"/>
               </w:rPr>
-              <w:t>3,0187</w:t>
+              <w:t>3,0228</w:t>
             </w:r>
           </w:p>
         </w:tc>
@@ -2009,7 +2009,7 @@
                 <w:color w:val="000000"/>
                 <w:sz w:val="16"/>
               </w:rPr>
-              <w:t>2,0594</w:t>
+              <w:t>2,0622</w:t>
             </w:r>
           </w:p>
         </w:tc>
@@ -2036,7 +2036,7 @@
                 <w:color w:val="000000"/>
                 <w:sz w:val="16"/>
               </w:rPr>
-              <w:t>1,0297</w:t>
+              <w:t>1,0311</w:t>
             </w:r>
           </w:p>
         </w:tc>
@@ -2200,7 +2200,7 @@
                 <w:color w:val="000000"/>
                 <w:sz w:val="16"/>
               </w:rPr>
-              <w:t>3,4681</w:t>
+              <w:t>3,4728</w:t>
             </w:r>
           </w:p>
         </w:tc>
@@ -2227,7 +2227,7 @@
                 <w:color w:val="000000"/>
                 <w:sz w:val="16"/>
               </w:rPr>
-              <w:t>1,7340</w:t>
+              <w:t>1,7364</w:t>
             </w:r>
           </w:p>
         </w:tc>
@@ -2391,7 +2391,7 @@
                 <w:color w:val="000000"/>
                 <w:sz w:val="16"/>
               </w:rPr>
-              <w:t>1,7038</w:t>
+              <w:t>1,7062</w:t>
             </w:r>
           </w:p>
         </w:tc>
@@ -2418,7 +2418,7 @@
                 <w:color w:val="000000"/>
                 <w:sz w:val="16"/>
               </w:rPr>
-              <w:t>0,8519</w:t>
+              <w:t>0,8531</w:t>
             </w:r>
           </w:p>
         </w:tc>
@@ -2582,7 +2582,7 @@
                 <w:color w:val="000000"/>
                 <w:sz w:val="16"/>
               </w:rPr>
-              <w:t>40,3176</w:t>
+              <w:t>40,3725</w:t>
             </w:r>
           </w:p>
         </w:tc>
@@ -2609,7 +2609,7 @@
                 <w:color w:val="000000"/>
                 <w:sz w:val="16"/>
               </w:rPr>
-              <w:t>20,1588</w:t>
+              <w:t>20,1862</w:t>
             </w:r>
           </w:p>
         </w:tc>
@@ -2773,7 +2773,7 @@
                 <w:color w:val="000000"/>
                 <w:sz w:val="16"/>
               </w:rPr>
-              <w:t>1,2619</w:t>
+              <w:t>1,2636</w:t>
             </w:r>
           </w:p>
         </w:tc>
@@ -2800,7 +2800,7 @@
                 <w:color w:val="000000"/>
                 <w:sz w:val="16"/>
               </w:rPr>
-              <w:t>0,6310</w:t>
+              <w:t>0,6318</w:t>
             </w:r>
           </w:p>
         </w:tc>
@@ -2964,7 +2964,7 @@
                 <w:color w:val="000000"/>
                 <w:sz w:val="16"/>
               </w:rPr>
-              <w:t>5,9842</w:t>
+              <w:t>5,9924</w:t>
             </w:r>
           </w:p>
         </w:tc>
@@ -2991,7 +2991,7 @@
                 <w:color w:val="000000"/>
                 <w:sz w:val="16"/>
               </w:rPr>
-              <w:t>2,9921</w:t>
+              <w:t>2,9962</w:t>
             </w:r>
           </w:p>
         </w:tc>
@@ -3155,7 +3155,7 @@
                 <w:color w:val="000000"/>
                 <w:sz w:val="16"/>
               </w:rPr>
-              <w:t>1,1235</w:t>
+              <w:t>1,1250</w:t>
             </w:r>
           </w:p>
         </w:tc>
@@ -3182,7 +3182,7 @@
                 <w:color w:val="000000"/>
                 <w:sz w:val="16"/>
               </w:rPr>
-              <w:t>0,5617</w:t>
+              <w:t>0,5625</w:t>
             </w:r>
           </w:p>
         </w:tc>
@@ -3346,7 +3346,7 @@
                 <w:color w:val="000000"/>
                 <w:sz w:val="16"/>
               </w:rPr>
-              <w:t>0,3469</w:t>
+              <w:t>0,3473</w:t>
             </w:r>
           </w:p>
         </w:tc>
@@ -3373,7 +3373,7 @@
                 <w:color w:val="000000"/>
                 <w:sz w:val="16"/>
               </w:rPr>
-              <w:t>0,1734</w:t>
+              <w:t>0,1737</w:t>
             </w:r>
           </w:p>
         </w:tc>
@@ -3537,7 +3537,7 @@
                 <w:color w:val="000000"/>
                 <w:sz w:val="16"/>
               </w:rPr>
-              <w:t>0,9221</w:t>
+              <w:t>0,9234</w:t>
             </w:r>
           </w:p>
         </w:tc>
@@ -3564,7 +3564,7 @@
                 <w:color w:val="000000"/>
                 <w:sz w:val="16"/>
               </w:rPr>
-              <w:t>0,4611</w:t>
+              <w:t>0,4617</w:t>
             </w:r>
           </w:p>
         </w:tc>
@@ -3728,7 +3728,7 @@
                 <w:color w:val="000000"/>
                 <w:sz w:val="16"/>
               </w:rPr>
-              <w:t>0,1131</w:t>
+              <w:t>0,1132</w:t>
             </w:r>
           </w:p>
         </w:tc>
@@ -3755,7 +3755,7 @@
                 <w:color w:val="000000"/>
                 <w:sz w:val="16"/>
               </w:rPr>
-              <w:t>0,0565</w:t>
+              <w:t>0,0566</w:t>
             </w:r>
           </w:p>
         </w:tc>
@@ -3919,7 +3919,7 @@
                 <w:color w:val="000000"/>
                 <w:sz w:val="16"/>
               </w:rPr>
-              <w:t>0,1478</w:t>
+              <w:t>0,1480</w:t>
             </w:r>
           </w:p>
         </w:tc>
@@ -3946,7 +3946,7 @@
                 <w:color w:val="000000"/>
                 <w:sz w:val="16"/>
               </w:rPr>
-              <w:t>0,0739</w:t>
+              <w:t>0,0740</w:t>
             </w:r>
           </w:p>
         </w:tc>
@@ -4110,7 +4110,7 @@
                 <w:color w:val="000000"/>
                 <w:sz w:val="16"/>
               </w:rPr>
-              <w:t>0,1932</w:t>
+              <w:t>0,1935</w:t>
             </w:r>
           </w:p>
         </w:tc>
@@ -4137,7 +4137,7 @@
                 <w:color w:val="000000"/>
                 <w:sz w:val="16"/>
               </w:rPr>
-              <w:t>0,0966</w:t>
+              <w:t>0,0967</w:t>
             </w:r>
           </w:p>
         </w:tc>
@@ -4301,7 +4301,7 @@
                 <w:color w:val="000000"/>
                 <w:sz w:val="16"/>
               </w:rPr>
-              <w:t>0,1264</w:t>
+              <w:t>0,1266</w:t>
             </w:r>
           </w:p>
         </w:tc>
@@ -4328,7 +4328,7 @@
                 <w:color w:val="000000"/>
                 <w:sz w:val="16"/>
               </w:rPr>
-              <w:t>0,0632</w:t>
+              <w:t>0,0633</w:t>
             </w:r>
           </w:p>
         </w:tc>
@@ -4492,7 +4492,7 @@
                 <w:color w:val="000000"/>
                 <w:sz w:val="16"/>
               </w:rPr>
-              <w:t>2,6346</w:t>
+              <w:t>2,6381</w:t>
             </w:r>
           </w:p>
         </w:tc>
@@ -4519,7 +4519,7 @@
                 <w:color w:val="000000"/>
                 <w:sz w:val="16"/>
               </w:rPr>
-              <w:t>1,3173</w:t>
+              <w:t>1,3191</w:t>
             </w:r>
           </w:p>
         </w:tc>
@@ -4683,7 +4683,7 @@
                 <w:color w:val="000000"/>
                 <w:sz w:val="16"/>
               </w:rPr>
-              <w:t>3,1331</w:t>
+              <w:t>3,1374</w:t>
             </w:r>
           </w:p>
         </w:tc>
@@ -4710,7 +4710,7 @@
                 <w:color w:val="000000"/>
                 <w:sz w:val="16"/>
               </w:rPr>
-              <w:t>1,5665</w:t>
+              <w:t>1,5687</w:t>
             </w:r>
           </w:p>
         </w:tc>
@@ -4874,7 +4874,7 @@
                 <w:color w:val="000000"/>
                 <w:sz w:val="16"/>
               </w:rPr>
-              <w:t>2,2931</w:t>
+              <w:t>2,2963</w:t>
             </w:r>
           </w:p>
         </w:tc>
@@ -4901,7 +4901,7 @@
                 <w:color w:val="000000"/>
                 <w:sz w:val="16"/>
               </w:rPr>
-              <w:t>1,1466</w:t>
+              <w:t>1,1481</w:t>
             </w:r>
           </w:p>
         </w:tc>
@@ -5065,7 +5065,7 @@
                 <w:color w:val="000000"/>
                 <w:sz w:val="16"/>
               </w:rPr>
-              <w:t>1,9325</w:t>
+              <w:t>1,9352</w:t>
             </w:r>
           </w:p>
         </w:tc>
@@ -5092,7 +5092,7 @@
                 <w:color w:val="000000"/>
                 <w:sz w:val="16"/>
               </w:rPr>
-              <w:t>0,9663</w:t>
+              <w:t>0,9676</w:t>
             </w:r>
           </w:p>
         </w:tc>
@@ -5256,7 +5256,7 @@
                 <w:color w:val="000000"/>
                 <w:sz w:val="16"/>
               </w:rPr>
-              <w:t>0,5336</w:t>
+              <w:t>0,5344</w:t>
             </w:r>
           </w:p>
         </w:tc>
@@ -5283,7 +5283,7 @@
                 <w:color w:val="000000"/>
                 <w:sz w:val="16"/>
               </w:rPr>
-              <w:t>0,2668</w:t>
+              <w:t>0,2672</w:t>
             </w:r>
           </w:p>
         </w:tc>
@@ -5447,7 +5447,7 @@
                 <w:color w:val="000000"/>
                 <w:sz w:val="16"/>
               </w:rPr>
-              <w:t>0,1048</w:t>
+              <w:t>0,1050</w:t>
             </w:r>
           </w:p>
         </w:tc>
@@ -5474,7 +5474,7 @@
                 <w:color w:val="000000"/>
                 <w:sz w:val="16"/>
               </w:rPr>
-              <w:t>0,0524</w:t>
+              <w:t>0,0525</w:t>
             </w:r>
           </w:p>
         </w:tc>
@@ -5530,7 +5530,7 @@
                 <w:color w:val="000000"/>
                 <w:sz w:val="16"/>
               </w:rPr>
-              <w:t>30.100.2105</w:t>
+              <w:t>35.100.2105</w:t>
             </w:r>
           </w:p>
         </w:tc>
@@ -5638,7 +5638,7 @@
                 <w:color w:val="000000"/>
                 <w:sz w:val="16"/>
               </w:rPr>
-              <w:t>0,0898</w:t>
+              <w:t>0,0899</w:t>
             </w:r>
           </w:p>
         </w:tc>
@@ -5665,7 +5665,7 @@
                 <w:color w:val="000000"/>
                 <w:sz w:val="16"/>
               </w:rPr>
-              <w:t>0,0449</w:t>
+              <w:t>0,0450</w:t>
             </w:r>
           </w:p>
         </w:tc>
@@ -5721,7 +5721,7 @@
                 <w:color w:val="000000"/>
                 <w:sz w:val="16"/>
               </w:rPr>
-              <w:t>30.110.1102</w:t>
+              <w:t>35.110.1102</w:t>
             </w:r>
           </w:p>
         </w:tc>
@@ -5829,7 +5829,7 @@
                 <w:color w:val="000000"/>
                 <w:sz w:val="16"/>
               </w:rPr>
-              <w:t>0,0447</w:t>
+              <w:t>0,0448</w:t>
             </w:r>
           </w:p>
         </w:tc>
@@ -5912,7 +5912,7 @@
                 <w:color w:val="000000"/>
                 <w:sz w:val="16"/>
               </w:rPr>
-              <w:t>30.115.1003</w:t>
+              <w:t>35.115.1003</w:t>
             </w:r>
           </w:p>
         </w:tc>
@@ -6103,7 +6103,7 @@
                 <w:color w:val="000000"/>
                 <w:sz w:val="16"/>
               </w:rPr>
-              <w:t>30.140.3104</w:t>
+              <w:t>35.140.3104</w:t>
             </w:r>
           </w:p>
         </w:tc>
@@ -6211,7 +6211,7 @@
                 <w:color w:val="000000"/>
                 <w:sz w:val="16"/>
               </w:rPr>
-              <w:t>0,7607</w:t>
+              <w:t>0,7618</w:t>
             </w:r>
           </w:p>
         </w:tc>
@@ -6238,7 +6238,7 @@
                 <w:color w:val="000000"/>
                 <w:sz w:val="16"/>
               </w:rPr>
-              <w:t>0,3804</w:t>
+              <w:t>0,3809</w:t>
             </w:r>
           </w:p>
         </w:tc>
@@ -6294,7 +6294,7 @@
                 <w:color w:val="000000"/>
                 <w:sz w:val="16"/>
               </w:rPr>
-              <w:t>30.170.1602</w:t>
+              <w:t>35.170.1602</w:t>
             </w:r>
           </w:p>
         </w:tc>
@@ -6402,7 +6402,7 @@
                 <w:color w:val="000000"/>
                 <w:sz w:val="16"/>
               </w:rPr>
-              <w:t>0,7592</w:t>
+              <w:t>0,7603</w:t>
             </w:r>
           </w:p>
         </w:tc>
@@ -6429,7 +6429,7 @@
                 <w:color w:val="000000"/>
                 <w:sz w:val="16"/>
               </w:rPr>
-              <w:t>0,3796</w:t>
+              <w:t>0,3801</w:t>
             </w:r>
           </w:p>
         </w:tc>
@@ -6485,7 +6485,7 @@
                 <w:color w:val="000000"/>
                 <w:sz w:val="16"/>
               </w:rPr>
-              <w:t>30.170.1601</w:t>
+              <w:t>35.170.1601</w:t>
             </w:r>
           </w:p>
         </w:tc>
@@ -6676,7 +6676,7 @@
                 <w:color w:val="000000"/>
                 <w:sz w:val="16"/>
               </w:rPr>
-              <w:t>30.160.6102</w:t>
+              <w:t>35.160.6102</w:t>
             </w:r>
           </w:p>
         </w:tc>
@@ -6784,7 +6784,7 @@
                 <w:color w:val="000000"/>
                 <w:sz w:val="16"/>
               </w:rPr>
-              <w:t>0,1842</w:t>
+              <w:t>0,1845</w:t>
             </w:r>
           </w:p>
         </w:tc>
@@ -6811,7 +6811,7 @@
                 <w:color w:val="000000"/>
                 <w:sz w:val="16"/>
               </w:rPr>
-              <w:t>0,0921</w:t>
+              <w:t>0,0922</w:t>
             </w:r>
           </w:p>
         </w:tc>
@@ -6867,7 +6867,7 @@
                 <w:color w:val="000000"/>
                 <w:sz w:val="16"/>
               </w:rPr>
-              <w:t>30.150.1402</w:t>
+              <w:t>35.150.1402</w:t>
             </w:r>
           </w:p>
         </w:tc>
@@ -6975,7 +6975,7 @@
                 <w:color w:val="000000"/>
                 <w:sz w:val="16"/>
               </w:rPr>
-              <w:t>0,4945</w:t>
+              <w:t>0,4951</w:t>
             </w:r>
           </w:p>
         </w:tc>
@@ -7002,7 +7002,7 @@
                 <w:color w:val="000000"/>
                 <w:sz w:val="16"/>
               </w:rPr>
-              <w:t>0,2472</w:t>
+              <w:t>0,2476</w:t>
             </w:r>
           </w:p>
         </w:tc>
@@ -7058,7 +7058,7 @@
                 <w:color w:val="000000"/>
                 <w:sz w:val="16"/>
               </w:rPr>
-              <w:t>30.150.1401</w:t>
+              <w:t>35.150.1401</w:t>
             </w:r>
           </w:p>
         </w:tc>
@@ -7166,7 +7166,7 @@
                 <w:color w:val="000000"/>
                 <w:sz w:val="16"/>
               </w:rPr>
-              <w:t>0,0930</w:t>
+              <w:t>0,0931</w:t>
             </w:r>
           </w:p>
         </w:tc>
@@ -7249,7 +7249,7 @@
                 <w:color w:val="000000"/>
                 <w:sz w:val="16"/>
               </w:rPr>
-              <w:t>30.140.1105</w:t>
+              <w:t>35.140.1105</w:t>
             </w:r>
           </w:p>
         </w:tc>
@@ -7357,7 +7357,7 @@
                 <w:color w:val="000000"/>
                 <w:sz w:val="16"/>
               </w:rPr>
-              <w:t>0,1991</w:t>
+              <w:t>0,1994</w:t>
             </w:r>
           </w:p>
         </w:tc>
@@ -7384,7 +7384,7 @@
                 <w:color w:val="000000"/>
                 <w:sz w:val="16"/>
               </w:rPr>
-              <w:t>0,0996</w:t>
+              <w:t>0,0997</w:t>
             </w:r>
           </w:p>
         </w:tc>
@@ -7440,7 +7440,7 @@
                 <w:color w:val="000000"/>
                 <w:sz w:val="16"/>
               </w:rPr>
-              <w:t>30.750.3002</w:t>
+              <w:t>35.750.3002</w:t>
             </w:r>
           </w:p>
         </w:tc>
@@ -7548,7 +7548,7 @@
                 <w:color w:val="000000"/>
                 <w:sz w:val="16"/>
               </w:rPr>
-              <w:t>0,2735</w:t>
+              <w:t>0,2488</w:t>
             </w:r>
           </w:p>
         </w:tc>
@@ -7575,7 +7575,7 @@
                 <w:color w:val="000000"/>
                 <w:sz w:val="16"/>
               </w:rPr>
-              <w:t>0,1367</w:t>
+              <w:t>0,1244</w:t>
             </w:r>
           </w:p>
         </w:tc>
@@ -7631,7 +7631,7 @@
                 <w:color w:val="000000"/>
                 <w:sz w:val="16"/>
               </w:rPr>
-              <w:t>30.750.1502</w:t>
+              <w:t>35.750.3002 (montaj)</w:t>
             </w:r>
           </w:p>
         </w:tc>
@@ -7658,7 +7658,7 @@
                 <w:color w:val="000000"/>
                 <w:sz w:val="16"/>
               </w:rPr>
-              <w:t>Aktif yakalama ucu, ortalama uyarım yolu DL = 30-40 m (%25 müteahhit kârı dahil)</w:t>
+              <w:t>Bina ihata iletkeni tesisatının montajı — temel topraklaması</w:t>
             </w:r>
           </w:p>
         </w:tc>
@@ -7685,7 +7685,7 @@
                 <w:color w:val="000000"/>
                 <w:sz w:val="16"/>
               </w:rPr>
-              <w:t>ad</w:t>
+              <w:t>m</w:t>
             </w:r>
           </w:p>
         </w:tc>
@@ -7712,7 +7712,7 @@
                 <w:color w:val="000000"/>
                 <w:sz w:val="16"/>
               </w:rPr>
-              <w:t>1,000</w:t>
+              <w:t>186,000</w:t>
             </w:r>
           </w:p>
         </w:tc>
@@ -7739,7 +7739,7 @@
                 <w:color w:val="000000"/>
                 <w:sz w:val="16"/>
               </w:rPr>
-              <w:t>0,1977</w:t>
+              <w:t>0,1831</w:t>
             </w:r>
           </w:p>
         </w:tc>
@@ -7766,7 +7766,7 @@
                 <w:color w:val="000000"/>
                 <w:sz w:val="16"/>
               </w:rPr>
-              <w:t>0,0989</w:t>
+              <w:t>0,0916</w:t>
             </w:r>
           </w:p>
         </w:tc>
@@ -7822,7 +7822,7 @@
                 <w:color w:val="000000"/>
                 <w:sz w:val="16"/>
               </w:rPr>
-              <w:t>30.750.2001</w:t>
+              <w:t>35.750.1502</w:t>
             </w:r>
           </w:p>
         </w:tc>
@@ -7849,7 +7849,7 @@
                 <w:color w:val="000000"/>
                 <w:sz w:val="16"/>
               </w:rPr>
-              <w:t>Çatı ihata ve indirme iletkeni tesisatı — 50 mm² elektrolitik bakır tel (%25 müteahhit kârı dahil)</w:t>
+              <w:t>Aktif yakalama ucu, ortalama uyarım yolu DL = 30-40 m (%25 müteahhit kârı dahil)</w:t>
             </w:r>
           </w:p>
         </w:tc>
@@ -7876,7 +7876,7 @@
                 <w:color w:val="000000"/>
                 <w:sz w:val="16"/>
               </w:rPr>
-              <w:t>m</w:t>
+              <w:t>ad</w:t>
             </w:r>
           </w:p>
         </w:tc>
@@ -7903,7 +7903,7 @@
                 <w:color w:val="000000"/>
                 <w:sz w:val="16"/>
               </w:rPr>
-              <w:t>16,000</w:t>
+              <w:t>1,000</w:t>
             </w:r>
           </w:p>
         </w:tc>
@@ -7930,7 +7930,7 @@
                 <w:color w:val="000000"/>
                 <w:sz w:val="16"/>
               </w:rPr>
-              <w:t>0,0866</w:t>
+              <w:t>0,1794</w:t>
             </w:r>
           </w:p>
         </w:tc>
@@ -7957,7 +7957,7 @@
                 <w:color w:val="000000"/>
                 <w:sz w:val="16"/>
               </w:rPr>
-              <w:t>0,0433</w:t>
+              <w:t>0,0897</w:t>
             </w:r>
           </w:p>
         </w:tc>
@@ -8013,7 +8013,7 @@
                 <w:color w:val="000000"/>
                 <w:sz w:val="16"/>
               </w:rPr>
-              <w:t>30.740.1106</w:t>
+              <w:t>35.750.1502 (montaj)</w:t>
             </w:r>
           </w:p>
         </w:tc>
@@ -8040,7 +8040,7 @@
                 <w:color w:val="000000"/>
                 <w:sz w:val="16"/>
               </w:rPr>
-              <w:t>Dizel elektrojen grubu (jeneratör) 63 kVA / 50 kW — dizel motoru su veya hava ile soğuyan cinsten, 1500 d/dak (%25 müteahhit kârı dahil)</w:t>
+              <w:t>Aktif yakalama ucunun montajı — direk, taşıyıcı ve bağlantı elemanlarıyla yerine konulması</w:t>
             </w:r>
           </w:p>
         </w:tc>
@@ -8121,7 +8121,7 @@
                 <w:color w:val="000000"/>
                 <w:sz w:val="16"/>
               </w:rPr>
-              <w:t>5,9254</w:t>
+              <w:t>0,0271</w:t>
             </w:r>
           </w:p>
         </w:tc>
@@ -8148,7 +8148,7 @@
                 <w:color w:val="000000"/>
                 <w:sz w:val="16"/>
               </w:rPr>
-              <w:t>2,9627</w:t>
+              <w:t>0,0135</w:t>
             </w:r>
           </w:p>
         </w:tc>
@@ -8204,7 +8204,7 @@
                 <w:color w:val="000000"/>
                 <w:sz w:val="16"/>
               </w:rPr>
-              <w:t>30.740.5406</w:t>
+              <w:t>35.750.2001</w:t>
             </w:r>
           </w:p>
         </w:tc>
@@ -8231,7 +8231,7 @@
                 <w:color w:val="000000"/>
                 <w:sz w:val="16"/>
               </w:rPr>
-              <w:t>Jeneratör ses izolasyon kabini — 63 kVA (%25 müteahhit kârı dahil)</w:t>
+              <w:t>Çatı ihata ve indirme iletkeni tesisatı — 50 mm² elektrolitik bakır tel (%25 müteahhit kârı dahil)</w:t>
             </w:r>
           </w:p>
         </w:tc>
@@ -8258,7 +8258,7 @@
                 <w:color w:val="000000"/>
                 <w:sz w:val="16"/>
               </w:rPr>
-              <w:t>ad</w:t>
+              <w:t>m</w:t>
             </w:r>
           </w:p>
         </w:tc>
@@ -8285,7 +8285,7 @@
                 <w:color w:val="000000"/>
                 <w:sz w:val="16"/>
               </w:rPr>
-              <w:t>1,000</w:t>
+              <w:t>16,000</w:t>
             </w:r>
           </w:p>
         </w:tc>
@@ -8312,7 +8312,7 @@
                 <w:color w:val="000000"/>
                 <w:sz w:val="16"/>
               </w:rPr>
-              <w:t>1,0099</w:t>
+              <w:t>0,0788</w:t>
             </w:r>
           </w:p>
         </w:tc>
@@ -8339,7 +8339,7 @@
                 <w:color w:val="000000"/>
                 <w:sz w:val="16"/>
               </w:rPr>
-              <w:t>0,5050</w:t>
+              <w:t>0,0394</w:t>
             </w:r>
           </w:p>
         </w:tc>
@@ -8395,7 +8395,7 @@
                 <w:color w:val="000000"/>
                 <w:sz w:val="16"/>
               </w:rPr>
-              <w:t>35.190.1100</w:t>
+              <w:t>35.750.2001 (montaj)</w:t>
             </w:r>
           </w:p>
         </w:tc>
@@ -8422,7 +8422,7 @@
                 <w:color w:val="000000"/>
                 <w:sz w:val="16"/>
               </w:rPr>
-              <w:t>Kablo tava sistemleri — 200x60x1,0 mm sıcak daldırma galvanizli perfore kablo tavası (malzeme) (%25 müteahhit kârı dahil)</w:t>
+              <w:t>Çatı ihata ve indirme iletkeni tesisatının montajı</w:t>
             </w:r>
           </w:p>
         </w:tc>
@@ -8449,7 +8449,7 @@
                 <w:color w:val="000000"/>
                 <w:sz w:val="16"/>
               </w:rPr>
-              <w:t>kg</w:t>
+              <w:t>m</w:t>
             </w:r>
           </w:p>
         </w:tc>
@@ -8476,7 +8476,7 @@
                 <w:color w:val="000000"/>
                 <w:sz w:val="16"/>
               </w:rPr>
-              <w:t>502,000</w:t>
+              <w:t>16,000</w:t>
             </w:r>
           </w:p>
         </w:tc>
@@ -8503,7 +8503,7 @@
                 <w:color w:val="000000"/>
                 <w:sz w:val="16"/>
               </w:rPr>
-              <w:t>1,2693</w:t>
+              <w:t>0,0128</w:t>
             </w:r>
           </w:p>
         </w:tc>
@@ -8530,7 +8530,7 @@
                 <w:color w:val="000000"/>
                 <w:sz w:val="16"/>
               </w:rPr>
-              <w:t>0,6346</w:t>
+              <w:t>0,0064</w:t>
             </w:r>
           </w:p>
         </w:tc>
@@ -8586,7 +8586,7 @@
                 <w:color w:val="000000"/>
                 <w:sz w:val="16"/>
               </w:rPr>
-              <w:t>35.190.1100 (montaj)</w:t>
+              <w:t>35.740.1106</w:t>
             </w:r>
           </w:p>
         </w:tc>
@@ -8613,7 +8613,7 @@
                 <w:color w:val="000000"/>
                 <w:sz w:val="16"/>
               </w:rPr>
-              <w:t>Kablo tava sistemlerinin montajı — askı ve konsollarla tavana veya duvara tespiti; ek parça, konsol, askı tiji, vida ve somun bedelleri dâhildir, ayrıca ödenmez</w:t>
+              <w:t>Dizel elektrojen grubu (jeneratör) 63 kVA / 50 kW — dizel motoru su veya hava ile soğuyan cinsten, 1500 d/dak (%25 müteahhit kârı dahil)</w:t>
             </w:r>
           </w:p>
         </w:tc>
@@ -8640,7 +8640,7 @@
                 <w:color w:val="000000"/>
                 <w:sz w:val="16"/>
               </w:rPr>
-              <w:t>kg</w:t>
+              <w:t>ad</w:t>
             </w:r>
           </w:p>
         </w:tc>
@@ -8667,7 +8667,7 @@
                 <w:color w:val="000000"/>
                 <w:sz w:val="16"/>
               </w:rPr>
-              <w:t>502,000</w:t>
+              <w:t>1,000</w:t>
             </w:r>
           </w:p>
         </w:tc>
@@ -8694,7 +8694,7 @@
                 <w:color w:val="000000"/>
                 <w:sz w:val="16"/>
               </w:rPr>
-              <w:t>0,2464</w:t>
+              <w:t>5,3768</w:t>
             </w:r>
           </w:p>
         </w:tc>
@@ -8721,7 +8721,7 @@
                 <w:color w:val="000000"/>
                 <w:sz w:val="16"/>
               </w:rPr>
-              <w:t>0,1232</w:t>
+              <w:t>2,6884</w:t>
             </w:r>
           </w:p>
         </w:tc>
@@ -8777,7 +8777,7 @@
                 <w:color w:val="000000"/>
                 <w:sz w:val="16"/>
               </w:rPr>
-              <w:t>35.190.1101</w:t>
+              <w:t>35.740.1106 (montaj)</w:t>
             </w:r>
           </w:p>
         </w:tc>
@@ -8804,7 +8804,7 @@
                 <w:color w:val="000000"/>
                 <w:sz w:val="16"/>
               </w:rPr>
-              <w:t>Kablo tava sistemleri kapak sacı — 35.190.1100 pozuna uygun özellikte, 1,0 mm sıcak daldırma galvanizli (malzeme) (%25 müteahhit kârı dahil)</w:t>
+              <w:t>Dizel elektrojen grubunun montajı — yerine konulması, bağlantıları ve işler hâlde teslimi</w:t>
             </w:r>
           </w:p>
         </w:tc>
@@ -8831,7 +8831,7 @@
                 <w:color w:val="000000"/>
                 <w:sz w:val="16"/>
               </w:rPr>
-              <w:t>kg</w:t>
+              <w:t>ad</w:t>
             </w:r>
           </w:p>
         </w:tc>
@@ -8858,7 +8858,7 @@
                 <w:color w:val="000000"/>
                 <w:sz w:val="16"/>
               </w:rPr>
-              <w:t>361,200</w:t>
+              <w:t>1,000</w:t>
             </w:r>
           </w:p>
         </w:tc>
@@ -8885,7 +8885,7 @@
                 <w:color w:val="000000"/>
                 <w:sz w:val="16"/>
               </w:rPr>
-              <w:t>0,7436</w:t>
+              <w:t>0,2650</w:t>
             </w:r>
           </w:p>
         </w:tc>
@@ -8912,7 +8912,7 @@
                 <w:color w:val="000000"/>
                 <w:sz w:val="16"/>
               </w:rPr>
-              <w:t>0,3718</w:t>
+              <w:t>0,1325</w:t>
             </w:r>
           </w:p>
         </w:tc>
@@ -8968,7 +8968,7 @@
                 <w:color w:val="000000"/>
                 <w:sz w:val="16"/>
               </w:rPr>
-              <w:t>35.190.1101 (montaj)</w:t>
+              <w:t>35.740.5406</w:t>
             </w:r>
           </w:p>
         </w:tc>
@@ -8995,7 +8995,7 @@
                 <w:color w:val="000000"/>
                 <w:sz w:val="16"/>
               </w:rPr>
-              <w:t>Kablo tava sistemleri kapak sacının montajı — onaylı projesinde belirtilen kanalların kapatılması; her türlü işçilik ve malzeme dâhil, işler hâlde teslim</w:t>
+              <w:t>Jeneratör ses izolasyon kabini — 63 kVA (%25 müteahhit kârı dahil)</w:t>
             </w:r>
           </w:p>
         </w:tc>
@@ -9022,7 +9022,7 @@
                 <w:color w:val="000000"/>
                 <w:sz w:val="16"/>
               </w:rPr>
-              <w:t>kg</w:t>
+              <w:t>ad</w:t>
             </w:r>
           </w:p>
         </w:tc>
@@ -9049,7 +9049,7 @@
                 <w:color w:val="000000"/>
                 <w:sz w:val="16"/>
               </w:rPr>
-              <w:t>361,200</w:t>
+              <w:t>1,000</w:t>
             </w:r>
           </w:p>
         </w:tc>
@@ -9076,7 +9076,7 @@
                 <w:color w:val="000000"/>
                 <w:sz w:val="16"/>
               </w:rPr>
-              <w:t>0,0975</w:t>
+              <w:t>0,9164</w:t>
             </w:r>
           </w:p>
         </w:tc>
@@ -9103,7 +9103,7 @@
                 <w:color w:val="000000"/>
                 <w:sz w:val="16"/>
               </w:rPr>
-              <w:t>0,0488</w:t>
+              <w:t>0,4582</w:t>
             </w:r>
           </w:p>
         </w:tc>
@@ -9159,7 +9159,7 @@
                 <w:color w:val="000000"/>
                 <w:sz w:val="16"/>
               </w:rPr>
-              <w:t>30.190.1304</w:t>
+              <w:t>35.740.5406 (montaj)</w:t>
             </w:r>
           </w:p>
         </w:tc>
@@ -9186,6 +9186,961 @@
                 <w:color w:val="000000"/>
                 <w:sz w:val="16"/>
               </w:rPr>
+              <w:t>Jeneratör ses izolasyon kabininin montajı</w:t>
+            </w:r>
+          </w:p>
+        </w:tc>
+        <w:tc>
+          <w:tcPr>
+            <w:tcW w:type="dxa" w:w="794"/>
+            <w:tcBorders>
+              <w:top w:val="single" w:sz="4" w:space="0" w:color="808080"/>
+              <w:left w:val="single" w:sz="4" w:space="0" w:color="808080"/>
+              <w:bottom w:val="single" w:sz="4" w:space="0" w:color="808080"/>
+              <w:right w:val="single" w:sz="4" w:space="0" w:color="808080"/>
+            </w:tcBorders>
+          </w:tcPr>
+          <w:p>
+            <w:pPr>
+              <w:spacing w:before="20" w:after="20"/>
+              <w:jc w:val="center"/>
+            </w:pPr>
+            <w:r>
+              <w:rPr>
+                <w:rFonts w:ascii="Calibri" w:hAnsi="Calibri"/>
+                <w:b w:val="0"/>
+                <w:i w:val="0"/>
+                <w:color w:val="000000"/>
+                <w:sz w:val="16"/>
+              </w:rPr>
+              <w:t>ad</w:t>
+            </w:r>
+          </w:p>
+        </w:tc>
+        <w:tc>
+          <w:tcPr>
+            <w:tcW w:type="dxa" w:w="1474"/>
+            <w:tcBorders>
+              <w:top w:val="single" w:sz="4" w:space="0" w:color="808080"/>
+              <w:left w:val="single" w:sz="4" w:space="0" w:color="808080"/>
+              <w:bottom w:val="single" w:sz="4" w:space="0" w:color="808080"/>
+              <w:right w:val="single" w:sz="4" w:space="0" w:color="808080"/>
+            </w:tcBorders>
+          </w:tcPr>
+          <w:p>
+            <w:pPr>
+              <w:spacing w:before="20" w:after="20"/>
+              <w:jc w:val="right"/>
+            </w:pPr>
+            <w:r>
+              <w:rPr>
+                <w:rFonts w:ascii="Calibri" w:hAnsi="Calibri"/>
+                <w:b w:val="0"/>
+                <w:i w:val="0"/>
+                <w:color w:val="000000"/>
+                <w:sz w:val="16"/>
+              </w:rPr>
+              <w:t>1,000</w:t>
+            </w:r>
+          </w:p>
+        </w:tc>
+        <w:tc>
+          <w:tcPr>
+            <w:tcW w:type="dxa" w:w="1474"/>
+            <w:tcBorders>
+              <w:top w:val="single" w:sz="4" w:space="0" w:color="808080"/>
+              <w:left w:val="single" w:sz="4" w:space="0" w:color="808080"/>
+              <w:bottom w:val="single" w:sz="4" w:space="0" w:color="808080"/>
+              <w:right w:val="single" w:sz="4" w:space="0" w:color="808080"/>
+            </w:tcBorders>
+          </w:tcPr>
+          <w:p>
+            <w:pPr>
+              <w:spacing w:before="20" w:after="20"/>
+              <w:jc w:val="right"/>
+            </w:pPr>
+            <w:r>
+              <w:rPr>
+                <w:rFonts w:ascii="Calibri" w:hAnsi="Calibri"/>
+                <w:b w:val="0"/>
+                <w:i w:val="0"/>
+                <w:color w:val="000000"/>
+                <w:sz w:val="16"/>
+              </w:rPr>
+              <w:t>0,0788</w:t>
+            </w:r>
+          </w:p>
+        </w:tc>
+        <w:tc>
+          <w:tcPr>
+            <w:tcW w:type="dxa" w:w="1474"/>
+            <w:tcBorders>
+              <w:top w:val="single" w:sz="4" w:space="0" w:color="808080"/>
+              <w:left w:val="single" w:sz="4" w:space="0" w:color="808080"/>
+              <w:bottom w:val="single" w:sz="4" w:space="0" w:color="808080"/>
+              <w:right w:val="single" w:sz="4" w:space="0" w:color="808080"/>
+            </w:tcBorders>
+          </w:tcPr>
+          <w:p>
+            <w:pPr>
+              <w:spacing w:before="20" w:after="20"/>
+              <w:jc w:val="right"/>
+            </w:pPr>
+            <w:r>
+              <w:rPr>
+                <w:rFonts w:ascii="Calibri" w:hAnsi="Calibri"/>
+                <w:b w:val="0"/>
+                <w:i w:val="0"/>
+                <w:color w:val="000000"/>
+                <w:sz w:val="16"/>
+              </w:rPr>
+              <w:t>0,0394</w:t>
+            </w:r>
+          </w:p>
+        </w:tc>
+      </w:tr>
+      <w:tr>
+        <w:tc>
+          <w:tcPr>
+            <w:tcW w:type="dxa" w:w="680"/>
+            <w:tcBorders>
+              <w:top w:val="single" w:sz="4" w:space="0" w:color="808080"/>
+              <w:left w:val="single" w:sz="4" w:space="0" w:color="808080"/>
+              <w:bottom w:val="single" w:sz="4" w:space="0" w:color="808080"/>
+              <w:right w:val="single" w:sz="4" w:space="0" w:color="808080"/>
+            </w:tcBorders>
+          </w:tcPr>
+          <w:p>
+            <w:pPr>
+              <w:spacing w:before="20" w:after="20"/>
+              <w:jc w:val="center"/>
+            </w:pPr>
+            <w:r>
+              <w:rPr>
+                <w:rFonts w:ascii="Calibri" w:hAnsi="Calibri"/>
+                <w:b w:val="0"/>
+                <w:i w:val="0"/>
+                <w:color w:val="000000"/>
+                <w:sz w:val="16"/>
+              </w:rPr>
+              <w:t>44</w:t>
+            </w:r>
+          </w:p>
+        </w:tc>
+        <w:tc>
+          <w:tcPr>
+            <w:tcW w:type="dxa" w:w="1361"/>
+            <w:tcBorders>
+              <w:top w:val="single" w:sz="4" w:space="0" w:color="808080"/>
+              <w:left w:val="single" w:sz="4" w:space="0" w:color="808080"/>
+              <w:bottom w:val="single" w:sz="4" w:space="0" w:color="808080"/>
+              <w:right w:val="single" w:sz="4" w:space="0" w:color="808080"/>
+            </w:tcBorders>
+          </w:tcPr>
+          <w:p>
+            <w:pPr>
+              <w:spacing w:before="20" w:after="20"/>
+              <w:jc w:val="center"/>
+            </w:pPr>
+            <w:r>
+              <w:rPr>
+                <w:rFonts w:ascii="Calibri" w:hAnsi="Calibri"/>
+                <w:b w:val="0"/>
+                <w:i w:val="0"/>
+                <w:color w:val="000000"/>
+                <w:sz w:val="16"/>
+              </w:rPr>
+              <w:t>35.190.1100</w:t>
+            </w:r>
+          </w:p>
+        </w:tc>
+        <w:tc>
+          <w:tcPr>
+            <w:tcW w:type="dxa" w:w="3175"/>
+            <w:tcBorders>
+              <w:top w:val="single" w:sz="4" w:space="0" w:color="808080"/>
+              <w:left w:val="single" w:sz="4" w:space="0" w:color="808080"/>
+              <w:bottom w:val="single" w:sz="4" w:space="0" w:color="808080"/>
+              <w:right w:val="single" w:sz="4" w:space="0" w:color="808080"/>
+            </w:tcBorders>
+          </w:tcPr>
+          <w:p>
+            <w:pPr>
+              <w:spacing w:before="20" w:after="20"/>
+              <w:jc w:val="left"/>
+            </w:pPr>
+            <w:r>
+              <w:rPr>
+                <w:rFonts w:ascii="Calibri" w:hAnsi="Calibri"/>
+                <w:b w:val="0"/>
+                <w:i w:val="0"/>
+                <w:color w:val="000000"/>
+                <w:sz w:val="16"/>
+              </w:rPr>
+              <w:t>Kablo tava sistemleri — 200x60x1,0 mm sıcak daldırma galvanizli perfore kablo tavası (malzeme) (%25 müteahhit kârı dahil)</w:t>
+            </w:r>
+          </w:p>
+        </w:tc>
+        <w:tc>
+          <w:tcPr>
+            <w:tcW w:type="dxa" w:w="794"/>
+            <w:tcBorders>
+              <w:top w:val="single" w:sz="4" w:space="0" w:color="808080"/>
+              <w:left w:val="single" w:sz="4" w:space="0" w:color="808080"/>
+              <w:bottom w:val="single" w:sz="4" w:space="0" w:color="808080"/>
+              <w:right w:val="single" w:sz="4" w:space="0" w:color="808080"/>
+            </w:tcBorders>
+          </w:tcPr>
+          <w:p>
+            <w:pPr>
+              <w:spacing w:before="20" w:after="20"/>
+              <w:jc w:val="center"/>
+            </w:pPr>
+            <w:r>
+              <w:rPr>
+                <w:rFonts w:ascii="Calibri" w:hAnsi="Calibri"/>
+                <w:b w:val="0"/>
+                <w:i w:val="0"/>
+                <w:color w:val="000000"/>
+                <w:sz w:val="16"/>
+              </w:rPr>
+              <w:t>kg</w:t>
+            </w:r>
+          </w:p>
+        </w:tc>
+        <w:tc>
+          <w:tcPr>
+            <w:tcW w:type="dxa" w:w="1474"/>
+            <w:tcBorders>
+              <w:top w:val="single" w:sz="4" w:space="0" w:color="808080"/>
+              <w:left w:val="single" w:sz="4" w:space="0" w:color="808080"/>
+              <w:bottom w:val="single" w:sz="4" w:space="0" w:color="808080"/>
+              <w:right w:val="single" w:sz="4" w:space="0" w:color="808080"/>
+            </w:tcBorders>
+          </w:tcPr>
+          <w:p>
+            <w:pPr>
+              <w:spacing w:before="20" w:after="20"/>
+              <w:jc w:val="right"/>
+            </w:pPr>
+            <w:r>
+              <w:rPr>
+                <w:rFonts w:ascii="Calibri" w:hAnsi="Calibri"/>
+                <w:b w:val="0"/>
+                <w:i w:val="0"/>
+                <w:color w:val="000000"/>
+                <w:sz w:val="16"/>
+              </w:rPr>
+              <w:t>502,000</w:t>
+            </w:r>
+          </w:p>
+        </w:tc>
+        <w:tc>
+          <w:tcPr>
+            <w:tcW w:type="dxa" w:w="1474"/>
+            <w:tcBorders>
+              <w:top w:val="single" w:sz="4" w:space="0" w:color="808080"/>
+              <w:left w:val="single" w:sz="4" w:space="0" w:color="808080"/>
+              <w:bottom w:val="single" w:sz="4" w:space="0" w:color="808080"/>
+              <w:right w:val="single" w:sz="4" w:space="0" w:color="808080"/>
+            </w:tcBorders>
+          </w:tcPr>
+          <w:p>
+            <w:pPr>
+              <w:spacing w:before="20" w:after="20"/>
+              <w:jc w:val="right"/>
+            </w:pPr>
+            <w:r>
+              <w:rPr>
+                <w:rFonts w:ascii="Calibri" w:hAnsi="Calibri"/>
+                <w:b w:val="0"/>
+                <w:i w:val="0"/>
+                <w:color w:val="000000"/>
+                <w:sz w:val="16"/>
+              </w:rPr>
+              <w:t>1,2710</w:t>
+            </w:r>
+          </w:p>
+        </w:tc>
+        <w:tc>
+          <w:tcPr>
+            <w:tcW w:type="dxa" w:w="1474"/>
+            <w:tcBorders>
+              <w:top w:val="single" w:sz="4" w:space="0" w:color="808080"/>
+              <w:left w:val="single" w:sz="4" w:space="0" w:color="808080"/>
+              <w:bottom w:val="single" w:sz="4" w:space="0" w:color="808080"/>
+              <w:right w:val="single" w:sz="4" w:space="0" w:color="808080"/>
+            </w:tcBorders>
+          </w:tcPr>
+          <w:p>
+            <w:pPr>
+              <w:spacing w:before="20" w:after="20"/>
+              <w:jc w:val="right"/>
+            </w:pPr>
+            <w:r>
+              <w:rPr>
+                <w:rFonts w:ascii="Calibri" w:hAnsi="Calibri"/>
+                <w:b w:val="0"/>
+                <w:i w:val="0"/>
+                <w:color w:val="000000"/>
+                <w:sz w:val="16"/>
+              </w:rPr>
+              <w:t>0,6355</w:t>
+            </w:r>
+          </w:p>
+        </w:tc>
+      </w:tr>
+      <w:tr>
+        <w:tc>
+          <w:tcPr>
+            <w:tcW w:type="dxa" w:w="680"/>
+            <w:tcBorders>
+              <w:top w:val="single" w:sz="4" w:space="0" w:color="808080"/>
+              <w:left w:val="single" w:sz="4" w:space="0" w:color="808080"/>
+              <w:bottom w:val="single" w:sz="4" w:space="0" w:color="808080"/>
+              <w:right w:val="single" w:sz="4" w:space="0" w:color="808080"/>
+            </w:tcBorders>
+          </w:tcPr>
+          <w:p>
+            <w:pPr>
+              <w:spacing w:before="20" w:after="20"/>
+              <w:jc w:val="center"/>
+            </w:pPr>
+            <w:r>
+              <w:rPr>
+                <w:rFonts w:ascii="Calibri" w:hAnsi="Calibri"/>
+                <w:b w:val="0"/>
+                <w:i w:val="0"/>
+                <w:color w:val="000000"/>
+                <w:sz w:val="16"/>
+              </w:rPr>
+              <w:t>45</w:t>
+            </w:r>
+          </w:p>
+        </w:tc>
+        <w:tc>
+          <w:tcPr>
+            <w:tcW w:type="dxa" w:w="1361"/>
+            <w:tcBorders>
+              <w:top w:val="single" w:sz="4" w:space="0" w:color="808080"/>
+              <w:left w:val="single" w:sz="4" w:space="0" w:color="808080"/>
+              <w:bottom w:val="single" w:sz="4" w:space="0" w:color="808080"/>
+              <w:right w:val="single" w:sz="4" w:space="0" w:color="808080"/>
+            </w:tcBorders>
+          </w:tcPr>
+          <w:p>
+            <w:pPr>
+              <w:spacing w:before="20" w:after="20"/>
+              <w:jc w:val="center"/>
+            </w:pPr>
+            <w:r>
+              <w:rPr>
+                <w:rFonts w:ascii="Calibri" w:hAnsi="Calibri"/>
+                <w:b w:val="0"/>
+                <w:i w:val="0"/>
+                <w:color w:val="000000"/>
+                <w:sz w:val="16"/>
+              </w:rPr>
+              <w:t>35.190.1100 (montaj)</w:t>
+            </w:r>
+          </w:p>
+        </w:tc>
+        <w:tc>
+          <w:tcPr>
+            <w:tcW w:type="dxa" w:w="3175"/>
+            <w:tcBorders>
+              <w:top w:val="single" w:sz="4" w:space="0" w:color="808080"/>
+              <w:left w:val="single" w:sz="4" w:space="0" w:color="808080"/>
+              <w:bottom w:val="single" w:sz="4" w:space="0" w:color="808080"/>
+              <w:right w:val="single" w:sz="4" w:space="0" w:color="808080"/>
+            </w:tcBorders>
+          </w:tcPr>
+          <w:p>
+            <w:pPr>
+              <w:spacing w:before="20" w:after="20"/>
+              <w:jc w:val="left"/>
+            </w:pPr>
+            <w:r>
+              <w:rPr>
+                <w:rFonts w:ascii="Calibri" w:hAnsi="Calibri"/>
+                <w:b w:val="0"/>
+                <w:i w:val="0"/>
+                <w:color w:val="000000"/>
+                <w:sz w:val="16"/>
+              </w:rPr>
+              <w:t>Kablo tava sistemlerinin montajı — askı ve konsollarla tavana veya duvara tespiti; ek parça, konsol, askı tiji, vida ve somun bedelleri dâhildir, ayrıca ödenmez</w:t>
+            </w:r>
+          </w:p>
+        </w:tc>
+        <w:tc>
+          <w:tcPr>
+            <w:tcW w:type="dxa" w:w="794"/>
+            <w:tcBorders>
+              <w:top w:val="single" w:sz="4" w:space="0" w:color="808080"/>
+              <w:left w:val="single" w:sz="4" w:space="0" w:color="808080"/>
+              <w:bottom w:val="single" w:sz="4" w:space="0" w:color="808080"/>
+              <w:right w:val="single" w:sz="4" w:space="0" w:color="808080"/>
+            </w:tcBorders>
+          </w:tcPr>
+          <w:p>
+            <w:pPr>
+              <w:spacing w:before="20" w:after="20"/>
+              <w:jc w:val="center"/>
+            </w:pPr>
+            <w:r>
+              <w:rPr>
+                <w:rFonts w:ascii="Calibri" w:hAnsi="Calibri"/>
+                <w:b w:val="0"/>
+                <w:i w:val="0"/>
+                <w:color w:val="000000"/>
+                <w:sz w:val="16"/>
+              </w:rPr>
+              <w:t>kg</w:t>
+            </w:r>
+          </w:p>
+        </w:tc>
+        <w:tc>
+          <w:tcPr>
+            <w:tcW w:type="dxa" w:w="1474"/>
+            <w:tcBorders>
+              <w:top w:val="single" w:sz="4" w:space="0" w:color="808080"/>
+              <w:left w:val="single" w:sz="4" w:space="0" w:color="808080"/>
+              <w:bottom w:val="single" w:sz="4" w:space="0" w:color="808080"/>
+              <w:right w:val="single" w:sz="4" w:space="0" w:color="808080"/>
+            </w:tcBorders>
+          </w:tcPr>
+          <w:p>
+            <w:pPr>
+              <w:spacing w:before="20" w:after="20"/>
+              <w:jc w:val="right"/>
+            </w:pPr>
+            <w:r>
+              <w:rPr>
+                <w:rFonts w:ascii="Calibri" w:hAnsi="Calibri"/>
+                <w:b w:val="0"/>
+                <w:i w:val="0"/>
+                <w:color w:val="000000"/>
+                <w:sz w:val="16"/>
+              </w:rPr>
+              <w:t>502,000</w:t>
+            </w:r>
+          </w:p>
+        </w:tc>
+        <w:tc>
+          <w:tcPr>
+            <w:tcW w:type="dxa" w:w="1474"/>
+            <w:tcBorders>
+              <w:top w:val="single" w:sz="4" w:space="0" w:color="808080"/>
+              <w:left w:val="single" w:sz="4" w:space="0" w:color="808080"/>
+              <w:bottom w:val="single" w:sz="4" w:space="0" w:color="808080"/>
+              <w:right w:val="single" w:sz="4" w:space="0" w:color="808080"/>
+            </w:tcBorders>
+          </w:tcPr>
+          <w:p>
+            <w:pPr>
+              <w:spacing w:before="20" w:after="20"/>
+              <w:jc w:val="right"/>
+            </w:pPr>
+            <w:r>
+              <w:rPr>
+                <w:rFonts w:ascii="Calibri" w:hAnsi="Calibri"/>
+                <w:b w:val="0"/>
+                <w:i w:val="0"/>
+                <w:color w:val="000000"/>
+                <w:sz w:val="16"/>
+              </w:rPr>
+              <w:t>0,2468</w:t>
+            </w:r>
+          </w:p>
+        </w:tc>
+        <w:tc>
+          <w:tcPr>
+            <w:tcW w:type="dxa" w:w="1474"/>
+            <w:tcBorders>
+              <w:top w:val="single" w:sz="4" w:space="0" w:color="808080"/>
+              <w:left w:val="single" w:sz="4" w:space="0" w:color="808080"/>
+              <w:bottom w:val="single" w:sz="4" w:space="0" w:color="808080"/>
+              <w:right w:val="single" w:sz="4" w:space="0" w:color="808080"/>
+            </w:tcBorders>
+          </w:tcPr>
+          <w:p>
+            <w:pPr>
+              <w:spacing w:before="20" w:after="20"/>
+              <w:jc w:val="right"/>
+            </w:pPr>
+            <w:r>
+              <w:rPr>
+                <w:rFonts w:ascii="Calibri" w:hAnsi="Calibri"/>
+                <w:b w:val="0"/>
+                <w:i w:val="0"/>
+                <w:color w:val="000000"/>
+                <w:sz w:val="16"/>
+              </w:rPr>
+              <w:t>0,1234</w:t>
+            </w:r>
+          </w:p>
+        </w:tc>
+      </w:tr>
+      <w:tr>
+        <w:tc>
+          <w:tcPr>
+            <w:tcW w:type="dxa" w:w="680"/>
+            <w:tcBorders>
+              <w:top w:val="single" w:sz="4" w:space="0" w:color="808080"/>
+              <w:left w:val="single" w:sz="4" w:space="0" w:color="808080"/>
+              <w:bottom w:val="single" w:sz="4" w:space="0" w:color="808080"/>
+              <w:right w:val="single" w:sz="4" w:space="0" w:color="808080"/>
+            </w:tcBorders>
+          </w:tcPr>
+          <w:p>
+            <w:pPr>
+              <w:spacing w:before="20" w:after="20"/>
+              <w:jc w:val="center"/>
+            </w:pPr>
+            <w:r>
+              <w:rPr>
+                <w:rFonts w:ascii="Calibri" w:hAnsi="Calibri"/>
+                <w:b w:val="0"/>
+                <w:i w:val="0"/>
+                <w:color w:val="000000"/>
+                <w:sz w:val="16"/>
+              </w:rPr>
+              <w:t>46</w:t>
+            </w:r>
+          </w:p>
+        </w:tc>
+        <w:tc>
+          <w:tcPr>
+            <w:tcW w:type="dxa" w:w="1361"/>
+            <w:tcBorders>
+              <w:top w:val="single" w:sz="4" w:space="0" w:color="808080"/>
+              <w:left w:val="single" w:sz="4" w:space="0" w:color="808080"/>
+              <w:bottom w:val="single" w:sz="4" w:space="0" w:color="808080"/>
+              <w:right w:val="single" w:sz="4" w:space="0" w:color="808080"/>
+            </w:tcBorders>
+          </w:tcPr>
+          <w:p>
+            <w:pPr>
+              <w:spacing w:before="20" w:after="20"/>
+              <w:jc w:val="center"/>
+            </w:pPr>
+            <w:r>
+              <w:rPr>
+                <w:rFonts w:ascii="Calibri" w:hAnsi="Calibri"/>
+                <w:b w:val="0"/>
+                <w:i w:val="0"/>
+                <w:color w:val="000000"/>
+                <w:sz w:val="16"/>
+              </w:rPr>
+              <w:t>35.190.1101</w:t>
+            </w:r>
+          </w:p>
+        </w:tc>
+        <w:tc>
+          <w:tcPr>
+            <w:tcW w:type="dxa" w:w="3175"/>
+            <w:tcBorders>
+              <w:top w:val="single" w:sz="4" w:space="0" w:color="808080"/>
+              <w:left w:val="single" w:sz="4" w:space="0" w:color="808080"/>
+              <w:bottom w:val="single" w:sz="4" w:space="0" w:color="808080"/>
+              <w:right w:val="single" w:sz="4" w:space="0" w:color="808080"/>
+            </w:tcBorders>
+          </w:tcPr>
+          <w:p>
+            <w:pPr>
+              <w:spacing w:before="20" w:after="20"/>
+              <w:jc w:val="left"/>
+            </w:pPr>
+            <w:r>
+              <w:rPr>
+                <w:rFonts w:ascii="Calibri" w:hAnsi="Calibri"/>
+                <w:b w:val="0"/>
+                <w:i w:val="0"/>
+                <w:color w:val="000000"/>
+                <w:sz w:val="16"/>
+              </w:rPr>
+              <w:t>Kablo tava sistemleri kapak sacı — 35.190.1100 pozuna uygun özellikte, 1,0 mm sıcak daldırma galvanizli (malzeme) (%25 müteahhit kârı dahil)</w:t>
+            </w:r>
+          </w:p>
+        </w:tc>
+        <w:tc>
+          <w:tcPr>
+            <w:tcW w:type="dxa" w:w="794"/>
+            <w:tcBorders>
+              <w:top w:val="single" w:sz="4" w:space="0" w:color="808080"/>
+              <w:left w:val="single" w:sz="4" w:space="0" w:color="808080"/>
+              <w:bottom w:val="single" w:sz="4" w:space="0" w:color="808080"/>
+              <w:right w:val="single" w:sz="4" w:space="0" w:color="808080"/>
+            </w:tcBorders>
+          </w:tcPr>
+          <w:p>
+            <w:pPr>
+              <w:spacing w:before="20" w:after="20"/>
+              <w:jc w:val="center"/>
+            </w:pPr>
+            <w:r>
+              <w:rPr>
+                <w:rFonts w:ascii="Calibri" w:hAnsi="Calibri"/>
+                <w:b w:val="0"/>
+                <w:i w:val="0"/>
+                <w:color w:val="000000"/>
+                <w:sz w:val="16"/>
+              </w:rPr>
+              <w:t>kg</w:t>
+            </w:r>
+          </w:p>
+        </w:tc>
+        <w:tc>
+          <w:tcPr>
+            <w:tcW w:type="dxa" w:w="1474"/>
+            <w:tcBorders>
+              <w:top w:val="single" w:sz="4" w:space="0" w:color="808080"/>
+              <w:left w:val="single" w:sz="4" w:space="0" w:color="808080"/>
+              <w:bottom w:val="single" w:sz="4" w:space="0" w:color="808080"/>
+              <w:right w:val="single" w:sz="4" w:space="0" w:color="808080"/>
+            </w:tcBorders>
+          </w:tcPr>
+          <w:p>
+            <w:pPr>
+              <w:spacing w:before="20" w:after="20"/>
+              <w:jc w:val="right"/>
+            </w:pPr>
+            <w:r>
+              <w:rPr>
+                <w:rFonts w:ascii="Calibri" w:hAnsi="Calibri"/>
+                <w:b w:val="0"/>
+                <w:i w:val="0"/>
+                <w:color w:val="000000"/>
+                <w:sz w:val="16"/>
+              </w:rPr>
+              <w:t>361,200</w:t>
+            </w:r>
+          </w:p>
+        </w:tc>
+        <w:tc>
+          <w:tcPr>
+            <w:tcW w:type="dxa" w:w="1474"/>
+            <w:tcBorders>
+              <w:top w:val="single" w:sz="4" w:space="0" w:color="808080"/>
+              <w:left w:val="single" w:sz="4" w:space="0" w:color="808080"/>
+              <w:bottom w:val="single" w:sz="4" w:space="0" w:color="808080"/>
+              <w:right w:val="single" w:sz="4" w:space="0" w:color="808080"/>
+            </w:tcBorders>
+          </w:tcPr>
+          <w:p>
+            <w:pPr>
+              <w:spacing w:before="20" w:after="20"/>
+              <w:jc w:val="right"/>
+            </w:pPr>
+            <w:r>
+              <w:rPr>
+                <w:rFonts w:ascii="Calibri" w:hAnsi="Calibri"/>
+                <w:b w:val="0"/>
+                <w:i w:val="0"/>
+                <w:color w:val="000000"/>
+                <w:sz w:val="16"/>
+              </w:rPr>
+              <w:t>0,7446</w:t>
+            </w:r>
+          </w:p>
+        </w:tc>
+        <w:tc>
+          <w:tcPr>
+            <w:tcW w:type="dxa" w:w="1474"/>
+            <w:tcBorders>
+              <w:top w:val="single" w:sz="4" w:space="0" w:color="808080"/>
+              <w:left w:val="single" w:sz="4" w:space="0" w:color="808080"/>
+              <w:bottom w:val="single" w:sz="4" w:space="0" w:color="808080"/>
+              <w:right w:val="single" w:sz="4" w:space="0" w:color="808080"/>
+            </w:tcBorders>
+          </w:tcPr>
+          <w:p>
+            <w:pPr>
+              <w:spacing w:before="20" w:after="20"/>
+              <w:jc w:val="right"/>
+            </w:pPr>
+            <w:r>
+              <w:rPr>
+                <w:rFonts w:ascii="Calibri" w:hAnsi="Calibri"/>
+                <w:b w:val="0"/>
+                <w:i w:val="0"/>
+                <w:color w:val="000000"/>
+                <w:sz w:val="16"/>
+              </w:rPr>
+              <w:t>0,3723</w:t>
+            </w:r>
+          </w:p>
+        </w:tc>
+      </w:tr>
+      <w:tr>
+        <w:tc>
+          <w:tcPr>
+            <w:tcW w:type="dxa" w:w="680"/>
+            <w:tcBorders>
+              <w:top w:val="single" w:sz="4" w:space="0" w:color="808080"/>
+              <w:left w:val="single" w:sz="4" w:space="0" w:color="808080"/>
+              <w:bottom w:val="single" w:sz="4" w:space="0" w:color="808080"/>
+              <w:right w:val="single" w:sz="4" w:space="0" w:color="808080"/>
+            </w:tcBorders>
+          </w:tcPr>
+          <w:p>
+            <w:pPr>
+              <w:spacing w:before="20" w:after="20"/>
+              <w:jc w:val="center"/>
+            </w:pPr>
+            <w:r>
+              <w:rPr>
+                <w:rFonts w:ascii="Calibri" w:hAnsi="Calibri"/>
+                <w:b w:val="0"/>
+                <w:i w:val="0"/>
+                <w:color w:val="000000"/>
+                <w:sz w:val="16"/>
+              </w:rPr>
+              <w:t>47</w:t>
+            </w:r>
+          </w:p>
+        </w:tc>
+        <w:tc>
+          <w:tcPr>
+            <w:tcW w:type="dxa" w:w="1361"/>
+            <w:tcBorders>
+              <w:top w:val="single" w:sz="4" w:space="0" w:color="808080"/>
+              <w:left w:val="single" w:sz="4" w:space="0" w:color="808080"/>
+              <w:bottom w:val="single" w:sz="4" w:space="0" w:color="808080"/>
+              <w:right w:val="single" w:sz="4" w:space="0" w:color="808080"/>
+            </w:tcBorders>
+          </w:tcPr>
+          <w:p>
+            <w:pPr>
+              <w:spacing w:before="20" w:after="20"/>
+              <w:jc w:val="center"/>
+            </w:pPr>
+            <w:r>
+              <w:rPr>
+                <w:rFonts w:ascii="Calibri" w:hAnsi="Calibri"/>
+                <w:b w:val="0"/>
+                <w:i w:val="0"/>
+                <w:color w:val="000000"/>
+                <w:sz w:val="16"/>
+              </w:rPr>
+              <w:t>35.190.1101 (montaj)</w:t>
+            </w:r>
+          </w:p>
+        </w:tc>
+        <w:tc>
+          <w:tcPr>
+            <w:tcW w:type="dxa" w:w="3175"/>
+            <w:tcBorders>
+              <w:top w:val="single" w:sz="4" w:space="0" w:color="808080"/>
+              <w:left w:val="single" w:sz="4" w:space="0" w:color="808080"/>
+              <w:bottom w:val="single" w:sz="4" w:space="0" w:color="808080"/>
+              <w:right w:val="single" w:sz="4" w:space="0" w:color="808080"/>
+            </w:tcBorders>
+          </w:tcPr>
+          <w:p>
+            <w:pPr>
+              <w:spacing w:before="20" w:after="20"/>
+              <w:jc w:val="left"/>
+            </w:pPr>
+            <w:r>
+              <w:rPr>
+                <w:rFonts w:ascii="Calibri" w:hAnsi="Calibri"/>
+                <w:b w:val="0"/>
+                <w:i w:val="0"/>
+                <w:color w:val="000000"/>
+                <w:sz w:val="16"/>
+              </w:rPr>
+              <w:t>Kablo tava sistemleri kapak sacının montajı — onaylı projesinde belirtilen kanalların kapatılması; her türlü işçilik ve malzeme dâhil, işler hâlde teslim</w:t>
+            </w:r>
+          </w:p>
+        </w:tc>
+        <w:tc>
+          <w:tcPr>
+            <w:tcW w:type="dxa" w:w="794"/>
+            <w:tcBorders>
+              <w:top w:val="single" w:sz="4" w:space="0" w:color="808080"/>
+              <w:left w:val="single" w:sz="4" w:space="0" w:color="808080"/>
+              <w:bottom w:val="single" w:sz="4" w:space="0" w:color="808080"/>
+              <w:right w:val="single" w:sz="4" w:space="0" w:color="808080"/>
+            </w:tcBorders>
+          </w:tcPr>
+          <w:p>
+            <w:pPr>
+              <w:spacing w:before="20" w:after="20"/>
+              <w:jc w:val="center"/>
+            </w:pPr>
+            <w:r>
+              <w:rPr>
+                <w:rFonts w:ascii="Calibri" w:hAnsi="Calibri"/>
+                <w:b w:val="0"/>
+                <w:i w:val="0"/>
+                <w:color w:val="000000"/>
+                <w:sz w:val="16"/>
+              </w:rPr>
+              <w:t>kg</w:t>
+            </w:r>
+          </w:p>
+        </w:tc>
+        <w:tc>
+          <w:tcPr>
+            <w:tcW w:type="dxa" w:w="1474"/>
+            <w:tcBorders>
+              <w:top w:val="single" w:sz="4" w:space="0" w:color="808080"/>
+              <w:left w:val="single" w:sz="4" w:space="0" w:color="808080"/>
+              <w:bottom w:val="single" w:sz="4" w:space="0" w:color="808080"/>
+              <w:right w:val="single" w:sz="4" w:space="0" w:color="808080"/>
+            </w:tcBorders>
+          </w:tcPr>
+          <w:p>
+            <w:pPr>
+              <w:spacing w:before="20" w:after="20"/>
+              <w:jc w:val="right"/>
+            </w:pPr>
+            <w:r>
+              <w:rPr>
+                <w:rFonts w:ascii="Calibri" w:hAnsi="Calibri"/>
+                <w:b w:val="0"/>
+                <w:i w:val="0"/>
+                <w:color w:val="000000"/>
+                <w:sz w:val="16"/>
+              </w:rPr>
+              <w:t>361,200</w:t>
+            </w:r>
+          </w:p>
+        </w:tc>
+        <w:tc>
+          <w:tcPr>
+            <w:tcW w:type="dxa" w:w="1474"/>
+            <w:tcBorders>
+              <w:top w:val="single" w:sz="4" w:space="0" w:color="808080"/>
+              <w:left w:val="single" w:sz="4" w:space="0" w:color="808080"/>
+              <w:bottom w:val="single" w:sz="4" w:space="0" w:color="808080"/>
+              <w:right w:val="single" w:sz="4" w:space="0" w:color="808080"/>
+            </w:tcBorders>
+          </w:tcPr>
+          <w:p>
+            <w:pPr>
+              <w:spacing w:before="20" w:after="20"/>
+              <w:jc w:val="right"/>
+            </w:pPr>
+            <w:r>
+              <w:rPr>
+                <w:rFonts w:ascii="Calibri" w:hAnsi="Calibri"/>
+                <w:b w:val="0"/>
+                <w:i w:val="0"/>
+                <w:color w:val="000000"/>
+                <w:sz w:val="16"/>
+              </w:rPr>
+              <w:t>0,0977</w:t>
+            </w:r>
+          </w:p>
+        </w:tc>
+        <w:tc>
+          <w:tcPr>
+            <w:tcW w:type="dxa" w:w="1474"/>
+            <w:tcBorders>
+              <w:top w:val="single" w:sz="4" w:space="0" w:color="808080"/>
+              <w:left w:val="single" w:sz="4" w:space="0" w:color="808080"/>
+              <w:bottom w:val="single" w:sz="4" w:space="0" w:color="808080"/>
+              <w:right w:val="single" w:sz="4" w:space="0" w:color="808080"/>
+            </w:tcBorders>
+          </w:tcPr>
+          <w:p>
+            <w:pPr>
+              <w:spacing w:before="20" w:after="20"/>
+              <w:jc w:val="right"/>
+            </w:pPr>
+            <w:r>
+              <w:rPr>
+                <w:rFonts w:ascii="Calibri" w:hAnsi="Calibri"/>
+                <w:b w:val="0"/>
+                <w:i w:val="0"/>
+                <w:color w:val="000000"/>
+                <w:sz w:val="16"/>
+              </w:rPr>
+              <w:t>0,0488</w:t>
+            </w:r>
+          </w:p>
+        </w:tc>
+      </w:tr>
+      <w:tr>
+        <w:tc>
+          <w:tcPr>
+            <w:tcW w:type="dxa" w:w="680"/>
+            <w:tcBorders>
+              <w:top w:val="single" w:sz="4" w:space="0" w:color="808080"/>
+              <w:left w:val="single" w:sz="4" w:space="0" w:color="808080"/>
+              <w:bottom w:val="single" w:sz="4" w:space="0" w:color="808080"/>
+              <w:right w:val="single" w:sz="4" w:space="0" w:color="808080"/>
+            </w:tcBorders>
+          </w:tcPr>
+          <w:p>
+            <w:pPr>
+              <w:spacing w:before="20" w:after="20"/>
+              <w:jc w:val="center"/>
+            </w:pPr>
+            <w:r>
+              <w:rPr>
+                <w:rFonts w:ascii="Calibri" w:hAnsi="Calibri"/>
+                <w:b w:val="0"/>
+                <w:i w:val="0"/>
+                <w:color w:val="000000"/>
+                <w:sz w:val="16"/>
+              </w:rPr>
+              <w:t>48</w:t>
+            </w:r>
+          </w:p>
+        </w:tc>
+        <w:tc>
+          <w:tcPr>
+            <w:tcW w:type="dxa" w:w="1361"/>
+            <w:tcBorders>
+              <w:top w:val="single" w:sz="4" w:space="0" w:color="808080"/>
+              <w:left w:val="single" w:sz="4" w:space="0" w:color="808080"/>
+              <w:bottom w:val="single" w:sz="4" w:space="0" w:color="808080"/>
+              <w:right w:val="single" w:sz="4" w:space="0" w:color="808080"/>
+            </w:tcBorders>
+          </w:tcPr>
+          <w:p>
+            <w:pPr>
+              <w:spacing w:before="20" w:after="20"/>
+              <w:jc w:val="center"/>
+            </w:pPr>
+            <w:r>
+              <w:rPr>
+                <w:rFonts w:ascii="Calibri" w:hAnsi="Calibri"/>
+                <w:b w:val="0"/>
+                <w:i w:val="0"/>
+                <w:color w:val="000000"/>
+                <w:sz w:val="16"/>
+              </w:rPr>
+              <w:t>35.190.1304</w:t>
+            </w:r>
+          </w:p>
+        </w:tc>
+        <w:tc>
+          <w:tcPr>
+            <w:tcW w:type="dxa" w:w="3175"/>
+            <w:tcBorders>
+              <w:top w:val="single" w:sz="4" w:space="0" w:color="808080"/>
+              <w:left w:val="single" w:sz="4" w:space="0" w:color="808080"/>
+              <w:bottom w:val="single" w:sz="4" w:space="0" w:color="808080"/>
+              <w:right w:val="single" w:sz="4" w:space="0" w:color="808080"/>
+            </w:tcBorders>
+          </w:tcPr>
+          <w:p>
+            <w:pPr>
+              <w:spacing w:before="20" w:after="20"/>
+              <w:jc w:val="left"/>
+            </w:pPr>
+            <w:r>
+              <w:rPr>
+                <w:rFonts w:ascii="Calibri" w:hAnsi="Calibri"/>
+                <w:b w:val="0"/>
+                <w:i w:val="0"/>
+                <w:color w:val="000000"/>
+                <w:sz w:val="16"/>
+              </w:rPr>
               <w:t>Sıva üstü PVC kablo kanalı — en az 100 x 35 mm, üç bölmeli (%25 müteahhit kârı dahil)</w:t>
             </w:r>
           </w:p>
@@ -9267,7 +10222,7 @@
                 <w:color w:val="000000"/>
                 <w:sz w:val="16"/>
               </w:rPr>
-              <w:t>0,3638</w:t>
+              <w:t>0,3643</w:t>
             </w:r>
           </w:p>
         </w:tc>
@@ -9294,7 +10249,7 @@
                 <w:color w:val="000000"/>
                 <w:sz w:val="16"/>
               </w:rPr>
-              <w:t>0,1819</w:t>
+              <w:t>0,1821</w:t>
             </w:r>
           </w:p>
         </w:tc>
@@ -9965,7 +10920,7 @@
                 <w:color w:val="000000"/>
                 <w:sz w:val="16"/>
               </w:rPr>
-              <w:t>1,1184</w:t>
+              <w:t>1,1199</w:t>
             </w:r>
           </w:p>
         </w:tc>
@@ -9992,7 +10947,7 @@
                 <w:color w:val="000000"/>
                 <w:sz w:val="16"/>
               </w:rPr>
-              <w:t>0,5592</w:t>
+              <w:t>0,5600</w:t>
             </w:r>
           </w:p>
         </w:tc>
@@ -10156,7 +11111,7 @@
                 <w:color w:val="000000"/>
                 <w:sz w:val="16"/>
               </w:rPr>
-              <w:t>1,0960</w:t>
+              <w:t>1,0975</w:t>
             </w:r>
           </w:p>
         </w:tc>
@@ -10183,7 +11138,7 @@
                 <w:color w:val="000000"/>
                 <w:sz w:val="16"/>
               </w:rPr>
-              <w:t>0,5480</w:t>
+              <w:t>0,5487</w:t>
             </w:r>
           </w:p>
         </w:tc>
@@ -10347,7 +11302,7 @@
                 <w:color w:val="000000"/>
                 <w:sz w:val="16"/>
               </w:rPr>
-              <w:t>10,4474</w:t>
+              <w:t>10,4616</w:t>
             </w:r>
           </w:p>
         </w:tc>
@@ -10374,7 +11329,7 @@
                 <w:color w:val="000000"/>
                 <w:sz w:val="16"/>
               </w:rPr>
-              <w:t>5,2237</w:t>
+              <w:t>5,2308</w:t>
             </w:r>
           </w:p>
         </w:tc>
@@ -10538,7 +11493,7 @@
                 <w:color w:val="000000"/>
                 <w:sz w:val="16"/>
               </w:rPr>
-              <w:t>6,0373</w:t>
+              <w:t>6,0456</w:t>
             </w:r>
           </w:p>
         </w:tc>
@@ -10565,7 +11520,7 @@
                 <w:color w:val="000000"/>
                 <w:sz w:val="16"/>
               </w:rPr>
-              <w:t>3,0187</w:t>
+              <w:t>3,0228</w:t>
             </w:r>
           </w:p>
         </w:tc>
@@ -10729,7 +11684,7 @@
                 <w:color w:val="000000"/>
                 <w:sz w:val="16"/>
               </w:rPr>
-              <w:t>2,0594</w:t>
+              <w:t>2,0622</w:t>
             </w:r>
           </w:p>
         </w:tc>
@@ -10756,7 +11711,7 @@
                 <w:color w:val="000000"/>
                 <w:sz w:val="16"/>
               </w:rPr>
-              <w:t>1,0297</w:t>
+              <w:t>1,0311</w:t>
             </w:r>
           </w:p>
         </w:tc>
@@ -10920,7 +11875,7 @@
                 <w:color w:val="000000"/>
                 <w:sz w:val="16"/>
               </w:rPr>
-              <w:t>3,4681</w:t>
+              <w:t>3,4728</w:t>
             </w:r>
           </w:p>
         </w:tc>
@@ -10947,7 +11902,7 @@
                 <w:color w:val="000000"/>
                 <w:sz w:val="16"/>
               </w:rPr>
-              <w:t>1,7340</w:t>
+              <w:t>1,7364</w:t>
             </w:r>
           </w:p>
         </w:tc>
@@ -11111,7 +12066,7 @@
                 <w:color w:val="000000"/>
                 <w:sz w:val="16"/>
               </w:rPr>
-              <w:t>1,7038</w:t>
+              <w:t>1,7062</w:t>
             </w:r>
           </w:p>
         </w:tc>
@@ -11138,7 +12093,7 @@
                 <w:color w:val="000000"/>
                 <w:sz w:val="16"/>
               </w:rPr>
-              <w:t>0,8519</w:t>
+              <w:t>0,8531</w:t>
             </w:r>
           </w:p>
         </w:tc>
@@ -11302,7 +12257,7 @@
                 <w:color w:val="000000"/>
                 <w:sz w:val="16"/>
               </w:rPr>
-              <w:t>40,3176</w:t>
+              <w:t>40,3725</w:t>
             </w:r>
           </w:p>
         </w:tc>
@@ -11329,7 +12284,7 @@
                 <w:color w:val="000000"/>
                 <w:sz w:val="16"/>
               </w:rPr>
-              <w:t>20,1588</w:t>
+              <w:t>20,1862</w:t>
             </w:r>
           </w:p>
         </w:tc>
@@ -11493,7 +12448,7 @@
                 <w:color w:val="000000"/>
                 <w:sz w:val="16"/>
               </w:rPr>
-              <w:t>1,2619</w:t>
+              <w:t>1,2636</w:t>
             </w:r>
           </w:p>
         </w:tc>
@@ -11520,7 +12475,7 @@
                 <w:color w:val="000000"/>
                 <w:sz w:val="16"/>
               </w:rPr>
-              <w:t>0,6310</w:t>
+              <w:t>0,6318</w:t>
             </w:r>
           </w:p>
         </w:tc>
@@ -11684,7 +12639,7 @@
                 <w:color w:val="000000"/>
                 <w:sz w:val="16"/>
               </w:rPr>
-              <w:t>5,9842</w:t>
+              <w:t>5,9924</w:t>
             </w:r>
           </w:p>
         </w:tc>
@@ -11711,7 +12666,7 @@
                 <w:color w:val="000000"/>
                 <w:sz w:val="16"/>
               </w:rPr>
-              <w:t>2,9921</w:t>
+              <w:t>2,9962</w:t>
             </w:r>
           </w:p>
         </w:tc>
@@ -11875,7 +12830,7 @@
                 <w:color w:val="000000"/>
                 <w:sz w:val="16"/>
               </w:rPr>
-              <w:t>1,1235</w:t>
+              <w:t>1,1250</w:t>
             </w:r>
           </w:p>
         </w:tc>
@@ -11902,7 +12857,7 @@
                 <w:color w:val="000000"/>
                 <w:sz w:val="16"/>
               </w:rPr>
-              <w:t>0,5617</w:t>
+              <w:t>0,5625</w:t>
             </w:r>
           </w:p>
         </w:tc>
@@ -12066,7 +13021,7 @@
                 <w:color w:val="000000"/>
                 <w:sz w:val="16"/>
               </w:rPr>
-              <w:t>0,3469</w:t>
+              <w:t>0,3473</w:t>
             </w:r>
           </w:p>
         </w:tc>
@@ -12093,7 +13048,7 @@
                 <w:color w:val="000000"/>
                 <w:sz w:val="16"/>
               </w:rPr>
-              <w:t>0,1734</w:t>
+              <w:t>0,1737</w:t>
             </w:r>
           </w:p>
         </w:tc>
@@ -12257,7 +13212,7 @@
                 <w:color w:val="000000"/>
                 <w:sz w:val="16"/>
               </w:rPr>
-              <w:t>0,9221</w:t>
+              <w:t>0,9234</w:t>
             </w:r>
           </w:p>
         </w:tc>
@@ -12284,7 +13239,7 @@
                 <w:color w:val="000000"/>
                 <w:sz w:val="16"/>
               </w:rPr>
-              <w:t>0,4611</w:t>
+              <w:t>0,4617</w:t>
             </w:r>
           </w:p>
         </w:tc>
@@ -12448,7 +13403,7 @@
                 <w:color w:val="000000"/>
                 <w:sz w:val="16"/>
               </w:rPr>
-              <w:t>0,1131</w:t>
+              <w:t>0,1132</w:t>
             </w:r>
           </w:p>
         </w:tc>
@@ -12475,7 +13430,7 @@
                 <w:color w:val="000000"/>
                 <w:sz w:val="16"/>
               </w:rPr>
-              <w:t>0,0565</w:t>
+              <w:t>0,0566</w:t>
             </w:r>
           </w:p>
         </w:tc>
@@ -12639,7 +13594,7 @@
                 <w:color w:val="000000"/>
                 <w:sz w:val="16"/>
               </w:rPr>
-              <w:t>0,1478</w:t>
+              <w:t>0,1480</w:t>
             </w:r>
           </w:p>
         </w:tc>
@@ -12666,7 +13621,7 @@
                 <w:color w:val="000000"/>
                 <w:sz w:val="16"/>
               </w:rPr>
-              <w:t>0,0739</w:t>
+              <w:t>0,0740</w:t>
             </w:r>
           </w:p>
         </w:tc>
@@ -12830,7 +13785,7 @@
                 <w:color w:val="000000"/>
                 <w:sz w:val="16"/>
               </w:rPr>
-              <w:t>0,1932</w:t>
+              <w:t>0,1935</w:t>
             </w:r>
           </w:p>
         </w:tc>
@@ -12857,7 +13812,7 @@
                 <w:color w:val="000000"/>
                 <w:sz w:val="16"/>
               </w:rPr>
-              <w:t>0,0966</w:t>
+              <w:t>0,0967</w:t>
             </w:r>
           </w:p>
         </w:tc>
@@ -13021,7 +13976,7 @@
                 <w:color w:val="000000"/>
                 <w:sz w:val="16"/>
               </w:rPr>
-              <w:t>0,1264</w:t>
+              <w:t>0,1266</w:t>
             </w:r>
           </w:p>
         </w:tc>
@@ -13048,7 +14003,7 @@
                 <w:color w:val="000000"/>
                 <w:sz w:val="16"/>
               </w:rPr>
-              <w:t>0,0632</w:t>
+              <w:t>0,0633</w:t>
             </w:r>
           </w:p>
         </w:tc>
@@ -13212,7 +14167,7 @@
                 <w:color w:val="000000"/>
                 <w:sz w:val="16"/>
               </w:rPr>
-              <w:t>2,6346</w:t>
+              <w:t>2,6381</w:t>
             </w:r>
           </w:p>
         </w:tc>
@@ -13239,7 +14194,7 @@
                 <w:color w:val="000000"/>
                 <w:sz w:val="16"/>
               </w:rPr>
-              <w:t>1,3173</w:t>
+              <w:t>1,3191</w:t>
             </w:r>
           </w:p>
         </w:tc>
@@ -13403,7 +14358,7 @@
                 <w:color w:val="000000"/>
                 <w:sz w:val="16"/>
               </w:rPr>
-              <w:t>3,1331</w:t>
+              <w:t>3,1374</w:t>
             </w:r>
           </w:p>
         </w:tc>
@@ -13430,7 +14385,7 @@
                 <w:color w:val="000000"/>
                 <w:sz w:val="16"/>
               </w:rPr>
-              <w:t>1,5665</w:t>
+              <w:t>1,5687</w:t>
             </w:r>
           </w:p>
         </w:tc>
@@ -13594,7 +14549,7 @@
                 <w:color w:val="000000"/>
                 <w:sz w:val="16"/>
               </w:rPr>
-              <w:t>2,2931</w:t>
+              <w:t>2,2963</w:t>
             </w:r>
           </w:p>
         </w:tc>
@@ -13621,7 +14576,7 @@
                 <w:color w:val="000000"/>
                 <w:sz w:val="16"/>
               </w:rPr>
-              <w:t>1,1466</w:t>
+              <w:t>1,1481</w:t>
             </w:r>
           </w:p>
         </w:tc>
@@ -13785,7 +14740,7 @@
                 <w:color w:val="000000"/>
                 <w:sz w:val="16"/>
               </w:rPr>
-              <w:t>1,9325</w:t>
+              <w:t>1,9352</w:t>
             </w:r>
           </w:p>
         </w:tc>
@@ -13812,7 +14767,7 @@
                 <w:color w:val="000000"/>
                 <w:sz w:val="16"/>
               </w:rPr>
-              <w:t>0,9663</w:t>
+              <w:t>0,9676</w:t>
             </w:r>
           </w:p>
         </w:tc>
@@ -13976,7 +14931,7 @@
                 <w:color w:val="000000"/>
                 <w:sz w:val="16"/>
               </w:rPr>
-              <w:t>0,5336</w:t>
+              <w:t>0,5344</w:t>
             </w:r>
           </w:p>
         </w:tc>
@@ -14003,7 +14958,7 @@
                 <w:color w:val="000000"/>
                 <w:sz w:val="16"/>
               </w:rPr>
-              <w:t>0,2668</w:t>
+              <w:t>0,2672</w:t>
             </w:r>
           </w:p>
         </w:tc>
@@ -14167,7 +15122,7 @@
                 <w:color w:val="000000"/>
                 <w:sz w:val="16"/>
               </w:rPr>
-              <w:t>0,1048</w:t>
+              <w:t>0,1050</w:t>
             </w:r>
           </w:p>
         </w:tc>
@@ -14194,7 +15149,7 @@
                 <w:color w:val="000000"/>
                 <w:sz w:val="16"/>
               </w:rPr>
-              <w:t>0,0524</w:t>
+              <w:t>0,0525</w:t>
             </w:r>
           </w:p>
         </w:tc>
@@ -14250,7 +15205,7 @@
                 <w:color w:val="000000"/>
                 <w:sz w:val="16"/>
               </w:rPr>
-              <w:t>30.100.2105</w:t>
+              <w:t>35.100.2105</w:t>
             </w:r>
           </w:p>
         </w:tc>
@@ -14358,7 +15313,7 @@
                 <w:color w:val="000000"/>
                 <w:sz w:val="16"/>
               </w:rPr>
-              <w:t>0,0898</w:t>
+              <w:t>0,0899</w:t>
             </w:r>
           </w:p>
         </w:tc>
@@ -14385,7 +15340,7 @@
                 <w:color w:val="000000"/>
                 <w:sz w:val="16"/>
               </w:rPr>
-              <w:t>0,0449</w:t>
+              <w:t>0,0450</w:t>
             </w:r>
           </w:p>
         </w:tc>
@@ -14441,7 +15396,7 @@
                 <w:color w:val="000000"/>
                 <w:sz w:val="16"/>
               </w:rPr>
-              <w:t>30.110.1102</w:t>
+              <w:t>35.110.1102</w:t>
             </w:r>
           </w:p>
         </w:tc>
@@ -14549,7 +15504,7 @@
                 <w:color w:val="000000"/>
                 <w:sz w:val="16"/>
               </w:rPr>
-              <w:t>0,0447</w:t>
+              <w:t>0,0448</w:t>
             </w:r>
           </w:p>
         </w:tc>
@@ -14632,7 +15587,7 @@
                 <w:color w:val="000000"/>
                 <w:sz w:val="16"/>
               </w:rPr>
-              <w:t>30.115.1003</w:t>
+              <w:t>35.115.1003</w:t>
             </w:r>
           </w:p>
         </w:tc>
@@ -14823,7 +15778,7 @@
                 <w:color w:val="000000"/>
                 <w:sz w:val="16"/>
               </w:rPr>
-              <w:t>30.140.3104</w:t>
+              <w:t>35.140.3104</w:t>
             </w:r>
           </w:p>
         </w:tc>
@@ -14931,7 +15886,7 @@
                 <w:color w:val="000000"/>
                 <w:sz w:val="16"/>
               </w:rPr>
-              <w:t>0,7607</w:t>
+              <w:t>0,7618</w:t>
             </w:r>
           </w:p>
         </w:tc>
@@ -14958,7 +15913,7 @@
                 <w:color w:val="000000"/>
                 <w:sz w:val="16"/>
               </w:rPr>
-              <w:t>0,3804</w:t>
+              <w:t>0,3809</w:t>
             </w:r>
           </w:p>
         </w:tc>
@@ -15014,7 +15969,7 @@
                 <w:color w:val="000000"/>
                 <w:sz w:val="16"/>
               </w:rPr>
-              <w:t>30.170.1602</w:t>
+              <w:t>35.170.1602</w:t>
             </w:r>
           </w:p>
         </w:tc>
@@ -15122,7 +16077,7 @@
                 <w:color w:val="000000"/>
                 <w:sz w:val="16"/>
               </w:rPr>
-              <w:t>0,7592</w:t>
+              <w:t>0,7603</w:t>
             </w:r>
           </w:p>
         </w:tc>
@@ -15149,7 +16104,7 @@
                 <w:color w:val="000000"/>
                 <w:sz w:val="16"/>
               </w:rPr>
-              <w:t>0,3796</w:t>
+              <w:t>0,3801</w:t>
             </w:r>
           </w:p>
         </w:tc>
@@ -15205,7 +16160,7 @@
                 <w:color w:val="000000"/>
                 <w:sz w:val="16"/>
               </w:rPr>
-              <w:t>30.170.1601</w:t>
+              <w:t>35.170.1601</w:t>
             </w:r>
           </w:p>
         </w:tc>
@@ -15396,7 +16351,7 @@
                 <w:color w:val="000000"/>
                 <w:sz w:val="16"/>
               </w:rPr>
-              <w:t>30.160.6102</w:t>
+              <w:t>35.160.6102</w:t>
             </w:r>
           </w:p>
         </w:tc>
@@ -15504,7 +16459,7 @@
                 <w:color w:val="000000"/>
                 <w:sz w:val="16"/>
               </w:rPr>
-              <w:t>0,1842</w:t>
+              <w:t>0,1845</w:t>
             </w:r>
           </w:p>
         </w:tc>
@@ -15531,7 +16486,7 @@
                 <w:color w:val="000000"/>
                 <w:sz w:val="16"/>
               </w:rPr>
-              <w:t>0,0921</w:t>
+              <w:t>0,0922</w:t>
             </w:r>
           </w:p>
         </w:tc>
@@ -15587,7 +16542,7 @@
                 <w:color w:val="000000"/>
                 <w:sz w:val="16"/>
               </w:rPr>
-              <w:t>30.150.1402</w:t>
+              <w:t>35.150.1402</w:t>
             </w:r>
           </w:p>
         </w:tc>
@@ -15695,7 +16650,7 @@
                 <w:color w:val="000000"/>
                 <w:sz w:val="16"/>
               </w:rPr>
-              <w:t>0,4945</w:t>
+              <w:t>0,4951</w:t>
             </w:r>
           </w:p>
         </w:tc>
@@ -15722,7 +16677,7 @@
                 <w:color w:val="000000"/>
                 <w:sz w:val="16"/>
               </w:rPr>
-              <w:t>0,2472</w:t>
+              <w:t>0,2476</w:t>
             </w:r>
           </w:p>
         </w:tc>
@@ -15778,7 +16733,7 @@
                 <w:color w:val="000000"/>
                 <w:sz w:val="16"/>
               </w:rPr>
-              <w:t>30.150.1401</w:t>
+              <w:t>35.150.1401</w:t>
             </w:r>
           </w:p>
         </w:tc>
@@ -15886,7 +16841,7 @@
                 <w:color w:val="000000"/>
                 <w:sz w:val="16"/>
               </w:rPr>
-              <w:t>0,0930</w:t>
+              <w:t>0,0931</w:t>
             </w:r>
           </w:p>
         </w:tc>
@@ -15969,7 +16924,7 @@
                 <w:color w:val="000000"/>
                 <w:sz w:val="16"/>
               </w:rPr>
-              <w:t>30.140.1105</w:t>
+              <w:t>35.140.1105</w:t>
             </w:r>
           </w:p>
         </w:tc>
@@ -16077,7 +17032,7 @@
                 <w:color w:val="000000"/>
                 <w:sz w:val="16"/>
               </w:rPr>
-              <w:t>0,1991</w:t>
+              <w:t>0,1994</w:t>
             </w:r>
           </w:p>
         </w:tc>
@@ -16104,7 +17059,7 @@
                 <w:color w:val="000000"/>
                 <w:sz w:val="16"/>
               </w:rPr>
-              <w:t>0,0996</w:t>
+              <w:t>0,0997</w:t>
             </w:r>
           </w:p>
         </w:tc>
@@ -16160,7 +17115,7 @@
                 <w:color w:val="000000"/>
                 <w:sz w:val="16"/>
               </w:rPr>
-              <w:t>30.750.3002</w:t>
+              <w:t>35.750.3002</w:t>
             </w:r>
           </w:p>
         </w:tc>
@@ -16268,7 +17223,7 @@
                 <w:color w:val="000000"/>
                 <w:sz w:val="16"/>
               </w:rPr>
-              <w:t>0,2735</w:t>
+              <w:t>0,2488</w:t>
             </w:r>
           </w:p>
         </w:tc>
@@ -16295,7 +17250,7 @@
                 <w:color w:val="000000"/>
                 <w:sz w:val="16"/>
               </w:rPr>
-              <w:t>0,1367</w:t>
+              <w:t>0,1244</w:t>
             </w:r>
           </w:p>
         </w:tc>
@@ -16351,7 +17306,7 @@
                 <w:color w:val="000000"/>
                 <w:sz w:val="16"/>
               </w:rPr>
-              <w:t>30.750.1502</w:t>
+              <w:t>35.750.3002 (montaj)</w:t>
             </w:r>
           </w:p>
         </w:tc>
@@ -16378,7 +17333,7 @@
                 <w:color w:val="000000"/>
                 <w:sz w:val="16"/>
               </w:rPr>
-              <w:t>Aktif yakalama ucu, ortalama uyarım yolu DL = 30-40 m (%25 müteahhit kârı dahil)</w:t>
+              <w:t>Bina ihata iletkeni tesisatının montajı — temel topraklaması</w:t>
             </w:r>
           </w:p>
         </w:tc>
@@ -16405,7 +17360,7 @@
                 <w:color w:val="000000"/>
                 <w:sz w:val="16"/>
               </w:rPr>
-              <w:t>ad</w:t>
+              <w:t>m</w:t>
             </w:r>
           </w:p>
         </w:tc>
@@ -16432,7 +17387,7 @@
                 <w:color w:val="000000"/>
                 <w:sz w:val="16"/>
               </w:rPr>
-              <w:t>1,000</w:t>
+              <w:t>186,000</w:t>
             </w:r>
           </w:p>
         </w:tc>
@@ -16459,7 +17414,7 @@
                 <w:color w:val="000000"/>
                 <w:sz w:val="16"/>
               </w:rPr>
-              <w:t>0,1977</w:t>
+              <w:t>0,1831</w:t>
             </w:r>
           </w:p>
         </w:tc>
@@ -16486,7 +17441,7 @@
                 <w:color w:val="000000"/>
                 <w:sz w:val="16"/>
               </w:rPr>
-              <w:t>0,0989</w:t>
+              <w:t>0,0916</w:t>
             </w:r>
           </w:p>
         </w:tc>
@@ -16542,7 +17497,7 @@
                 <w:color w:val="000000"/>
                 <w:sz w:val="16"/>
               </w:rPr>
-              <w:t>30.750.2001</w:t>
+              <w:t>35.750.1502</w:t>
             </w:r>
           </w:p>
         </w:tc>
@@ -16569,7 +17524,7 @@
                 <w:color w:val="000000"/>
                 <w:sz w:val="16"/>
               </w:rPr>
-              <w:t>Çatı ihata ve indirme iletkeni tesisatı — 50 mm² elektrolitik bakır tel (%25 müteahhit kârı dahil)</w:t>
+              <w:t>Aktif yakalama ucu, ortalama uyarım yolu DL = 30-40 m (%25 müteahhit kârı dahil)</w:t>
             </w:r>
           </w:p>
         </w:tc>
@@ -16596,7 +17551,7 @@
                 <w:color w:val="000000"/>
                 <w:sz w:val="16"/>
               </w:rPr>
-              <w:t>m</w:t>
+              <w:t>ad</w:t>
             </w:r>
           </w:p>
         </w:tc>
@@ -16623,7 +17578,7 @@
                 <w:color w:val="000000"/>
                 <w:sz w:val="16"/>
               </w:rPr>
-              <w:t>16,000</w:t>
+              <w:t>1,000</w:t>
             </w:r>
           </w:p>
         </w:tc>
@@ -16650,7 +17605,7 @@
                 <w:color w:val="000000"/>
                 <w:sz w:val="16"/>
               </w:rPr>
-              <w:t>0,0866</w:t>
+              <w:t>0,1794</w:t>
             </w:r>
           </w:p>
         </w:tc>
@@ -16677,7 +17632,7 @@
                 <w:color w:val="000000"/>
                 <w:sz w:val="16"/>
               </w:rPr>
-              <w:t>0,0433</w:t>
+              <w:t>0,0897</w:t>
             </w:r>
           </w:p>
         </w:tc>
@@ -16733,7 +17688,7 @@
                 <w:color w:val="000000"/>
                 <w:sz w:val="16"/>
               </w:rPr>
-              <w:t>30.740.1106</w:t>
+              <w:t>35.750.1502 (montaj)</w:t>
             </w:r>
           </w:p>
         </w:tc>
@@ -16760,7 +17715,7 @@
                 <w:color w:val="000000"/>
                 <w:sz w:val="16"/>
               </w:rPr>
-              <w:t>Dizel elektrojen grubu (jeneratör) 63 kVA / 50 kW — dizel motoru su veya hava ile soğuyan cinsten, 1500 d/dak (%25 müteahhit kârı dahil)</w:t>
+              <w:t>Aktif yakalama ucunun montajı — direk, taşıyıcı ve bağlantı elemanlarıyla yerine konulması</w:t>
             </w:r>
           </w:p>
         </w:tc>
@@ -16841,7 +17796,7 @@
                 <w:color w:val="000000"/>
                 <w:sz w:val="16"/>
               </w:rPr>
-              <w:t>5,9254</w:t>
+              <w:t>0,0271</w:t>
             </w:r>
           </w:p>
         </w:tc>
@@ -16868,7 +17823,7 @@
                 <w:color w:val="000000"/>
                 <w:sz w:val="16"/>
               </w:rPr>
-              <w:t>2,9627</w:t>
+              <w:t>0,0135</w:t>
             </w:r>
           </w:p>
         </w:tc>
@@ -16924,7 +17879,7 @@
                 <w:color w:val="000000"/>
                 <w:sz w:val="16"/>
               </w:rPr>
-              <w:t>30.740.5406</w:t>
+              <w:t>35.750.2001</w:t>
             </w:r>
           </w:p>
         </w:tc>
@@ -16951,7 +17906,7 @@
                 <w:color w:val="000000"/>
                 <w:sz w:val="16"/>
               </w:rPr>
-              <w:t>Jeneratör ses izolasyon kabini — 63 kVA (%25 müteahhit kârı dahil)</w:t>
+              <w:t>Çatı ihata ve indirme iletkeni tesisatı — 50 mm² elektrolitik bakır tel (%25 müteahhit kârı dahil)</w:t>
             </w:r>
           </w:p>
         </w:tc>
@@ -16978,7 +17933,7 @@
                 <w:color w:val="000000"/>
                 <w:sz w:val="16"/>
               </w:rPr>
-              <w:t>ad</w:t>
+              <w:t>m</w:t>
             </w:r>
           </w:p>
         </w:tc>
@@ -17005,7 +17960,7 @@
                 <w:color w:val="000000"/>
                 <w:sz w:val="16"/>
               </w:rPr>
-              <w:t>1,000</w:t>
+              <w:t>16,000</w:t>
             </w:r>
           </w:p>
         </w:tc>
@@ -17032,7 +17987,7 @@
                 <w:color w:val="000000"/>
                 <w:sz w:val="16"/>
               </w:rPr>
-              <w:t>1,0099</w:t>
+              <w:t>0,0788</w:t>
             </w:r>
           </w:p>
         </w:tc>
@@ -17059,7 +18014,7 @@
                 <w:color w:val="000000"/>
                 <w:sz w:val="16"/>
               </w:rPr>
-              <w:t>0,5050</w:t>
+              <w:t>0,0394</w:t>
             </w:r>
           </w:p>
         </w:tc>
@@ -17115,7 +18070,7 @@
                 <w:color w:val="000000"/>
                 <w:sz w:val="16"/>
               </w:rPr>
-              <w:t>35.190.1100</w:t>
+              <w:t>35.750.2001 (montaj)</w:t>
             </w:r>
           </w:p>
         </w:tc>
@@ -17142,7 +18097,7 @@
                 <w:color w:val="000000"/>
                 <w:sz w:val="16"/>
               </w:rPr>
-              <w:t>Kablo tava sistemleri — 200x60x1,0 mm sıcak daldırma galvanizli perfore kablo tavası (malzeme) (%25 müteahhit kârı dahil)</w:t>
+              <w:t>Çatı ihata ve indirme iletkeni tesisatının montajı</w:t>
             </w:r>
           </w:p>
         </w:tc>
@@ -17169,7 +18124,7 @@
                 <w:color w:val="000000"/>
                 <w:sz w:val="16"/>
               </w:rPr>
-              <w:t>kg</w:t>
+              <w:t>m</w:t>
             </w:r>
           </w:p>
         </w:tc>
@@ -17196,7 +18151,7 @@
                 <w:color w:val="000000"/>
                 <w:sz w:val="16"/>
               </w:rPr>
-              <w:t>502,000</w:t>
+              <w:t>16,000</w:t>
             </w:r>
           </w:p>
         </w:tc>
@@ -17223,7 +18178,7 @@
                 <w:color w:val="000000"/>
                 <w:sz w:val="16"/>
               </w:rPr>
-              <w:t>1,2693</w:t>
+              <w:t>0,0128</w:t>
             </w:r>
           </w:p>
         </w:tc>
@@ -17250,7 +18205,7 @@
                 <w:color w:val="000000"/>
                 <w:sz w:val="16"/>
               </w:rPr>
-              <w:t>0,6346</w:t>
+              <w:t>0,0064</w:t>
             </w:r>
           </w:p>
         </w:tc>
@@ -17306,7 +18261,7 @@
                 <w:color w:val="000000"/>
                 <w:sz w:val="16"/>
               </w:rPr>
-              <w:t>35.190.1100 (montaj)</w:t>
+              <w:t>35.740.1106</w:t>
             </w:r>
           </w:p>
         </w:tc>
@@ -17333,7 +18288,7 @@
                 <w:color w:val="000000"/>
                 <w:sz w:val="16"/>
               </w:rPr>
-              <w:t>Kablo tava sistemlerinin montajı — askı ve konsollarla tavana veya duvara tespiti; ek parça, konsol, askı tiji, vida ve somun bedelleri dâhildir, ayrıca ödenmez</w:t>
+              <w:t>Dizel elektrojen grubu (jeneratör) 63 kVA / 50 kW — dizel motoru su veya hava ile soğuyan cinsten, 1500 d/dak (%25 müteahhit kârı dahil)</w:t>
             </w:r>
           </w:p>
         </w:tc>
@@ -17360,7 +18315,7 @@
                 <w:color w:val="000000"/>
                 <w:sz w:val="16"/>
               </w:rPr>
-              <w:t>kg</w:t>
+              <w:t>ad</w:t>
             </w:r>
           </w:p>
         </w:tc>
@@ -17387,7 +18342,7 @@
                 <w:color w:val="000000"/>
                 <w:sz w:val="16"/>
               </w:rPr>
-              <w:t>502,000</w:t>
+              <w:t>1,000</w:t>
             </w:r>
           </w:p>
         </w:tc>
@@ -17414,7 +18369,7 @@
                 <w:color w:val="000000"/>
                 <w:sz w:val="16"/>
               </w:rPr>
-              <w:t>0,2464</w:t>
+              <w:t>5,3768</w:t>
             </w:r>
           </w:p>
         </w:tc>
@@ -17441,7 +18396,7 @@
                 <w:color w:val="000000"/>
                 <w:sz w:val="16"/>
               </w:rPr>
-              <w:t>0,1232</w:t>
+              <w:t>2,6884</w:t>
             </w:r>
           </w:p>
         </w:tc>
@@ -17497,7 +18452,7 @@
                 <w:color w:val="000000"/>
                 <w:sz w:val="16"/>
               </w:rPr>
-              <w:t>35.190.1101</w:t>
+              <w:t>35.740.1106 (montaj)</w:t>
             </w:r>
           </w:p>
         </w:tc>
@@ -17524,7 +18479,7 @@
                 <w:color w:val="000000"/>
                 <w:sz w:val="16"/>
               </w:rPr>
-              <w:t>Kablo tava sistemleri kapak sacı — 35.190.1100 pozuna uygun özellikte, 1,0 mm sıcak daldırma galvanizli (malzeme) (%25 müteahhit kârı dahil)</w:t>
+              <w:t>Dizel elektrojen grubunun montajı — yerine konulması, bağlantıları ve işler hâlde teslimi</w:t>
             </w:r>
           </w:p>
         </w:tc>
@@ -17551,7 +18506,7 @@
                 <w:color w:val="000000"/>
                 <w:sz w:val="16"/>
               </w:rPr>
-              <w:t>kg</w:t>
+              <w:t>ad</w:t>
             </w:r>
           </w:p>
         </w:tc>
@@ -17578,7 +18533,7 @@
                 <w:color w:val="000000"/>
                 <w:sz w:val="16"/>
               </w:rPr>
-              <w:t>361,200</w:t>
+              <w:t>1,000</w:t>
             </w:r>
           </w:p>
         </w:tc>
@@ -17605,7 +18560,7 @@
                 <w:color w:val="000000"/>
                 <w:sz w:val="16"/>
               </w:rPr>
-              <w:t>0,7436</w:t>
+              <w:t>0,2650</w:t>
             </w:r>
           </w:p>
         </w:tc>
@@ -17632,7 +18587,7 @@
                 <w:color w:val="000000"/>
                 <w:sz w:val="16"/>
               </w:rPr>
-              <w:t>0,3718</w:t>
+              <w:t>0,1325</w:t>
             </w:r>
           </w:p>
         </w:tc>
@@ -17688,7 +18643,7 @@
                 <w:color w:val="000000"/>
                 <w:sz w:val="16"/>
               </w:rPr>
-              <w:t>35.190.1101 (montaj)</w:t>
+              <w:t>35.740.5406</w:t>
             </w:r>
           </w:p>
         </w:tc>
@@ -17715,7 +18670,7 @@
                 <w:color w:val="000000"/>
                 <w:sz w:val="16"/>
               </w:rPr>
-              <w:t>Kablo tava sistemleri kapak sacının montajı — onaylı projesinde belirtilen kanalların kapatılması; her türlü işçilik ve malzeme dâhil, işler hâlde teslim</w:t>
+              <w:t>Jeneratör ses izolasyon kabini — 63 kVA (%25 müteahhit kârı dahil)</w:t>
             </w:r>
           </w:p>
         </w:tc>
@@ -17742,7 +18697,7 @@
                 <w:color w:val="000000"/>
                 <w:sz w:val="16"/>
               </w:rPr>
-              <w:t>kg</w:t>
+              <w:t>ad</w:t>
             </w:r>
           </w:p>
         </w:tc>
@@ -17769,7 +18724,7 @@
                 <w:color w:val="000000"/>
                 <w:sz w:val="16"/>
               </w:rPr>
-              <w:t>361,200</w:t>
+              <w:t>1,000</w:t>
             </w:r>
           </w:p>
         </w:tc>
@@ -17796,7 +18751,7 @@
                 <w:color w:val="000000"/>
                 <w:sz w:val="16"/>
               </w:rPr>
-              <w:t>0,0975</w:t>
+              <w:t>0,9164</w:t>
             </w:r>
           </w:p>
         </w:tc>
@@ -17823,7 +18778,7 @@
                 <w:color w:val="000000"/>
                 <w:sz w:val="16"/>
               </w:rPr>
-              <w:t>0,0488</w:t>
+              <w:t>0,4582</w:t>
             </w:r>
           </w:p>
         </w:tc>
@@ -17879,7 +18834,7 @@
                 <w:color w:val="000000"/>
                 <w:sz w:val="16"/>
               </w:rPr>
-              <w:t>30.190.1304</w:t>
+              <w:t>35.740.5406 (montaj)</w:t>
             </w:r>
           </w:p>
         </w:tc>
@@ -17906,6 +18861,961 @@
                 <w:color w:val="000000"/>
                 <w:sz w:val="16"/>
               </w:rPr>
+              <w:t>Jeneratör ses izolasyon kabininin montajı</w:t>
+            </w:r>
+          </w:p>
+        </w:tc>
+        <w:tc>
+          <w:tcPr>
+            <w:tcW w:type="dxa" w:w="794"/>
+            <w:tcBorders>
+              <w:top w:val="single" w:sz="4" w:space="0" w:color="808080"/>
+              <w:left w:val="single" w:sz="4" w:space="0" w:color="808080"/>
+              <w:bottom w:val="single" w:sz="4" w:space="0" w:color="808080"/>
+              <w:right w:val="single" w:sz="4" w:space="0" w:color="808080"/>
+            </w:tcBorders>
+          </w:tcPr>
+          <w:p>
+            <w:pPr>
+              <w:spacing w:before="20" w:after="20"/>
+              <w:jc w:val="center"/>
+            </w:pPr>
+            <w:r>
+              <w:rPr>
+                <w:rFonts w:ascii="Calibri" w:hAnsi="Calibri"/>
+                <w:b w:val="0"/>
+                <w:i w:val="0"/>
+                <w:color w:val="000000"/>
+                <w:sz w:val="16"/>
+              </w:rPr>
+              <w:t>ad</w:t>
+            </w:r>
+          </w:p>
+        </w:tc>
+        <w:tc>
+          <w:tcPr>
+            <w:tcW w:type="dxa" w:w="1474"/>
+            <w:tcBorders>
+              <w:top w:val="single" w:sz="4" w:space="0" w:color="808080"/>
+              <w:left w:val="single" w:sz="4" w:space="0" w:color="808080"/>
+              <w:bottom w:val="single" w:sz="4" w:space="0" w:color="808080"/>
+              <w:right w:val="single" w:sz="4" w:space="0" w:color="808080"/>
+            </w:tcBorders>
+          </w:tcPr>
+          <w:p>
+            <w:pPr>
+              <w:spacing w:before="20" w:after="20"/>
+              <w:jc w:val="right"/>
+            </w:pPr>
+            <w:r>
+              <w:rPr>
+                <w:rFonts w:ascii="Calibri" w:hAnsi="Calibri"/>
+                <w:b w:val="0"/>
+                <w:i w:val="0"/>
+                <w:color w:val="000000"/>
+                <w:sz w:val="16"/>
+              </w:rPr>
+              <w:t>1,000</w:t>
+            </w:r>
+          </w:p>
+        </w:tc>
+        <w:tc>
+          <w:tcPr>
+            <w:tcW w:type="dxa" w:w="1474"/>
+            <w:tcBorders>
+              <w:top w:val="single" w:sz="4" w:space="0" w:color="808080"/>
+              <w:left w:val="single" w:sz="4" w:space="0" w:color="808080"/>
+              <w:bottom w:val="single" w:sz="4" w:space="0" w:color="808080"/>
+              <w:right w:val="single" w:sz="4" w:space="0" w:color="808080"/>
+            </w:tcBorders>
+          </w:tcPr>
+          <w:p>
+            <w:pPr>
+              <w:spacing w:before="20" w:after="20"/>
+              <w:jc w:val="right"/>
+            </w:pPr>
+            <w:r>
+              <w:rPr>
+                <w:rFonts w:ascii="Calibri" w:hAnsi="Calibri"/>
+                <w:b w:val="0"/>
+                <w:i w:val="0"/>
+                <w:color w:val="000000"/>
+                <w:sz w:val="16"/>
+              </w:rPr>
+              <w:t>0,0788</w:t>
+            </w:r>
+          </w:p>
+        </w:tc>
+        <w:tc>
+          <w:tcPr>
+            <w:tcW w:type="dxa" w:w="1474"/>
+            <w:tcBorders>
+              <w:top w:val="single" w:sz="4" w:space="0" w:color="808080"/>
+              <w:left w:val="single" w:sz="4" w:space="0" w:color="808080"/>
+              <w:bottom w:val="single" w:sz="4" w:space="0" w:color="808080"/>
+              <w:right w:val="single" w:sz="4" w:space="0" w:color="808080"/>
+            </w:tcBorders>
+          </w:tcPr>
+          <w:p>
+            <w:pPr>
+              <w:spacing w:before="20" w:after="20"/>
+              <w:jc w:val="right"/>
+            </w:pPr>
+            <w:r>
+              <w:rPr>
+                <w:rFonts w:ascii="Calibri" w:hAnsi="Calibri"/>
+                <w:b w:val="0"/>
+                <w:i w:val="0"/>
+                <w:color w:val="000000"/>
+                <w:sz w:val="16"/>
+              </w:rPr>
+              <w:t>0,0394</w:t>
+            </w:r>
+          </w:p>
+        </w:tc>
+      </w:tr>
+      <w:tr>
+        <w:tc>
+          <w:tcPr>
+            <w:tcW w:type="dxa" w:w="680"/>
+            <w:tcBorders>
+              <w:top w:val="single" w:sz="4" w:space="0" w:color="808080"/>
+              <w:left w:val="single" w:sz="4" w:space="0" w:color="808080"/>
+              <w:bottom w:val="single" w:sz="4" w:space="0" w:color="808080"/>
+              <w:right w:val="single" w:sz="4" w:space="0" w:color="808080"/>
+            </w:tcBorders>
+          </w:tcPr>
+          <w:p>
+            <w:pPr>
+              <w:spacing w:before="20" w:after="20"/>
+              <w:jc w:val="center"/>
+            </w:pPr>
+            <w:r>
+              <w:rPr>
+                <w:rFonts w:ascii="Calibri" w:hAnsi="Calibri"/>
+                <w:b w:val="0"/>
+                <w:i w:val="0"/>
+                <w:color w:val="000000"/>
+                <w:sz w:val="16"/>
+              </w:rPr>
+              <w:t>44</w:t>
+            </w:r>
+          </w:p>
+        </w:tc>
+        <w:tc>
+          <w:tcPr>
+            <w:tcW w:type="dxa" w:w="1361"/>
+            <w:tcBorders>
+              <w:top w:val="single" w:sz="4" w:space="0" w:color="808080"/>
+              <w:left w:val="single" w:sz="4" w:space="0" w:color="808080"/>
+              <w:bottom w:val="single" w:sz="4" w:space="0" w:color="808080"/>
+              <w:right w:val="single" w:sz="4" w:space="0" w:color="808080"/>
+            </w:tcBorders>
+          </w:tcPr>
+          <w:p>
+            <w:pPr>
+              <w:spacing w:before="20" w:after="20"/>
+              <w:jc w:val="center"/>
+            </w:pPr>
+            <w:r>
+              <w:rPr>
+                <w:rFonts w:ascii="Calibri" w:hAnsi="Calibri"/>
+                <w:b w:val="0"/>
+                <w:i w:val="0"/>
+                <w:color w:val="000000"/>
+                <w:sz w:val="16"/>
+              </w:rPr>
+              <w:t>35.190.1100</w:t>
+            </w:r>
+          </w:p>
+        </w:tc>
+        <w:tc>
+          <w:tcPr>
+            <w:tcW w:type="dxa" w:w="3175"/>
+            <w:tcBorders>
+              <w:top w:val="single" w:sz="4" w:space="0" w:color="808080"/>
+              <w:left w:val="single" w:sz="4" w:space="0" w:color="808080"/>
+              <w:bottom w:val="single" w:sz="4" w:space="0" w:color="808080"/>
+              <w:right w:val="single" w:sz="4" w:space="0" w:color="808080"/>
+            </w:tcBorders>
+          </w:tcPr>
+          <w:p>
+            <w:pPr>
+              <w:spacing w:before="20" w:after="20"/>
+              <w:jc w:val="left"/>
+            </w:pPr>
+            <w:r>
+              <w:rPr>
+                <w:rFonts w:ascii="Calibri" w:hAnsi="Calibri"/>
+                <w:b w:val="0"/>
+                <w:i w:val="0"/>
+                <w:color w:val="000000"/>
+                <w:sz w:val="16"/>
+              </w:rPr>
+              <w:t>Kablo tava sistemleri — 200x60x1,0 mm sıcak daldırma galvanizli perfore kablo tavası (malzeme) (%25 müteahhit kârı dahil)</w:t>
+            </w:r>
+          </w:p>
+        </w:tc>
+        <w:tc>
+          <w:tcPr>
+            <w:tcW w:type="dxa" w:w="794"/>
+            <w:tcBorders>
+              <w:top w:val="single" w:sz="4" w:space="0" w:color="808080"/>
+              <w:left w:val="single" w:sz="4" w:space="0" w:color="808080"/>
+              <w:bottom w:val="single" w:sz="4" w:space="0" w:color="808080"/>
+              <w:right w:val="single" w:sz="4" w:space="0" w:color="808080"/>
+            </w:tcBorders>
+          </w:tcPr>
+          <w:p>
+            <w:pPr>
+              <w:spacing w:before="20" w:after="20"/>
+              <w:jc w:val="center"/>
+            </w:pPr>
+            <w:r>
+              <w:rPr>
+                <w:rFonts w:ascii="Calibri" w:hAnsi="Calibri"/>
+                <w:b w:val="0"/>
+                <w:i w:val="0"/>
+                <w:color w:val="000000"/>
+                <w:sz w:val="16"/>
+              </w:rPr>
+              <w:t>kg</w:t>
+            </w:r>
+          </w:p>
+        </w:tc>
+        <w:tc>
+          <w:tcPr>
+            <w:tcW w:type="dxa" w:w="1474"/>
+            <w:tcBorders>
+              <w:top w:val="single" w:sz="4" w:space="0" w:color="808080"/>
+              <w:left w:val="single" w:sz="4" w:space="0" w:color="808080"/>
+              <w:bottom w:val="single" w:sz="4" w:space="0" w:color="808080"/>
+              <w:right w:val="single" w:sz="4" w:space="0" w:color="808080"/>
+            </w:tcBorders>
+          </w:tcPr>
+          <w:p>
+            <w:pPr>
+              <w:spacing w:before="20" w:after="20"/>
+              <w:jc w:val="right"/>
+            </w:pPr>
+            <w:r>
+              <w:rPr>
+                <w:rFonts w:ascii="Calibri" w:hAnsi="Calibri"/>
+                <w:b w:val="0"/>
+                <w:i w:val="0"/>
+                <w:color w:val="000000"/>
+                <w:sz w:val="16"/>
+              </w:rPr>
+              <w:t>502,000</w:t>
+            </w:r>
+          </w:p>
+        </w:tc>
+        <w:tc>
+          <w:tcPr>
+            <w:tcW w:type="dxa" w:w="1474"/>
+            <w:tcBorders>
+              <w:top w:val="single" w:sz="4" w:space="0" w:color="808080"/>
+              <w:left w:val="single" w:sz="4" w:space="0" w:color="808080"/>
+              <w:bottom w:val="single" w:sz="4" w:space="0" w:color="808080"/>
+              <w:right w:val="single" w:sz="4" w:space="0" w:color="808080"/>
+            </w:tcBorders>
+          </w:tcPr>
+          <w:p>
+            <w:pPr>
+              <w:spacing w:before="20" w:after="20"/>
+              <w:jc w:val="right"/>
+            </w:pPr>
+            <w:r>
+              <w:rPr>
+                <w:rFonts w:ascii="Calibri" w:hAnsi="Calibri"/>
+                <w:b w:val="0"/>
+                <w:i w:val="0"/>
+                <w:color w:val="000000"/>
+                <w:sz w:val="16"/>
+              </w:rPr>
+              <w:t>1,2710</w:t>
+            </w:r>
+          </w:p>
+        </w:tc>
+        <w:tc>
+          <w:tcPr>
+            <w:tcW w:type="dxa" w:w="1474"/>
+            <w:tcBorders>
+              <w:top w:val="single" w:sz="4" w:space="0" w:color="808080"/>
+              <w:left w:val="single" w:sz="4" w:space="0" w:color="808080"/>
+              <w:bottom w:val="single" w:sz="4" w:space="0" w:color="808080"/>
+              <w:right w:val="single" w:sz="4" w:space="0" w:color="808080"/>
+            </w:tcBorders>
+          </w:tcPr>
+          <w:p>
+            <w:pPr>
+              <w:spacing w:before="20" w:after="20"/>
+              <w:jc w:val="right"/>
+            </w:pPr>
+            <w:r>
+              <w:rPr>
+                <w:rFonts w:ascii="Calibri" w:hAnsi="Calibri"/>
+                <w:b w:val="0"/>
+                <w:i w:val="0"/>
+                <w:color w:val="000000"/>
+                <w:sz w:val="16"/>
+              </w:rPr>
+              <w:t>0,6355</w:t>
+            </w:r>
+          </w:p>
+        </w:tc>
+      </w:tr>
+      <w:tr>
+        <w:tc>
+          <w:tcPr>
+            <w:tcW w:type="dxa" w:w="680"/>
+            <w:tcBorders>
+              <w:top w:val="single" w:sz="4" w:space="0" w:color="808080"/>
+              <w:left w:val="single" w:sz="4" w:space="0" w:color="808080"/>
+              <w:bottom w:val="single" w:sz="4" w:space="0" w:color="808080"/>
+              <w:right w:val="single" w:sz="4" w:space="0" w:color="808080"/>
+            </w:tcBorders>
+          </w:tcPr>
+          <w:p>
+            <w:pPr>
+              <w:spacing w:before="20" w:after="20"/>
+              <w:jc w:val="center"/>
+            </w:pPr>
+            <w:r>
+              <w:rPr>
+                <w:rFonts w:ascii="Calibri" w:hAnsi="Calibri"/>
+                <w:b w:val="0"/>
+                <w:i w:val="0"/>
+                <w:color w:val="000000"/>
+                <w:sz w:val="16"/>
+              </w:rPr>
+              <w:t>45</w:t>
+            </w:r>
+          </w:p>
+        </w:tc>
+        <w:tc>
+          <w:tcPr>
+            <w:tcW w:type="dxa" w:w="1361"/>
+            <w:tcBorders>
+              <w:top w:val="single" w:sz="4" w:space="0" w:color="808080"/>
+              <w:left w:val="single" w:sz="4" w:space="0" w:color="808080"/>
+              <w:bottom w:val="single" w:sz="4" w:space="0" w:color="808080"/>
+              <w:right w:val="single" w:sz="4" w:space="0" w:color="808080"/>
+            </w:tcBorders>
+          </w:tcPr>
+          <w:p>
+            <w:pPr>
+              <w:spacing w:before="20" w:after="20"/>
+              <w:jc w:val="center"/>
+            </w:pPr>
+            <w:r>
+              <w:rPr>
+                <w:rFonts w:ascii="Calibri" w:hAnsi="Calibri"/>
+                <w:b w:val="0"/>
+                <w:i w:val="0"/>
+                <w:color w:val="000000"/>
+                <w:sz w:val="16"/>
+              </w:rPr>
+              <w:t>35.190.1100 (montaj)</w:t>
+            </w:r>
+          </w:p>
+        </w:tc>
+        <w:tc>
+          <w:tcPr>
+            <w:tcW w:type="dxa" w:w="3175"/>
+            <w:tcBorders>
+              <w:top w:val="single" w:sz="4" w:space="0" w:color="808080"/>
+              <w:left w:val="single" w:sz="4" w:space="0" w:color="808080"/>
+              <w:bottom w:val="single" w:sz="4" w:space="0" w:color="808080"/>
+              <w:right w:val="single" w:sz="4" w:space="0" w:color="808080"/>
+            </w:tcBorders>
+          </w:tcPr>
+          <w:p>
+            <w:pPr>
+              <w:spacing w:before="20" w:after="20"/>
+              <w:jc w:val="left"/>
+            </w:pPr>
+            <w:r>
+              <w:rPr>
+                <w:rFonts w:ascii="Calibri" w:hAnsi="Calibri"/>
+                <w:b w:val="0"/>
+                <w:i w:val="0"/>
+                <w:color w:val="000000"/>
+                <w:sz w:val="16"/>
+              </w:rPr>
+              <w:t>Kablo tava sistemlerinin montajı — askı ve konsollarla tavana veya duvara tespiti; ek parça, konsol, askı tiji, vida ve somun bedelleri dâhildir, ayrıca ödenmez</w:t>
+            </w:r>
+          </w:p>
+        </w:tc>
+        <w:tc>
+          <w:tcPr>
+            <w:tcW w:type="dxa" w:w="794"/>
+            <w:tcBorders>
+              <w:top w:val="single" w:sz="4" w:space="0" w:color="808080"/>
+              <w:left w:val="single" w:sz="4" w:space="0" w:color="808080"/>
+              <w:bottom w:val="single" w:sz="4" w:space="0" w:color="808080"/>
+              <w:right w:val="single" w:sz="4" w:space="0" w:color="808080"/>
+            </w:tcBorders>
+          </w:tcPr>
+          <w:p>
+            <w:pPr>
+              <w:spacing w:before="20" w:after="20"/>
+              <w:jc w:val="center"/>
+            </w:pPr>
+            <w:r>
+              <w:rPr>
+                <w:rFonts w:ascii="Calibri" w:hAnsi="Calibri"/>
+                <w:b w:val="0"/>
+                <w:i w:val="0"/>
+                <w:color w:val="000000"/>
+                <w:sz w:val="16"/>
+              </w:rPr>
+              <w:t>kg</w:t>
+            </w:r>
+          </w:p>
+        </w:tc>
+        <w:tc>
+          <w:tcPr>
+            <w:tcW w:type="dxa" w:w="1474"/>
+            <w:tcBorders>
+              <w:top w:val="single" w:sz="4" w:space="0" w:color="808080"/>
+              <w:left w:val="single" w:sz="4" w:space="0" w:color="808080"/>
+              <w:bottom w:val="single" w:sz="4" w:space="0" w:color="808080"/>
+              <w:right w:val="single" w:sz="4" w:space="0" w:color="808080"/>
+            </w:tcBorders>
+          </w:tcPr>
+          <w:p>
+            <w:pPr>
+              <w:spacing w:before="20" w:after="20"/>
+              <w:jc w:val="right"/>
+            </w:pPr>
+            <w:r>
+              <w:rPr>
+                <w:rFonts w:ascii="Calibri" w:hAnsi="Calibri"/>
+                <w:b w:val="0"/>
+                <w:i w:val="0"/>
+                <w:color w:val="000000"/>
+                <w:sz w:val="16"/>
+              </w:rPr>
+              <w:t>502,000</w:t>
+            </w:r>
+          </w:p>
+        </w:tc>
+        <w:tc>
+          <w:tcPr>
+            <w:tcW w:type="dxa" w:w="1474"/>
+            <w:tcBorders>
+              <w:top w:val="single" w:sz="4" w:space="0" w:color="808080"/>
+              <w:left w:val="single" w:sz="4" w:space="0" w:color="808080"/>
+              <w:bottom w:val="single" w:sz="4" w:space="0" w:color="808080"/>
+              <w:right w:val="single" w:sz="4" w:space="0" w:color="808080"/>
+            </w:tcBorders>
+          </w:tcPr>
+          <w:p>
+            <w:pPr>
+              <w:spacing w:before="20" w:after="20"/>
+              <w:jc w:val="right"/>
+            </w:pPr>
+            <w:r>
+              <w:rPr>
+                <w:rFonts w:ascii="Calibri" w:hAnsi="Calibri"/>
+                <w:b w:val="0"/>
+                <w:i w:val="0"/>
+                <w:color w:val="000000"/>
+                <w:sz w:val="16"/>
+              </w:rPr>
+              <w:t>0,2468</w:t>
+            </w:r>
+          </w:p>
+        </w:tc>
+        <w:tc>
+          <w:tcPr>
+            <w:tcW w:type="dxa" w:w="1474"/>
+            <w:tcBorders>
+              <w:top w:val="single" w:sz="4" w:space="0" w:color="808080"/>
+              <w:left w:val="single" w:sz="4" w:space="0" w:color="808080"/>
+              <w:bottom w:val="single" w:sz="4" w:space="0" w:color="808080"/>
+              <w:right w:val="single" w:sz="4" w:space="0" w:color="808080"/>
+            </w:tcBorders>
+          </w:tcPr>
+          <w:p>
+            <w:pPr>
+              <w:spacing w:before="20" w:after="20"/>
+              <w:jc w:val="right"/>
+            </w:pPr>
+            <w:r>
+              <w:rPr>
+                <w:rFonts w:ascii="Calibri" w:hAnsi="Calibri"/>
+                <w:b w:val="0"/>
+                <w:i w:val="0"/>
+                <w:color w:val="000000"/>
+                <w:sz w:val="16"/>
+              </w:rPr>
+              <w:t>0,1234</w:t>
+            </w:r>
+          </w:p>
+        </w:tc>
+      </w:tr>
+      <w:tr>
+        <w:tc>
+          <w:tcPr>
+            <w:tcW w:type="dxa" w:w="680"/>
+            <w:tcBorders>
+              <w:top w:val="single" w:sz="4" w:space="0" w:color="808080"/>
+              <w:left w:val="single" w:sz="4" w:space="0" w:color="808080"/>
+              <w:bottom w:val="single" w:sz="4" w:space="0" w:color="808080"/>
+              <w:right w:val="single" w:sz="4" w:space="0" w:color="808080"/>
+            </w:tcBorders>
+          </w:tcPr>
+          <w:p>
+            <w:pPr>
+              <w:spacing w:before="20" w:after="20"/>
+              <w:jc w:val="center"/>
+            </w:pPr>
+            <w:r>
+              <w:rPr>
+                <w:rFonts w:ascii="Calibri" w:hAnsi="Calibri"/>
+                <w:b w:val="0"/>
+                <w:i w:val="0"/>
+                <w:color w:val="000000"/>
+                <w:sz w:val="16"/>
+              </w:rPr>
+              <w:t>46</w:t>
+            </w:r>
+          </w:p>
+        </w:tc>
+        <w:tc>
+          <w:tcPr>
+            <w:tcW w:type="dxa" w:w="1361"/>
+            <w:tcBorders>
+              <w:top w:val="single" w:sz="4" w:space="0" w:color="808080"/>
+              <w:left w:val="single" w:sz="4" w:space="0" w:color="808080"/>
+              <w:bottom w:val="single" w:sz="4" w:space="0" w:color="808080"/>
+              <w:right w:val="single" w:sz="4" w:space="0" w:color="808080"/>
+            </w:tcBorders>
+          </w:tcPr>
+          <w:p>
+            <w:pPr>
+              <w:spacing w:before="20" w:after="20"/>
+              <w:jc w:val="center"/>
+            </w:pPr>
+            <w:r>
+              <w:rPr>
+                <w:rFonts w:ascii="Calibri" w:hAnsi="Calibri"/>
+                <w:b w:val="0"/>
+                <w:i w:val="0"/>
+                <w:color w:val="000000"/>
+                <w:sz w:val="16"/>
+              </w:rPr>
+              <w:t>35.190.1101</w:t>
+            </w:r>
+          </w:p>
+        </w:tc>
+        <w:tc>
+          <w:tcPr>
+            <w:tcW w:type="dxa" w:w="3175"/>
+            <w:tcBorders>
+              <w:top w:val="single" w:sz="4" w:space="0" w:color="808080"/>
+              <w:left w:val="single" w:sz="4" w:space="0" w:color="808080"/>
+              <w:bottom w:val="single" w:sz="4" w:space="0" w:color="808080"/>
+              <w:right w:val="single" w:sz="4" w:space="0" w:color="808080"/>
+            </w:tcBorders>
+          </w:tcPr>
+          <w:p>
+            <w:pPr>
+              <w:spacing w:before="20" w:after="20"/>
+              <w:jc w:val="left"/>
+            </w:pPr>
+            <w:r>
+              <w:rPr>
+                <w:rFonts w:ascii="Calibri" w:hAnsi="Calibri"/>
+                <w:b w:val="0"/>
+                <w:i w:val="0"/>
+                <w:color w:val="000000"/>
+                <w:sz w:val="16"/>
+              </w:rPr>
+              <w:t>Kablo tava sistemleri kapak sacı — 35.190.1100 pozuna uygun özellikte, 1,0 mm sıcak daldırma galvanizli (malzeme) (%25 müteahhit kârı dahil)</w:t>
+            </w:r>
+          </w:p>
+        </w:tc>
+        <w:tc>
+          <w:tcPr>
+            <w:tcW w:type="dxa" w:w="794"/>
+            <w:tcBorders>
+              <w:top w:val="single" w:sz="4" w:space="0" w:color="808080"/>
+              <w:left w:val="single" w:sz="4" w:space="0" w:color="808080"/>
+              <w:bottom w:val="single" w:sz="4" w:space="0" w:color="808080"/>
+              <w:right w:val="single" w:sz="4" w:space="0" w:color="808080"/>
+            </w:tcBorders>
+          </w:tcPr>
+          <w:p>
+            <w:pPr>
+              <w:spacing w:before="20" w:after="20"/>
+              <w:jc w:val="center"/>
+            </w:pPr>
+            <w:r>
+              <w:rPr>
+                <w:rFonts w:ascii="Calibri" w:hAnsi="Calibri"/>
+                <w:b w:val="0"/>
+                <w:i w:val="0"/>
+                <w:color w:val="000000"/>
+                <w:sz w:val="16"/>
+              </w:rPr>
+              <w:t>kg</w:t>
+            </w:r>
+          </w:p>
+        </w:tc>
+        <w:tc>
+          <w:tcPr>
+            <w:tcW w:type="dxa" w:w="1474"/>
+            <w:tcBorders>
+              <w:top w:val="single" w:sz="4" w:space="0" w:color="808080"/>
+              <w:left w:val="single" w:sz="4" w:space="0" w:color="808080"/>
+              <w:bottom w:val="single" w:sz="4" w:space="0" w:color="808080"/>
+              <w:right w:val="single" w:sz="4" w:space="0" w:color="808080"/>
+            </w:tcBorders>
+          </w:tcPr>
+          <w:p>
+            <w:pPr>
+              <w:spacing w:before="20" w:after="20"/>
+              <w:jc w:val="right"/>
+            </w:pPr>
+            <w:r>
+              <w:rPr>
+                <w:rFonts w:ascii="Calibri" w:hAnsi="Calibri"/>
+                <w:b w:val="0"/>
+                <w:i w:val="0"/>
+                <w:color w:val="000000"/>
+                <w:sz w:val="16"/>
+              </w:rPr>
+              <w:t>361,200</w:t>
+            </w:r>
+          </w:p>
+        </w:tc>
+        <w:tc>
+          <w:tcPr>
+            <w:tcW w:type="dxa" w:w="1474"/>
+            <w:tcBorders>
+              <w:top w:val="single" w:sz="4" w:space="0" w:color="808080"/>
+              <w:left w:val="single" w:sz="4" w:space="0" w:color="808080"/>
+              <w:bottom w:val="single" w:sz="4" w:space="0" w:color="808080"/>
+              <w:right w:val="single" w:sz="4" w:space="0" w:color="808080"/>
+            </w:tcBorders>
+          </w:tcPr>
+          <w:p>
+            <w:pPr>
+              <w:spacing w:before="20" w:after="20"/>
+              <w:jc w:val="right"/>
+            </w:pPr>
+            <w:r>
+              <w:rPr>
+                <w:rFonts w:ascii="Calibri" w:hAnsi="Calibri"/>
+                <w:b w:val="0"/>
+                <w:i w:val="0"/>
+                <w:color w:val="000000"/>
+                <w:sz w:val="16"/>
+              </w:rPr>
+              <w:t>0,7446</w:t>
+            </w:r>
+          </w:p>
+        </w:tc>
+        <w:tc>
+          <w:tcPr>
+            <w:tcW w:type="dxa" w:w="1474"/>
+            <w:tcBorders>
+              <w:top w:val="single" w:sz="4" w:space="0" w:color="808080"/>
+              <w:left w:val="single" w:sz="4" w:space="0" w:color="808080"/>
+              <w:bottom w:val="single" w:sz="4" w:space="0" w:color="808080"/>
+              <w:right w:val="single" w:sz="4" w:space="0" w:color="808080"/>
+            </w:tcBorders>
+          </w:tcPr>
+          <w:p>
+            <w:pPr>
+              <w:spacing w:before="20" w:after="20"/>
+              <w:jc w:val="right"/>
+            </w:pPr>
+            <w:r>
+              <w:rPr>
+                <w:rFonts w:ascii="Calibri" w:hAnsi="Calibri"/>
+                <w:b w:val="0"/>
+                <w:i w:val="0"/>
+                <w:color w:val="000000"/>
+                <w:sz w:val="16"/>
+              </w:rPr>
+              <w:t>0,3723</w:t>
+            </w:r>
+          </w:p>
+        </w:tc>
+      </w:tr>
+      <w:tr>
+        <w:tc>
+          <w:tcPr>
+            <w:tcW w:type="dxa" w:w="680"/>
+            <w:tcBorders>
+              <w:top w:val="single" w:sz="4" w:space="0" w:color="808080"/>
+              <w:left w:val="single" w:sz="4" w:space="0" w:color="808080"/>
+              <w:bottom w:val="single" w:sz="4" w:space="0" w:color="808080"/>
+              <w:right w:val="single" w:sz="4" w:space="0" w:color="808080"/>
+            </w:tcBorders>
+          </w:tcPr>
+          <w:p>
+            <w:pPr>
+              <w:spacing w:before="20" w:after="20"/>
+              <w:jc w:val="center"/>
+            </w:pPr>
+            <w:r>
+              <w:rPr>
+                <w:rFonts w:ascii="Calibri" w:hAnsi="Calibri"/>
+                <w:b w:val="0"/>
+                <w:i w:val="0"/>
+                <w:color w:val="000000"/>
+                <w:sz w:val="16"/>
+              </w:rPr>
+              <w:t>47</w:t>
+            </w:r>
+          </w:p>
+        </w:tc>
+        <w:tc>
+          <w:tcPr>
+            <w:tcW w:type="dxa" w:w="1361"/>
+            <w:tcBorders>
+              <w:top w:val="single" w:sz="4" w:space="0" w:color="808080"/>
+              <w:left w:val="single" w:sz="4" w:space="0" w:color="808080"/>
+              <w:bottom w:val="single" w:sz="4" w:space="0" w:color="808080"/>
+              <w:right w:val="single" w:sz="4" w:space="0" w:color="808080"/>
+            </w:tcBorders>
+          </w:tcPr>
+          <w:p>
+            <w:pPr>
+              <w:spacing w:before="20" w:after="20"/>
+              <w:jc w:val="center"/>
+            </w:pPr>
+            <w:r>
+              <w:rPr>
+                <w:rFonts w:ascii="Calibri" w:hAnsi="Calibri"/>
+                <w:b w:val="0"/>
+                <w:i w:val="0"/>
+                <w:color w:val="000000"/>
+                <w:sz w:val="16"/>
+              </w:rPr>
+              <w:t>35.190.1101 (montaj)</w:t>
+            </w:r>
+          </w:p>
+        </w:tc>
+        <w:tc>
+          <w:tcPr>
+            <w:tcW w:type="dxa" w:w="3175"/>
+            <w:tcBorders>
+              <w:top w:val="single" w:sz="4" w:space="0" w:color="808080"/>
+              <w:left w:val="single" w:sz="4" w:space="0" w:color="808080"/>
+              <w:bottom w:val="single" w:sz="4" w:space="0" w:color="808080"/>
+              <w:right w:val="single" w:sz="4" w:space="0" w:color="808080"/>
+            </w:tcBorders>
+          </w:tcPr>
+          <w:p>
+            <w:pPr>
+              <w:spacing w:before="20" w:after="20"/>
+              <w:jc w:val="left"/>
+            </w:pPr>
+            <w:r>
+              <w:rPr>
+                <w:rFonts w:ascii="Calibri" w:hAnsi="Calibri"/>
+                <w:b w:val="0"/>
+                <w:i w:val="0"/>
+                <w:color w:val="000000"/>
+                <w:sz w:val="16"/>
+              </w:rPr>
+              <w:t>Kablo tava sistemleri kapak sacının montajı — onaylı projesinde belirtilen kanalların kapatılması; her türlü işçilik ve malzeme dâhil, işler hâlde teslim</w:t>
+            </w:r>
+          </w:p>
+        </w:tc>
+        <w:tc>
+          <w:tcPr>
+            <w:tcW w:type="dxa" w:w="794"/>
+            <w:tcBorders>
+              <w:top w:val="single" w:sz="4" w:space="0" w:color="808080"/>
+              <w:left w:val="single" w:sz="4" w:space="0" w:color="808080"/>
+              <w:bottom w:val="single" w:sz="4" w:space="0" w:color="808080"/>
+              <w:right w:val="single" w:sz="4" w:space="0" w:color="808080"/>
+            </w:tcBorders>
+          </w:tcPr>
+          <w:p>
+            <w:pPr>
+              <w:spacing w:before="20" w:after="20"/>
+              <w:jc w:val="center"/>
+            </w:pPr>
+            <w:r>
+              <w:rPr>
+                <w:rFonts w:ascii="Calibri" w:hAnsi="Calibri"/>
+                <w:b w:val="0"/>
+                <w:i w:val="0"/>
+                <w:color w:val="000000"/>
+                <w:sz w:val="16"/>
+              </w:rPr>
+              <w:t>kg</w:t>
+            </w:r>
+          </w:p>
+        </w:tc>
+        <w:tc>
+          <w:tcPr>
+            <w:tcW w:type="dxa" w:w="1474"/>
+            <w:tcBorders>
+              <w:top w:val="single" w:sz="4" w:space="0" w:color="808080"/>
+              <w:left w:val="single" w:sz="4" w:space="0" w:color="808080"/>
+              <w:bottom w:val="single" w:sz="4" w:space="0" w:color="808080"/>
+              <w:right w:val="single" w:sz="4" w:space="0" w:color="808080"/>
+            </w:tcBorders>
+          </w:tcPr>
+          <w:p>
+            <w:pPr>
+              <w:spacing w:before="20" w:after="20"/>
+              <w:jc w:val="right"/>
+            </w:pPr>
+            <w:r>
+              <w:rPr>
+                <w:rFonts w:ascii="Calibri" w:hAnsi="Calibri"/>
+                <w:b w:val="0"/>
+                <w:i w:val="0"/>
+                <w:color w:val="000000"/>
+                <w:sz w:val="16"/>
+              </w:rPr>
+              <w:t>361,200</w:t>
+            </w:r>
+          </w:p>
+        </w:tc>
+        <w:tc>
+          <w:tcPr>
+            <w:tcW w:type="dxa" w:w="1474"/>
+            <w:tcBorders>
+              <w:top w:val="single" w:sz="4" w:space="0" w:color="808080"/>
+              <w:left w:val="single" w:sz="4" w:space="0" w:color="808080"/>
+              <w:bottom w:val="single" w:sz="4" w:space="0" w:color="808080"/>
+              <w:right w:val="single" w:sz="4" w:space="0" w:color="808080"/>
+            </w:tcBorders>
+          </w:tcPr>
+          <w:p>
+            <w:pPr>
+              <w:spacing w:before="20" w:after="20"/>
+              <w:jc w:val="right"/>
+            </w:pPr>
+            <w:r>
+              <w:rPr>
+                <w:rFonts w:ascii="Calibri" w:hAnsi="Calibri"/>
+                <w:b w:val="0"/>
+                <w:i w:val="0"/>
+                <w:color w:val="000000"/>
+                <w:sz w:val="16"/>
+              </w:rPr>
+              <w:t>0,0977</w:t>
+            </w:r>
+          </w:p>
+        </w:tc>
+        <w:tc>
+          <w:tcPr>
+            <w:tcW w:type="dxa" w:w="1474"/>
+            <w:tcBorders>
+              <w:top w:val="single" w:sz="4" w:space="0" w:color="808080"/>
+              <w:left w:val="single" w:sz="4" w:space="0" w:color="808080"/>
+              <w:bottom w:val="single" w:sz="4" w:space="0" w:color="808080"/>
+              <w:right w:val="single" w:sz="4" w:space="0" w:color="808080"/>
+            </w:tcBorders>
+          </w:tcPr>
+          <w:p>
+            <w:pPr>
+              <w:spacing w:before="20" w:after="20"/>
+              <w:jc w:val="right"/>
+            </w:pPr>
+            <w:r>
+              <w:rPr>
+                <w:rFonts w:ascii="Calibri" w:hAnsi="Calibri"/>
+                <w:b w:val="0"/>
+                <w:i w:val="0"/>
+                <w:color w:val="000000"/>
+                <w:sz w:val="16"/>
+              </w:rPr>
+              <w:t>0,0488</w:t>
+            </w:r>
+          </w:p>
+        </w:tc>
+      </w:tr>
+      <w:tr>
+        <w:tc>
+          <w:tcPr>
+            <w:tcW w:type="dxa" w:w="680"/>
+            <w:tcBorders>
+              <w:top w:val="single" w:sz="4" w:space="0" w:color="808080"/>
+              <w:left w:val="single" w:sz="4" w:space="0" w:color="808080"/>
+              <w:bottom w:val="single" w:sz="4" w:space="0" w:color="808080"/>
+              <w:right w:val="single" w:sz="4" w:space="0" w:color="808080"/>
+            </w:tcBorders>
+          </w:tcPr>
+          <w:p>
+            <w:pPr>
+              <w:spacing w:before="20" w:after="20"/>
+              <w:jc w:val="center"/>
+            </w:pPr>
+            <w:r>
+              <w:rPr>
+                <w:rFonts w:ascii="Calibri" w:hAnsi="Calibri"/>
+                <w:b w:val="0"/>
+                <w:i w:val="0"/>
+                <w:color w:val="000000"/>
+                <w:sz w:val="16"/>
+              </w:rPr>
+              <w:t>48</w:t>
+            </w:r>
+          </w:p>
+        </w:tc>
+        <w:tc>
+          <w:tcPr>
+            <w:tcW w:type="dxa" w:w="1361"/>
+            <w:tcBorders>
+              <w:top w:val="single" w:sz="4" w:space="0" w:color="808080"/>
+              <w:left w:val="single" w:sz="4" w:space="0" w:color="808080"/>
+              <w:bottom w:val="single" w:sz="4" w:space="0" w:color="808080"/>
+              <w:right w:val="single" w:sz="4" w:space="0" w:color="808080"/>
+            </w:tcBorders>
+          </w:tcPr>
+          <w:p>
+            <w:pPr>
+              <w:spacing w:before="20" w:after="20"/>
+              <w:jc w:val="center"/>
+            </w:pPr>
+            <w:r>
+              <w:rPr>
+                <w:rFonts w:ascii="Calibri" w:hAnsi="Calibri"/>
+                <w:b w:val="0"/>
+                <w:i w:val="0"/>
+                <w:color w:val="000000"/>
+                <w:sz w:val="16"/>
+              </w:rPr>
+              <w:t>35.190.1304</w:t>
+            </w:r>
+          </w:p>
+        </w:tc>
+        <w:tc>
+          <w:tcPr>
+            <w:tcW w:type="dxa" w:w="3175"/>
+            <w:tcBorders>
+              <w:top w:val="single" w:sz="4" w:space="0" w:color="808080"/>
+              <w:left w:val="single" w:sz="4" w:space="0" w:color="808080"/>
+              <w:bottom w:val="single" w:sz="4" w:space="0" w:color="808080"/>
+              <w:right w:val="single" w:sz="4" w:space="0" w:color="808080"/>
+            </w:tcBorders>
+          </w:tcPr>
+          <w:p>
+            <w:pPr>
+              <w:spacing w:before="20" w:after="20"/>
+              <w:jc w:val="left"/>
+            </w:pPr>
+            <w:r>
+              <w:rPr>
+                <w:rFonts w:ascii="Calibri" w:hAnsi="Calibri"/>
+                <w:b w:val="0"/>
+                <w:i w:val="0"/>
+                <w:color w:val="000000"/>
+                <w:sz w:val="16"/>
+              </w:rPr>
               <w:t>Sıva üstü PVC kablo kanalı — en az 100 x 35 mm, üç bölmeli (%25 müteahhit kârı dahil)</w:t>
             </w:r>
           </w:p>
@@ -17987,7 +19897,7 @@
                 <w:color w:val="000000"/>
                 <w:sz w:val="16"/>
               </w:rPr>
-              <w:t>0,3638</w:t>
+              <w:t>0,3643</w:t>
             </w:r>
           </w:p>
         </w:tc>
@@ -18014,7 +19924,7 @@
                 <w:color w:val="000000"/>
                 <w:sz w:val="16"/>
               </w:rPr>
-              <w:t>0,1819</w:t>
+              <w:t>0,1821</w:t>
             </w:r>
           </w:p>
         </w:tc>
@@ -18428,7 +20338,7 @@
                 <w:color w:val="000000"/>
                 <w:sz w:val="16"/>
               </w:rPr>
-              <w:t>1,1184</w:t>
+              <w:t>1,1199</w:t>
             </w:r>
           </w:p>
         </w:tc>
@@ -18538,7 +20448,7 @@
                 <w:color w:val="000000"/>
                 <w:sz w:val="16"/>
               </w:rPr>
-              <w:t>1,0960</w:t>
+              <w:t>1,0975</w:t>
             </w:r>
           </w:p>
         </w:tc>
@@ -18648,7 +20558,7 @@
                 <w:color w:val="000000"/>
                 <w:sz w:val="16"/>
               </w:rPr>
-              <w:t>10,4474</w:t>
+              <w:t>10,4616</w:t>
             </w:r>
           </w:p>
         </w:tc>
@@ -18758,7 +20668,7 @@
                 <w:color w:val="000000"/>
                 <w:sz w:val="16"/>
               </w:rPr>
-              <w:t>6,0373</w:t>
+              <w:t>6,0456</w:t>
             </w:r>
           </w:p>
         </w:tc>
@@ -18868,7 +20778,7 @@
                 <w:color w:val="000000"/>
                 <w:sz w:val="16"/>
               </w:rPr>
-              <w:t>7,2313</w:t>
+              <w:t>7,2411</w:t>
             </w:r>
           </w:p>
         </w:tc>
@@ -18978,7 +20888,7 @@
                 <w:color w:val="000000"/>
                 <w:sz w:val="16"/>
               </w:rPr>
-              <w:t>41,5795</w:t>
+              <w:t>41,6361</w:t>
             </w:r>
           </w:p>
         </w:tc>
@@ -19088,7 +20998,7 @@
                 <w:color w:val="000000"/>
                 <w:sz w:val="16"/>
               </w:rPr>
-              <w:t>7,4545</w:t>
+              <w:t>7,4647</w:t>
             </w:r>
           </w:p>
         </w:tc>
@@ -19198,7 +21108,7 @@
                 <w:color w:val="000000"/>
                 <w:sz w:val="16"/>
               </w:rPr>
-              <w:t>1,0352</w:t>
+              <w:t>1,0366</w:t>
             </w:r>
           </w:p>
         </w:tc>
@@ -19308,7 +21218,7 @@
                 <w:color w:val="000000"/>
                 <w:sz w:val="16"/>
               </w:rPr>
-              <w:t>0,4675</w:t>
+              <w:t>0,4681</w:t>
             </w:r>
           </w:p>
         </w:tc>
@@ -19418,7 +21328,7 @@
                 <w:color w:val="000000"/>
                 <w:sz w:val="16"/>
               </w:rPr>
-              <w:t>5,7676</w:t>
+              <w:t>5,7755</w:t>
             </w:r>
           </w:p>
         </w:tc>
@@ -19528,7 +21438,7 @@
                 <w:color w:val="000000"/>
                 <w:sz w:val="16"/>
               </w:rPr>
-              <w:t>4,2257</w:t>
+              <w:t>4,2314</w:t>
             </w:r>
           </w:p>
         </w:tc>
@@ -19638,7 +21548,7 @@
                 <w:color w:val="000000"/>
                 <w:sz w:val="16"/>
               </w:rPr>
-              <w:t>0,5336</w:t>
+              <w:t>0,5344</w:t>
             </w:r>
           </w:p>
         </w:tc>
@@ -19748,7 +21658,7 @@
                 <w:color w:val="000000"/>
                 <w:sz w:val="16"/>
               </w:rPr>
-              <w:t>0,1048</w:t>
+              <w:t>0,1050</w:t>
             </w:r>
           </w:p>
         </w:tc>
@@ -19831,7 +21741,7 @@
                 <w:color w:val="000000"/>
                 <w:sz w:val="16"/>
               </w:rPr>
-              <w:t>2.035.075,56</w:t>
+              <w:t>2.013.625,24</w:t>
             </w:r>
           </w:p>
         </w:tc>
@@ -19858,7 +21768,7 @@
                 <w:color w:val="000000"/>
                 <w:sz w:val="16"/>
               </w:rPr>
-              <w:t>12,9011</w:t>
+              <w:t>12,7825</w:t>
             </w:r>
           </w:p>
         </w:tc>
@@ -19931,7 +21841,7 @@
                 <w:color w:val="000000"/>
                 <w:sz w:val="16"/>
               </w:rPr>
-              <w:t>15.774.454,50</w:t>
+              <w:t>15.753.004,18</w:t>
             </w:r>
           </w:p>
         </w:tc>

--- a/belgeler/31_PURSANTAJ_TABLOSU.docx
+++ b/belgeler/31_PURSANTAJ_TABLOSU.docx
@@ -124,7 +124,7 @@
           <w:color w:val="000000"/>
           <w:sz w:val="17"/>
         </w:rPr>
-        <w:t>15.753.004,18 TL</w:t>
+        <w:t>15.774.454,50 TL</w:t>
       </w:r>
     </w:p>
     <w:p>
@@ -408,7 +408,7 @@
                 <w:color w:val="000000"/>
                 <w:sz w:val="16"/>
               </w:rPr>
-              <w:t>7.876.502,09</w:t>
+              <w:t>7.887.227,25</w:t>
             </w:r>
           </w:p>
         </w:tc>
@@ -545,7 +545,7 @@
                 <w:color w:val="000000"/>
                 <w:sz w:val="16"/>
               </w:rPr>
-              <w:t>7.876.502,09</w:t>
+              <w:t>7.887.227,25</w:t>
             </w:r>
           </w:p>
         </w:tc>
@@ -662,7 +662,7 @@
                 <w:color w:val="000000"/>
                 <w:sz w:val="16"/>
               </w:rPr>
-              <w:t>15.753.004,18</w:t>
+              <w:t>15.774.454,50</w:t>
             </w:r>
           </w:p>
         </w:tc>
@@ -1245,7 +1245,7 @@
                 <w:color w:val="000000"/>
                 <w:sz w:val="16"/>
               </w:rPr>
-              <w:t>1,1199</w:t>
+              <w:t>1,1184</w:t>
             </w:r>
           </w:p>
         </w:tc>
@@ -1272,7 +1272,7 @@
                 <w:color w:val="000000"/>
                 <w:sz w:val="16"/>
               </w:rPr>
-              <w:t>0,5600</w:t>
+              <w:t>0,5592</w:t>
             </w:r>
           </w:p>
         </w:tc>
@@ -1436,7 +1436,7 @@
                 <w:color w:val="000000"/>
                 <w:sz w:val="16"/>
               </w:rPr>
-              <w:t>1,0975</w:t>
+              <w:t>1,0960</w:t>
             </w:r>
           </w:p>
         </w:tc>
@@ -1463,7 +1463,7 @@
                 <w:color w:val="000000"/>
                 <w:sz w:val="16"/>
               </w:rPr>
-              <w:t>0,5487</w:t>
+              <w:t>0,5480</w:t>
             </w:r>
           </w:p>
         </w:tc>
@@ -1627,7 +1627,7 @@
                 <w:color w:val="000000"/>
                 <w:sz w:val="16"/>
               </w:rPr>
-              <w:t>10,4616</w:t>
+              <w:t>10,4474</w:t>
             </w:r>
           </w:p>
         </w:tc>
@@ -1654,7 +1654,7 @@
                 <w:color w:val="000000"/>
                 <w:sz w:val="16"/>
               </w:rPr>
-              <w:t>5,2308</w:t>
+              <w:t>5,2237</w:t>
             </w:r>
           </w:p>
         </w:tc>
@@ -1818,7 +1818,7 @@
                 <w:color w:val="000000"/>
                 <w:sz w:val="16"/>
               </w:rPr>
-              <w:t>6,0456</w:t>
+              <w:t>6,0373</w:t>
             </w:r>
           </w:p>
         </w:tc>
@@ -1845,7 +1845,7 @@
                 <w:color w:val="000000"/>
                 <w:sz w:val="16"/>
               </w:rPr>
-              <w:t>3,0228</w:t>
+              <w:t>3,0187</w:t>
             </w:r>
           </w:p>
         </w:tc>
@@ -2009,7 +2009,7 @@
                 <w:color w:val="000000"/>
                 <w:sz w:val="16"/>
               </w:rPr>
-              <w:t>2,0622</w:t>
+              <w:t>2,0594</w:t>
             </w:r>
           </w:p>
         </w:tc>
@@ -2036,7 +2036,7 @@
                 <w:color w:val="000000"/>
                 <w:sz w:val="16"/>
               </w:rPr>
-              <w:t>1,0311</w:t>
+              <w:t>1,0297</w:t>
             </w:r>
           </w:p>
         </w:tc>
@@ -2200,7 +2200,7 @@
                 <w:color w:val="000000"/>
                 <w:sz w:val="16"/>
               </w:rPr>
-              <w:t>3,4728</w:t>
+              <w:t>3,4681</w:t>
             </w:r>
           </w:p>
         </w:tc>
@@ -2227,7 +2227,7 @@
                 <w:color w:val="000000"/>
                 <w:sz w:val="16"/>
               </w:rPr>
-              <w:t>1,7364</w:t>
+              <w:t>1,7340</w:t>
             </w:r>
           </w:p>
         </w:tc>
@@ -2391,7 +2391,7 @@
                 <w:color w:val="000000"/>
                 <w:sz w:val="16"/>
               </w:rPr>
-              <w:t>1,7062</w:t>
+              <w:t>1,7038</w:t>
             </w:r>
           </w:p>
         </w:tc>
@@ -2418,7 +2418,7 @@
                 <w:color w:val="000000"/>
                 <w:sz w:val="16"/>
               </w:rPr>
-              <w:t>0,8531</w:t>
+              <w:t>0,8519</w:t>
             </w:r>
           </w:p>
         </w:tc>
@@ -2582,7 +2582,7 @@
                 <w:color w:val="000000"/>
                 <w:sz w:val="16"/>
               </w:rPr>
-              <w:t>40,3725</w:t>
+              <w:t>40,3176</w:t>
             </w:r>
           </w:p>
         </w:tc>
@@ -2609,7 +2609,7 @@
                 <w:color w:val="000000"/>
                 <w:sz w:val="16"/>
               </w:rPr>
-              <w:t>20,1862</w:t>
+              <w:t>20,1588</w:t>
             </w:r>
           </w:p>
         </w:tc>
@@ -2773,7 +2773,7 @@
                 <w:color w:val="000000"/>
                 <w:sz w:val="16"/>
               </w:rPr>
-              <w:t>1,2636</w:t>
+              <w:t>1,2619</w:t>
             </w:r>
           </w:p>
         </w:tc>
@@ -2800,7 +2800,7 @@
                 <w:color w:val="000000"/>
                 <w:sz w:val="16"/>
               </w:rPr>
-              <w:t>0,6318</w:t>
+              <w:t>0,6310</w:t>
             </w:r>
           </w:p>
         </w:tc>
@@ -2964,7 +2964,7 @@
                 <w:color w:val="000000"/>
                 <w:sz w:val="16"/>
               </w:rPr>
-              <w:t>5,9924</w:t>
+              <w:t>5,9842</w:t>
             </w:r>
           </w:p>
         </w:tc>
@@ -2991,7 +2991,7 @@
                 <w:color w:val="000000"/>
                 <w:sz w:val="16"/>
               </w:rPr>
-              <w:t>2,9962</w:t>
+              <w:t>2,9921</w:t>
             </w:r>
           </w:p>
         </w:tc>
@@ -3155,7 +3155,7 @@
                 <w:color w:val="000000"/>
                 <w:sz w:val="16"/>
               </w:rPr>
-              <w:t>1,1250</w:t>
+              <w:t>1,1235</w:t>
             </w:r>
           </w:p>
         </w:tc>
@@ -3182,7 +3182,7 @@
                 <w:color w:val="000000"/>
                 <w:sz w:val="16"/>
               </w:rPr>
-              <w:t>0,5625</w:t>
+              <w:t>0,5617</w:t>
             </w:r>
           </w:p>
         </w:tc>
@@ -3346,7 +3346,7 @@
                 <w:color w:val="000000"/>
                 <w:sz w:val="16"/>
               </w:rPr>
-              <w:t>0,3473</w:t>
+              <w:t>0,3469</w:t>
             </w:r>
           </w:p>
         </w:tc>
@@ -3373,7 +3373,7 @@
                 <w:color w:val="000000"/>
                 <w:sz w:val="16"/>
               </w:rPr>
-              <w:t>0,1737</w:t>
+              <w:t>0,1734</w:t>
             </w:r>
           </w:p>
         </w:tc>
@@ -3537,7 +3537,7 @@
                 <w:color w:val="000000"/>
                 <w:sz w:val="16"/>
               </w:rPr>
-              <w:t>0,9234</w:t>
+              <w:t>0,9221</w:t>
             </w:r>
           </w:p>
         </w:tc>
@@ -3564,7 +3564,7 @@
                 <w:color w:val="000000"/>
                 <w:sz w:val="16"/>
               </w:rPr>
-              <w:t>0,4617</w:t>
+              <w:t>0,4611</w:t>
             </w:r>
           </w:p>
         </w:tc>
@@ -3728,7 +3728,7 @@
                 <w:color w:val="000000"/>
                 <w:sz w:val="16"/>
               </w:rPr>
-              <w:t>0,1132</w:t>
+              <w:t>0,1131</w:t>
             </w:r>
           </w:p>
         </w:tc>
@@ -3755,7 +3755,7 @@
                 <w:color w:val="000000"/>
                 <w:sz w:val="16"/>
               </w:rPr>
-              <w:t>0,0566</w:t>
+              <w:t>0,0565</w:t>
             </w:r>
           </w:p>
         </w:tc>
@@ -3919,7 +3919,7 @@
                 <w:color w:val="000000"/>
                 <w:sz w:val="16"/>
               </w:rPr>
-              <w:t>0,1480</w:t>
+              <w:t>0,1478</w:t>
             </w:r>
           </w:p>
         </w:tc>
@@ -3946,7 +3946,7 @@
                 <w:color w:val="000000"/>
                 <w:sz w:val="16"/>
               </w:rPr>
-              <w:t>0,0740</w:t>
+              <w:t>0,0739</w:t>
             </w:r>
           </w:p>
         </w:tc>
@@ -4110,7 +4110,7 @@
                 <w:color w:val="000000"/>
                 <w:sz w:val="16"/>
               </w:rPr>
-              <w:t>0,1935</w:t>
+              <w:t>0,1932</w:t>
             </w:r>
           </w:p>
         </w:tc>
@@ -4137,7 +4137,7 @@
                 <w:color w:val="000000"/>
                 <w:sz w:val="16"/>
               </w:rPr>
-              <w:t>0,0967</w:t>
+              <w:t>0,0966</w:t>
             </w:r>
           </w:p>
         </w:tc>
@@ -4301,7 +4301,7 @@
                 <w:color w:val="000000"/>
                 <w:sz w:val="16"/>
               </w:rPr>
-              <w:t>0,1266</w:t>
+              <w:t>0,1264</w:t>
             </w:r>
           </w:p>
         </w:tc>
@@ -4328,7 +4328,7 @@
                 <w:color w:val="000000"/>
                 <w:sz w:val="16"/>
               </w:rPr>
-              <w:t>0,0633</w:t>
+              <w:t>0,0632</w:t>
             </w:r>
           </w:p>
         </w:tc>
@@ -4492,7 +4492,7 @@
                 <w:color w:val="000000"/>
                 <w:sz w:val="16"/>
               </w:rPr>
-              <w:t>2,6381</w:t>
+              <w:t>2,6346</w:t>
             </w:r>
           </w:p>
         </w:tc>
@@ -4519,7 +4519,7 @@
                 <w:color w:val="000000"/>
                 <w:sz w:val="16"/>
               </w:rPr>
-              <w:t>1,3191</w:t>
+              <w:t>1,3173</w:t>
             </w:r>
           </w:p>
         </w:tc>
@@ -4683,7 +4683,7 @@
                 <w:color w:val="000000"/>
                 <w:sz w:val="16"/>
               </w:rPr>
-              <w:t>3,1374</w:t>
+              <w:t>3,1331</w:t>
             </w:r>
           </w:p>
         </w:tc>
@@ -4710,7 +4710,7 @@
                 <w:color w:val="000000"/>
                 <w:sz w:val="16"/>
               </w:rPr>
-              <w:t>1,5687</w:t>
+              <w:t>1,5665</w:t>
             </w:r>
           </w:p>
         </w:tc>
@@ -4874,7 +4874,7 @@
                 <w:color w:val="000000"/>
                 <w:sz w:val="16"/>
               </w:rPr>
-              <w:t>2,2963</w:t>
+              <w:t>2,2931</w:t>
             </w:r>
           </w:p>
         </w:tc>
@@ -4901,7 +4901,7 @@
                 <w:color w:val="000000"/>
                 <w:sz w:val="16"/>
               </w:rPr>
-              <w:t>1,1481</w:t>
+              <w:t>1,1466</w:t>
             </w:r>
           </w:p>
         </w:tc>
@@ -5065,7 +5065,7 @@
                 <w:color w:val="000000"/>
                 <w:sz w:val="16"/>
               </w:rPr>
-              <w:t>1,9352</w:t>
+              <w:t>1,9325</w:t>
             </w:r>
           </w:p>
         </w:tc>
@@ -5092,7 +5092,7 @@
                 <w:color w:val="000000"/>
                 <w:sz w:val="16"/>
               </w:rPr>
-              <w:t>0,9676</w:t>
+              <w:t>0,9663</w:t>
             </w:r>
           </w:p>
         </w:tc>
@@ -5256,7 +5256,7 @@
                 <w:color w:val="000000"/>
                 <w:sz w:val="16"/>
               </w:rPr>
-              <w:t>0,5344</w:t>
+              <w:t>0,5336</w:t>
             </w:r>
           </w:p>
         </w:tc>
@@ -5283,7 +5283,7 @@
                 <w:color w:val="000000"/>
                 <w:sz w:val="16"/>
               </w:rPr>
-              <w:t>0,2672</w:t>
+              <w:t>0,2668</w:t>
             </w:r>
           </w:p>
         </w:tc>
@@ -5447,7 +5447,7 @@
                 <w:color w:val="000000"/>
                 <w:sz w:val="16"/>
               </w:rPr>
-              <w:t>0,1050</w:t>
+              <w:t>0,1048</w:t>
             </w:r>
           </w:p>
         </w:tc>
@@ -5474,7 +5474,7 @@
                 <w:color w:val="000000"/>
                 <w:sz w:val="16"/>
               </w:rPr>
-              <w:t>0,0525</w:t>
+              <w:t>0,0524</w:t>
             </w:r>
           </w:p>
         </w:tc>
@@ -5638,7 +5638,7 @@
                 <w:color w:val="000000"/>
                 <w:sz w:val="16"/>
               </w:rPr>
-              <w:t>0,0899</w:t>
+              <w:t>0,0898</w:t>
             </w:r>
           </w:p>
         </w:tc>
@@ -5665,7 +5665,7 @@
                 <w:color w:val="000000"/>
                 <w:sz w:val="16"/>
               </w:rPr>
-              <w:t>0,0450</w:t>
+              <w:t>0,0449</w:t>
             </w:r>
           </w:p>
         </w:tc>
@@ -5829,7 +5829,7 @@
                 <w:color w:val="000000"/>
                 <w:sz w:val="16"/>
               </w:rPr>
-              <w:t>0,0448</w:t>
+              <w:t>0,0447</w:t>
             </w:r>
           </w:p>
         </w:tc>
@@ -6211,7 +6211,7 @@
                 <w:color w:val="000000"/>
                 <w:sz w:val="16"/>
               </w:rPr>
-              <w:t>0,7618</w:t>
+              <w:t>0,7607</w:t>
             </w:r>
           </w:p>
         </w:tc>
@@ -6238,7 +6238,7 @@
                 <w:color w:val="000000"/>
                 <w:sz w:val="16"/>
               </w:rPr>
-              <w:t>0,3809</w:t>
+              <w:t>0,3804</w:t>
             </w:r>
           </w:p>
         </w:tc>
@@ -6402,7 +6402,7 @@
                 <w:color w:val="000000"/>
                 <w:sz w:val="16"/>
               </w:rPr>
-              <w:t>0,7603</w:t>
+              <w:t>0,7592</w:t>
             </w:r>
           </w:p>
         </w:tc>
@@ -6429,7 +6429,7 @@
                 <w:color w:val="000000"/>
                 <w:sz w:val="16"/>
               </w:rPr>
-              <w:t>0,3801</w:t>
+              <w:t>0,3796</w:t>
             </w:r>
           </w:p>
         </w:tc>
@@ -6784,7 +6784,7 @@
                 <w:color w:val="000000"/>
                 <w:sz w:val="16"/>
               </w:rPr>
-              <w:t>0,1845</w:t>
+              <w:t>0,1842</w:t>
             </w:r>
           </w:p>
         </w:tc>
@@ -6811,7 +6811,7 @@
                 <w:color w:val="000000"/>
                 <w:sz w:val="16"/>
               </w:rPr>
-              <w:t>0,0922</w:t>
+              <w:t>0,0921</w:t>
             </w:r>
           </w:p>
         </w:tc>
@@ -6975,7 +6975,7 @@
                 <w:color w:val="000000"/>
                 <w:sz w:val="16"/>
               </w:rPr>
-              <w:t>0,4951</w:t>
+              <w:t>0,4945</w:t>
             </w:r>
           </w:p>
         </w:tc>
@@ -7002,7 +7002,7 @@
                 <w:color w:val="000000"/>
                 <w:sz w:val="16"/>
               </w:rPr>
-              <w:t>0,2476</w:t>
+              <w:t>0,2472</w:t>
             </w:r>
           </w:p>
         </w:tc>
@@ -7166,7 +7166,7 @@
                 <w:color w:val="000000"/>
                 <w:sz w:val="16"/>
               </w:rPr>
-              <w:t>0,0931</w:t>
+              <w:t>0,0930</w:t>
             </w:r>
           </w:p>
         </w:tc>
@@ -7357,7 +7357,7 @@
                 <w:color w:val="000000"/>
                 <w:sz w:val="16"/>
               </w:rPr>
-              <w:t>0,1994</w:t>
+              <w:t>0,1991</w:t>
             </w:r>
           </w:p>
         </w:tc>
@@ -7384,7 +7384,7 @@
                 <w:color w:val="000000"/>
                 <w:sz w:val="16"/>
               </w:rPr>
-              <w:t>0,0997</w:t>
+              <w:t>0,0996</w:t>
             </w:r>
           </w:p>
         </w:tc>
@@ -7548,7 +7548,7 @@
                 <w:color w:val="000000"/>
                 <w:sz w:val="16"/>
               </w:rPr>
-              <w:t>0,2488</w:t>
+              <w:t>0,2735</w:t>
             </w:r>
           </w:p>
         </w:tc>
@@ -7575,7 +7575,7 @@
                 <w:color w:val="000000"/>
                 <w:sz w:val="16"/>
               </w:rPr>
-              <w:t>0,1244</w:t>
+              <w:t>0,1367</w:t>
             </w:r>
           </w:p>
         </w:tc>
@@ -7631,7 +7631,7 @@
                 <w:color w:val="000000"/>
                 <w:sz w:val="16"/>
               </w:rPr>
-              <w:t>35.750.3002 (montaj)</w:t>
+              <w:t>35.750.1502</w:t>
             </w:r>
           </w:p>
         </w:tc>
@@ -7658,7 +7658,7 @@
                 <w:color w:val="000000"/>
                 <w:sz w:val="16"/>
               </w:rPr>
-              <w:t>Bina ihata iletkeni tesisatının montajı — temel topraklaması</w:t>
+              <w:t>Aktif yakalama ucu, ortalama uyarım yolu DL = 30-40 m (%25 müteahhit kârı dahil)</w:t>
             </w:r>
           </w:p>
         </w:tc>
@@ -7685,7 +7685,7 @@
                 <w:color w:val="000000"/>
                 <w:sz w:val="16"/>
               </w:rPr>
-              <w:t>m</w:t>
+              <w:t>ad</w:t>
             </w:r>
           </w:p>
         </w:tc>
@@ -7712,7 +7712,7 @@
                 <w:color w:val="000000"/>
                 <w:sz w:val="16"/>
               </w:rPr>
-              <w:t>186,000</w:t>
+              <w:t>1,000</w:t>
             </w:r>
           </w:p>
         </w:tc>
@@ -7739,7 +7739,7 @@
                 <w:color w:val="000000"/>
                 <w:sz w:val="16"/>
               </w:rPr>
-              <w:t>0,1831</w:t>
+              <w:t>0,1977</w:t>
             </w:r>
           </w:p>
         </w:tc>
@@ -7766,7 +7766,7 @@
                 <w:color w:val="000000"/>
                 <w:sz w:val="16"/>
               </w:rPr>
-              <w:t>0,0916</w:t>
+              <w:t>0,0989</w:t>
             </w:r>
           </w:p>
         </w:tc>
@@ -7822,7 +7822,7 @@
                 <w:color w:val="000000"/>
                 <w:sz w:val="16"/>
               </w:rPr>
-              <w:t>35.750.1502</w:t>
+              <w:t>35.750.2001</w:t>
             </w:r>
           </w:p>
         </w:tc>
@@ -7849,7 +7849,7 @@
                 <w:color w:val="000000"/>
                 <w:sz w:val="16"/>
               </w:rPr>
-              <w:t>Aktif yakalama ucu, ortalama uyarım yolu DL = 30-40 m (%25 müteahhit kârı dahil)</w:t>
+              <w:t>Çatı ihata ve indirme iletkeni tesisatı — 50 mm² elektrolitik bakır tel (%25 müteahhit kârı dahil)</w:t>
             </w:r>
           </w:p>
         </w:tc>
@@ -7876,7 +7876,7 @@
                 <w:color w:val="000000"/>
                 <w:sz w:val="16"/>
               </w:rPr>
-              <w:t>ad</w:t>
+              <w:t>m</w:t>
             </w:r>
           </w:p>
         </w:tc>
@@ -7903,7 +7903,7 @@
                 <w:color w:val="000000"/>
                 <w:sz w:val="16"/>
               </w:rPr>
-              <w:t>1,000</w:t>
+              <w:t>16,000</w:t>
             </w:r>
           </w:p>
         </w:tc>
@@ -7930,7 +7930,7 @@
                 <w:color w:val="000000"/>
                 <w:sz w:val="16"/>
               </w:rPr>
-              <w:t>0,1794</w:t>
+              <w:t>0,0866</w:t>
             </w:r>
           </w:p>
         </w:tc>
@@ -7957,7 +7957,7 @@
                 <w:color w:val="000000"/>
                 <w:sz w:val="16"/>
               </w:rPr>
-              <w:t>0,0897</w:t>
+              <w:t>0,0433</w:t>
             </w:r>
           </w:p>
         </w:tc>
@@ -8013,7 +8013,7 @@
                 <w:color w:val="000000"/>
                 <w:sz w:val="16"/>
               </w:rPr>
-              <w:t>35.750.1502 (montaj)</w:t>
+              <w:t>35.740.1106</w:t>
             </w:r>
           </w:p>
         </w:tc>
@@ -8040,7 +8040,7 @@
                 <w:color w:val="000000"/>
                 <w:sz w:val="16"/>
               </w:rPr>
-              <w:t>Aktif yakalama ucunun montajı — direk, taşıyıcı ve bağlantı elemanlarıyla yerine konulması</w:t>
+              <w:t>Dizel elektrojen grubu (jeneratör) 63 kVA / 50 kW — dizel motoru su veya hava ile soğuyan cinsten, 1500 d/dak (%25 müteahhit kârı dahil)</w:t>
             </w:r>
           </w:p>
         </w:tc>
@@ -8121,7 +8121,7 @@
                 <w:color w:val="000000"/>
                 <w:sz w:val="16"/>
               </w:rPr>
-              <w:t>0,0271</w:t>
+              <w:t>5,9254</w:t>
             </w:r>
           </w:p>
         </w:tc>
@@ -8148,7 +8148,7 @@
                 <w:color w:val="000000"/>
                 <w:sz w:val="16"/>
               </w:rPr>
-              <w:t>0,0135</w:t>
+              <w:t>2,9627</w:t>
             </w:r>
           </w:p>
         </w:tc>
@@ -8204,7 +8204,7 @@
                 <w:color w:val="000000"/>
                 <w:sz w:val="16"/>
               </w:rPr>
-              <w:t>35.750.2001</w:t>
+              <w:t>35.740.5406</w:t>
             </w:r>
           </w:p>
         </w:tc>
@@ -8231,7 +8231,7 @@
                 <w:color w:val="000000"/>
                 <w:sz w:val="16"/>
               </w:rPr>
-              <w:t>Çatı ihata ve indirme iletkeni tesisatı — 50 mm² elektrolitik bakır tel (%25 müteahhit kârı dahil)</w:t>
+              <w:t>Jeneratör ses izolasyon kabini — 63 kVA (%25 müteahhit kârı dahil)</w:t>
             </w:r>
           </w:p>
         </w:tc>
@@ -8258,7 +8258,7 @@
                 <w:color w:val="000000"/>
                 <w:sz w:val="16"/>
               </w:rPr>
-              <w:t>m</w:t>
+              <w:t>ad</w:t>
             </w:r>
           </w:p>
         </w:tc>
@@ -8285,7 +8285,7 @@
                 <w:color w:val="000000"/>
                 <w:sz w:val="16"/>
               </w:rPr>
-              <w:t>16,000</w:t>
+              <w:t>1,000</w:t>
             </w:r>
           </w:p>
         </w:tc>
@@ -8312,7 +8312,7 @@
                 <w:color w:val="000000"/>
                 <w:sz w:val="16"/>
               </w:rPr>
-              <w:t>0,0788</w:t>
+              <w:t>1,0099</w:t>
             </w:r>
           </w:p>
         </w:tc>
@@ -8339,7 +8339,7 @@
                 <w:color w:val="000000"/>
                 <w:sz w:val="16"/>
               </w:rPr>
-              <w:t>0,0394</w:t>
+              <w:t>0,5050</w:t>
             </w:r>
           </w:p>
         </w:tc>
@@ -8395,7 +8395,7 @@
                 <w:color w:val="000000"/>
                 <w:sz w:val="16"/>
               </w:rPr>
-              <w:t>35.750.2001 (montaj)</w:t>
+              <w:t>35.190.1100</w:t>
             </w:r>
           </w:p>
         </w:tc>
@@ -8422,7 +8422,7 @@
                 <w:color w:val="000000"/>
                 <w:sz w:val="16"/>
               </w:rPr>
-              <w:t>Çatı ihata ve indirme iletkeni tesisatının montajı</w:t>
+              <w:t>Kablo tava sistemleri — 200x60x1,0 mm sıcak daldırma galvanizli perfore kablo tavası (malzeme) (%25 müteahhit kârı dahil)</w:t>
             </w:r>
           </w:p>
         </w:tc>
@@ -8449,7 +8449,7 @@
                 <w:color w:val="000000"/>
                 <w:sz w:val="16"/>
               </w:rPr>
-              <w:t>m</w:t>
+              <w:t>kg</w:t>
             </w:r>
           </w:p>
         </w:tc>
@@ -8476,7 +8476,7 @@
                 <w:color w:val="000000"/>
                 <w:sz w:val="16"/>
               </w:rPr>
-              <w:t>16,000</w:t>
+              <w:t>502,000</w:t>
             </w:r>
           </w:p>
         </w:tc>
@@ -8503,7 +8503,7 @@
                 <w:color w:val="000000"/>
                 <w:sz w:val="16"/>
               </w:rPr>
-              <w:t>0,0128</w:t>
+              <w:t>1,2693</w:t>
             </w:r>
           </w:p>
         </w:tc>
@@ -8530,7 +8530,7 @@
                 <w:color w:val="000000"/>
                 <w:sz w:val="16"/>
               </w:rPr>
-              <w:t>0,0064</w:t>
+              <w:t>0,6346</w:t>
             </w:r>
           </w:p>
         </w:tc>
@@ -8586,7 +8586,7 @@
                 <w:color w:val="000000"/>
                 <w:sz w:val="16"/>
               </w:rPr>
-              <w:t>35.740.1106</w:t>
+              <w:t>35.190.1100 (montaj)</w:t>
             </w:r>
           </w:p>
         </w:tc>
@@ -8613,7 +8613,7 @@
                 <w:color w:val="000000"/>
                 <w:sz w:val="16"/>
               </w:rPr>
-              <w:t>Dizel elektrojen grubu (jeneratör) 63 kVA / 50 kW — dizel motoru su veya hava ile soğuyan cinsten, 1500 d/dak (%25 müteahhit kârı dahil)</w:t>
+              <w:t>Kablo tava sistemlerinin montajı — askı ve konsollarla tavana veya duvara tespiti; ek parça, konsol, askı tiji, vida ve somun bedelleri dâhildir, ayrıca ödenmez</w:t>
             </w:r>
           </w:p>
         </w:tc>
@@ -8640,7 +8640,7 @@
                 <w:color w:val="000000"/>
                 <w:sz w:val="16"/>
               </w:rPr>
-              <w:t>ad</w:t>
+              <w:t>kg</w:t>
             </w:r>
           </w:p>
         </w:tc>
@@ -8667,7 +8667,7 @@
                 <w:color w:val="000000"/>
                 <w:sz w:val="16"/>
               </w:rPr>
-              <w:t>1,000</w:t>
+              <w:t>502,000</w:t>
             </w:r>
           </w:p>
         </w:tc>
@@ -8694,7 +8694,7 @@
                 <w:color w:val="000000"/>
                 <w:sz w:val="16"/>
               </w:rPr>
-              <w:t>5,3768</w:t>
+              <w:t>0,2464</w:t>
             </w:r>
           </w:p>
         </w:tc>
@@ -8721,7 +8721,7 @@
                 <w:color w:val="000000"/>
                 <w:sz w:val="16"/>
               </w:rPr>
-              <w:t>2,6884</w:t>
+              <w:t>0,1232</w:t>
             </w:r>
           </w:p>
         </w:tc>
@@ -8777,7 +8777,7 @@
                 <w:color w:val="000000"/>
                 <w:sz w:val="16"/>
               </w:rPr>
-              <w:t>35.740.1106 (montaj)</w:t>
+              <w:t>35.190.1101</w:t>
             </w:r>
           </w:p>
         </w:tc>
@@ -8804,7 +8804,7 @@
                 <w:color w:val="000000"/>
                 <w:sz w:val="16"/>
               </w:rPr>
-              <w:t>Dizel elektrojen grubunun montajı — yerine konulması, bağlantıları ve işler hâlde teslimi</w:t>
+              <w:t>Kablo tava sistemleri kapak sacı — 35.190.1100 pozuna uygun özellikte, 1,0 mm sıcak daldırma galvanizli (malzeme) (%25 müteahhit kârı dahil)</w:t>
             </w:r>
           </w:p>
         </w:tc>
@@ -8831,7 +8831,7 @@
                 <w:color w:val="000000"/>
                 <w:sz w:val="16"/>
               </w:rPr>
-              <w:t>ad</w:t>
+              <w:t>kg</w:t>
             </w:r>
           </w:p>
         </w:tc>
@@ -8858,7 +8858,7 @@
                 <w:color w:val="000000"/>
                 <w:sz w:val="16"/>
               </w:rPr>
-              <w:t>1,000</w:t>
+              <w:t>361,200</w:t>
             </w:r>
           </w:p>
         </w:tc>
@@ -8885,7 +8885,7 @@
                 <w:color w:val="000000"/>
                 <w:sz w:val="16"/>
               </w:rPr>
-              <w:t>0,2650</w:t>
+              <w:t>0,7436</w:t>
             </w:r>
           </w:p>
         </w:tc>
@@ -8912,7 +8912,7 @@
                 <w:color w:val="000000"/>
                 <w:sz w:val="16"/>
               </w:rPr>
-              <w:t>0,1325</w:t>
+              <w:t>0,3718</w:t>
             </w:r>
           </w:p>
         </w:tc>
@@ -8968,7 +8968,7 @@
                 <w:color w:val="000000"/>
                 <w:sz w:val="16"/>
               </w:rPr>
-              <w:t>35.740.5406</w:t>
+              <w:t>35.190.1101 (montaj)</w:t>
             </w:r>
           </w:p>
         </w:tc>
@@ -8995,7 +8995,7 @@
                 <w:color w:val="000000"/>
                 <w:sz w:val="16"/>
               </w:rPr>
-              <w:t>Jeneratör ses izolasyon kabini — 63 kVA (%25 müteahhit kârı dahil)</w:t>
+              <w:t>Kablo tava sistemleri kapak sacının montajı — onaylı projesinde belirtilen kanalların kapatılması; her türlü işçilik ve malzeme dâhil, işler hâlde teslim</w:t>
             </w:r>
           </w:p>
         </w:tc>
@@ -9022,7 +9022,7 @@
                 <w:color w:val="000000"/>
                 <w:sz w:val="16"/>
               </w:rPr>
-              <w:t>ad</w:t>
+              <w:t>kg</w:t>
             </w:r>
           </w:p>
         </w:tc>
@@ -9049,7 +9049,7 @@
                 <w:color w:val="000000"/>
                 <w:sz w:val="16"/>
               </w:rPr>
-              <w:t>1,000</w:t>
+              <w:t>361,200</w:t>
             </w:r>
           </w:p>
         </w:tc>
@@ -9076,7 +9076,7 @@
                 <w:color w:val="000000"/>
                 <w:sz w:val="16"/>
               </w:rPr>
-              <w:t>0,9164</w:t>
+              <w:t>0,0975</w:t>
             </w:r>
           </w:p>
         </w:tc>
@@ -9103,7 +9103,7 @@
                 <w:color w:val="000000"/>
                 <w:sz w:val="16"/>
               </w:rPr>
-              <w:t>0,4582</w:t>
+              <w:t>0,0488</w:t>
             </w:r>
           </w:p>
         </w:tc>
@@ -9159,7 +9159,7 @@
                 <w:color w:val="000000"/>
                 <w:sz w:val="16"/>
               </w:rPr>
-              <w:t>35.740.5406 (montaj)</w:t>
+              <w:t>35.190.1304</w:t>
             </w:r>
           </w:p>
         </w:tc>
@@ -9186,7 +9186,7 @@
                 <w:color w:val="000000"/>
                 <w:sz w:val="16"/>
               </w:rPr>
-              <w:t>Jeneratör ses izolasyon kabininin montajı</w:t>
+              <w:t>Sıva üstü PVC kablo kanalı — en az 100 x 35 mm, üç bölmeli (%25 müteahhit kârı dahil)</w:t>
             </w:r>
           </w:p>
         </w:tc>
@@ -9213,7 +9213,7 @@
                 <w:color w:val="000000"/>
                 <w:sz w:val="16"/>
               </w:rPr>
-              <w:t>ad</w:t>
+              <w:t>m</w:t>
             </w:r>
           </w:p>
         </w:tc>
@@ -9240,7 +9240,7 @@
                 <w:color w:val="000000"/>
                 <w:sz w:val="16"/>
               </w:rPr>
-              <w:t>1,000</w:t>
+              <w:t>123,000</w:t>
             </w:r>
           </w:p>
         </w:tc>
@@ -9267,7 +9267,7 @@
                 <w:color w:val="000000"/>
                 <w:sz w:val="16"/>
               </w:rPr>
-              <w:t>0,0788</w:t>
+              <w:t>0,3638</w:t>
             </w:r>
           </w:p>
         </w:tc>
@@ -9294,962 +9294,7 @@
                 <w:color w:val="000000"/>
                 <w:sz w:val="16"/>
               </w:rPr>
-              <w:t>0,0394</w:t>
-            </w:r>
-          </w:p>
-        </w:tc>
-      </w:tr>
-      <w:tr>
-        <w:tc>
-          <w:tcPr>
-            <w:tcW w:type="dxa" w:w="680"/>
-            <w:tcBorders>
-              <w:top w:val="single" w:sz="4" w:space="0" w:color="808080"/>
-              <w:left w:val="single" w:sz="4" w:space="0" w:color="808080"/>
-              <w:bottom w:val="single" w:sz="4" w:space="0" w:color="808080"/>
-              <w:right w:val="single" w:sz="4" w:space="0" w:color="808080"/>
-            </w:tcBorders>
-          </w:tcPr>
-          <w:p>
-            <w:pPr>
-              <w:spacing w:before="20" w:after="20"/>
-              <w:jc w:val="center"/>
-            </w:pPr>
-            <w:r>
-              <w:rPr>
-                <w:rFonts w:ascii="Calibri" w:hAnsi="Calibri"/>
-                <w:b w:val="0"/>
-                <w:i w:val="0"/>
-                <w:color w:val="000000"/>
-                <w:sz w:val="16"/>
-              </w:rPr>
-              <w:t>44</w:t>
-            </w:r>
-          </w:p>
-        </w:tc>
-        <w:tc>
-          <w:tcPr>
-            <w:tcW w:type="dxa" w:w="1361"/>
-            <w:tcBorders>
-              <w:top w:val="single" w:sz="4" w:space="0" w:color="808080"/>
-              <w:left w:val="single" w:sz="4" w:space="0" w:color="808080"/>
-              <w:bottom w:val="single" w:sz="4" w:space="0" w:color="808080"/>
-              <w:right w:val="single" w:sz="4" w:space="0" w:color="808080"/>
-            </w:tcBorders>
-          </w:tcPr>
-          <w:p>
-            <w:pPr>
-              <w:spacing w:before="20" w:after="20"/>
-              <w:jc w:val="center"/>
-            </w:pPr>
-            <w:r>
-              <w:rPr>
-                <w:rFonts w:ascii="Calibri" w:hAnsi="Calibri"/>
-                <w:b w:val="0"/>
-                <w:i w:val="0"/>
-                <w:color w:val="000000"/>
-                <w:sz w:val="16"/>
-              </w:rPr>
-              <w:t>35.190.1100</w:t>
-            </w:r>
-          </w:p>
-        </w:tc>
-        <w:tc>
-          <w:tcPr>
-            <w:tcW w:type="dxa" w:w="3175"/>
-            <w:tcBorders>
-              <w:top w:val="single" w:sz="4" w:space="0" w:color="808080"/>
-              <w:left w:val="single" w:sz="4" w:space="0" w:color="808080"/>
-              <w:bottom w:val="single" w:sz="4" w:space="0" w:color="808080"/>
-              <w:right w:val="single" w:sz="4" w:space="0" w:color="808080"/>
-            </w:tcBorders>
-          </w:tcPr>
-          <w:p>
-            <w:pPr>
-              <w:spacing w:before="20" w:after="20"/>
-              <w:jc w:val="left"/>
-            </w:pPr>
-            <w:r>
-              <w:rPr>
-                <w:rFonts w:ascii="Calibri" w:hAnsi="Calibri"/>
-                <w:b w:val="0"/>
-                <w:i w:val="0"/>
-                <w:color w:val="000000"/>
-                <w:sz w:val="16"/>
-              </w:rPr>
-              <w:t>Kablo tava sistemleri — 200x60x1,0 mm sıcak daldırma galvanizli perfore kablo tavası (malzeme) (%25 müteahhit kârı dahil)</w:t>
-            </w:r>
-          </w:p>
-        </w:tc>
-        <w:tc>
-          <w:tcPr>
-            <w:tcW w:type="dxa" w:w="794"/>
-            <w:tcBorders>
-              <w:top w:val="single" w:sz="4" w:space="0" w:color="808080"/>
-              <w:left w:val="single" w:sz="4" w:space="0" w:color="808080"/>
-              <w:bottom w:val="single" w:sz="4" w:space="0" w:color="808080"/>
-              <w:right w:val="single" w:sz="4" w:space="0" w:color="808080"/>
-            </w:tcBorders>
-          </w:tcPr>
-          <w:p>
-            <w:pPr>
-              <w:spacing w:before="20" w:after="20"/>
-              <w:jc w:val="center"/>
-            </w:pPr>
-            <w:r>
-              <w:rPr>
-                <w:rFonts w:ascii="Calibri" w:hAnsi="Calibri"/>
-                <w:b w:val="0"/>
-                <w:i w:val="0"/>
-                <w:color w:val="000000"/>
-                <w:sz w:val="16"/>
-              </w:rPr>
-              <w:t>kg</w:t>
-            </w:r>
-          </w:p>
-        </w:tc>
-        <w:tc>
-          <w:tcPr>
-            <w:tcW w:type="dxa" w:w="1474"/>
-            <w:tcBorders>
-              <w:top w:val="single" w:sz="4" w:space="0" w:color="808080"/>
-              <w:left w:val="single" w:sz="4" w:space="0" w:color="808080"/>
-              <w:bottom w:val="single" w:sz="4" w:space="0" w:color="808080"/>
-              <w:right w:val="single" w:sz="4" w:space="0" w:color="808080"/>
-            </w:tcBorders>
-          </w:tcPr>
-          <w:p>
-            <w:pPr>
-              <w:spacing w:before="20" w:after="20"/>
-              <w:jc w:val="right"/>
-            </w:pPr>
-            <w:r>
-              <w:rPr>
-                <w:rFonts w:ascii="Calibri" w:hAnsi="Calibri"/>
-                <w:b w:val="0"/>
-                <w:i w:val="0"/>
-                <w:color w:val="000000"/>
-                <w:sz w:val="16"/>
-              </w:rPr>
-              <w:t>502,000</w:t>
-            </w:r>
-          </w:p>
-        </w:tc>
-        <w:tc>
-          <w:tcPr>
-            <w:tcW w:type="dxa" w:w="1474"/>
-            <w:tcBorders>
-              <w:top w:val="single" w:sz="4" w:space="0" w:color="808080"/>
-              <w:left w:val="single" w:sz="4" w:space="0" w:color="808080"/>
-              <w:bottom w:val="single" w:sz="4" w:space="0" w:color="808080"/>
-              <w:right w:val="single" w:sz="4" w:space="0" w:color="808080"/>
-            </w:tcBorders>
-          </w:tcPr>
-          <w:p>
-            <w:pPr>
-              <w:spacing w:before="20" w:after="20"/>
-              <w:jc w:val="right"/>
-            </w:pPr>
-            <w:r>
-              <w:rPr>
-                <w:rFonts w:ascii="Calibri" w:hAnsi="Calibri"/>
-                <w:b w:val="0"/>
-                <w:i w:val="0"/>
-                <w:color w:val="000000"/>
-                <w:sz w:val="16"/>
-              </w:rPr>
-              <w:t>1,2710</w:t>
-            </w:r>
-          </w:p>
-        </w:tc>
-        <w:tc>
-          <w:tcPr>
-            <w:tcW w:type="dxa" w:w="1474"/>
-            <w:tcBorders>
-              <w:top w:val="single" w:sz="4" w:space="0" w:color="808080"/>
-              <w:left w:val="single" w:sz="4" w:space="0" w:color="808080"/>
-              <w:bottom w:val="single" w:sz="4" w:space="0" w:color="808080"/>
-              <w:right w:val="single" w:sz="4" w:space="0" w:color="808080"/>
-            </w:tcBorders>
-          </w:tcPr>
-          <w:p>
-            <w:pPr>
-              <w:spacing w:before="20" w:after="20"/>
-              <w:jc w:val="right"/>
-            </w:pPr>
-            <w:r>
-              <w:rPr>
-                <w:rFonts w:ascii="Calibri" w:hAnsi="Calibri"/>
-                <w:b w:val="0"/>
-                <w:i w:val="0"/>
-                <w:color w:val="000000"/>
-                <w:sz w:val="16"/>
-              </w:rPr>
-              <w:t>0,6355</w:t>
-            </w:r>
-          </w:p>
-        </w:tc>
-      </w:tr>
-      <w:tr>
-        <w:tc>
-          <w:tcPr>
-            <w:tcW w:type="dxa" w:w="680"/>
-            <w:tcBorders>
-              <w:top w:val="single" w:sz="4" w:space="0" w:color="808080"/>
-              <w:left w:val="single" w:sz="4" w:space="0" w:color="808080"/>
-              <w:bottom w:val="single" w:sz="4" w:space="0" w:color="808080"/>
-              <w:right w:val="single" w:sz="4" w:space="0" w:color="808080"/>
-            </w:tcBorders>
-          </w:tcPr>
-          <w:p>
-            <w:pPr>
-              <w:spacing w:before="20" w:after="20"/>
-              <w:jc w:val="center"/>
-            </w:pPr>
-            <w:r>
-              <w:rPr>
-                <w:rFonts w:ascii="Calibri" w:hAnsi="Calibri"/>
-                <w:b w:val="0"/>
-                <w:i w:val="0"/>
-                <w:color w:val="000000"/>
-                <w:sz w:val="16"/>
-              </w:rPr>
-              <w:t>45</w:t>
-            </w:r>
-          </w:p>
-        </w:tc>
-        <w:tc>
-          <w:tcPr>
-            <w:tcW w:type="dxa" w:w="1361"/>
-            <w:tcBorders>
-              <w:top w:val="single" w:sz="4" w:space="0" w:color="808080"/>
-              <w:left w:val="single" w:sz="4" w:space="0" w:color="808080"/>
-              <w:bottom w:val="single" w:sz="4" w:space="0" w:color="808080"/>
-              <w:right w:val="single" w:sz="4" w:space="0" w:color="808080"/>
-            </w:tcBorders>
-          </w:tcPr>
-          <w:p>
-            <w:pPr>
-              <w:spacing w:before="20" w:after="20"/>
-              <w:jc w:val="center"/>
-            </w:pPr>
-            <w:r>
-              <w:rPr>
-                <w:rFonts w:ascii="Calibri" w:hAnsi="Calibri"/>
-                <w:b w:val="0"/>
-                <w:i w:val="0"/>
-                <w:color w:val="000000"/>
-                <w:sz w:val="16"/>
-              </w:rPr>
-              <w:t>35.190.1100 (montaj)</w:t>
-            </w:r>
-          </w:p>
-        </w:tc>
-        <w:tc>
-          <w:tcPr>
-            <w:tcW w:type="dxa" w:w="3175"/>
-            <w:tcBorders>
-              <w:top w:val="single" w:sz="4" w:space="0" w:color="808080"/>
-              <w:left w:val="single" w:sz="4" w:space="0" w:color="808080"/>
-              <w:bottom w:val="single" w:sz="4" w:space="0" w:color="808080"/>
-              <w:right w:val="single" w:sz="4" w:space="0" w:color="808080"/>
-            </w:tcBorders>
-          </w:tcPr>
-          <w:p>
-            <w:pPr>
-              <w:spacing w:before="20" w:after="20"/>
-              <w:jc w:val="left"/>
-            </w:pPr>
-            <w:r>
-              <w:rPr>
-                <w:rFonts w:ascii="Calibri" w:hAnsi="Calibri"/>
-                <w:b w:val="0"/>
-                <w:i w:val="0"/>
-                <w:color w:val="000000"/>
-                <w:sz w:val="16"/>
-              </w:rPr>
-              <w:t>Kablo tava sistemlerinin montajı — askı ve konsollarla tavana veya duvara tespiti; ek parça, konsol, askı tiji, vida ve somun bedelleri dâhildir, ayrıca ödenmez</w:t>
-            </w:r>
-          </w:p>
-        </w:tc>
-        <w:tc>
-          <w:tcPr>
-            <w:tcW w:type="dxa" w:w="794"/>
-            <w:tcBorders>
-              <w:top w:val="single" w:sz="4" w:space="0" w:color="808080"/>
-              <w:left w:val="single" w:sz="4" w:space="0" w:color="808080"/>
-              <w:bottom w:val="single" w:sz="4" w:space="0" w:color="808080"/>
-              <w:right w:val="single" w:sz="4" w:space="0" w:color="808080"/>
-            </w:tcBorders>
-          </w:tcPr>
-          <w:p>
-            <w:pPr>
-              <w:spacing w:before="20" w:after="20"/>
-              <w:jc w:val="center"/>
-            </w:pPr>
-            <w:r>
-              <w:rPr>
-                <w:rFonts w:ascii="Calibri" w:hAnsi="Calibri"/>
-                <w:b w:val="0"/>
-                <w:i w:val="0"/>
-                <w:color w:val="000000"/>
-                <w:sz w:val="16"/>
-              </w:rPr>
-              <w:t>kg</w:t>
-            </w:r>
-          </w:p>
-        </w:tc>
-        <w:tc>
-          <w:tcPr>
-            <w:tcW w:type="dxa" w:w="1474"/>
-            <w:tcBorders>
-              <w:top w:val="single" w:sz="4" w:space="0" w:color="808080"/>
-              <w:left w:val="single" w:sz="4" w:space="0" w:color="808080"/>
-              <w:bottom w:val="single" w:sz="4" w:space="0" w:color="808080"/>
-              <w:right w:val="single" w:sz="4" w:space="0" w:color="808080"/>
-            </w:tcBorders>
-          </w:tcPr>
-          <w:p>
-            <w:pPr>
-              <w:spacing w:before="20" w:after="20"/>
-              <w:jc w:val="right"/>
-            </w:pPr>
-            <w:r>
-              <w:rPr>
-                <w:rFonts w:ascii="Calibri" w:hAnsi="Calibri"/>
-                <w:b w:val="0"/>
-                <w:i w:val="0"/>
-                <w:color w:val="000000"/>
-                <w:sz w:val="16"/>
-              </w:rPr>
-              <w:t>502,000</w:t>
-            </w:r>
-          </w:p>
-        </w:tc>
-        <w:tc>
-          <w:tcPr>
-            <w:tcW w:type="dxa" w:w="1474"/>
-            <w:tcBorders>
-              <w:top w:val="single" w:sz="4" w:space="0" w:color="808080"/>
-              <w:left w:val="single" w:sz="4" w:space="0" w:color="808080"/>
-              <w:bottom w:val="single" w:sz="4" w:space="0" w:color="808080"/>
-              <w:right w:val="single" w:sz="4" w:space="0" w:color="808080"/>
-            </w:tcBorders>
-          </w:tcPr>
-          <w:p>
-            <w:pPr>
-              <w:spacing w:before="20" w:after="20"/>
-              <w:jc w:val="right"/>
-            </w:pPr>
-            <w:r>
-              <w:rPr>
-                <w:rFonts w:ascii="Calibri" w:hAnsi="Calibri"/>
-                <w:b w:val="0"/>
-                <w:i w:val="0"/>
-                <w:color w:val="000000"/>
-                <w:sz w:val="16"/>
-              </w:rPr>
-              <w:t>0,2468</w:t>
-            </w:r>
-          </w:p>
-        </w:tc>
-        <w:tc>
-          <w:tcPr>
-            <w:tcW w:type="dxa" w:w="1474"/>
-            <w:tcBorders>
-              <w:top w:val="single" w:sz="4" w:space="0" w:color="808080"/>
-              <w:left w:val="single" w:sz="4" w:space="0" w:color="808080"/>
-              <w:bottom w:val="single" w:sz="4" w:space="0" w:color="808080"/>
-              <w:right w:val="single" w:sz="4" w:space="0" w:color="808080"/>
-            </w:tcBorders>
-          </w:tcPr>
-          <w:p>
-            <w:pPr>
-              <w:spacing w:before="20" w:after="20"/>
-              <w:jc w:val="right"/>
-            </w:pPr>
-            <w:r>
-              <w:rPr>
-                <w:rFonts w:ascii="Calibri" w:hAnsi="Calibri"/>
-                <w:b w:val="0"/>
-                <w:i w:val="0"/>
-                <w:color w:val="000000"/>
-                <w:sz w:val="16"/>
-              </w:rPr>
-              <w:t>0,1234</w:t>
-            </w:r>
-          </w:p>
-        </w:tc>
-      </w:tr>
-      <w:tr>
-        <w:tc>
-          <w:tcPr>
-            <w:tcW w:type="dxa" w:w="680"/>
-            <w:tcBorders>
-              <w:top w:val="single" w:sz="4" w:space="0" w:color="808080"/>
-              <w:left w:val="single" w:sz="4" w:space="0" w:color="808080"/>
-              <w:bottom w:val="single" w:sz="4" w:space="0" w:color="808080"/>
-              <w:right w:val="single" w:sz="4" w:space="0" w:color="808080"/>
-            </w:tcBorders>
-          </w:tcPr>
-          <w:p>
-            <w:pPr>
-              <w:spacing w:before="20" w:after="20"/>
-              <w:jc w:val="center"/>
-            </w:pPr>
-            <w:r>
-              <w:rPr>
-                <w:rFonts w:ascii="Calibri" w:hAnsi="Calibri"/>
-                <w:b w:val="0"/>
-                <w:i w:val="0"/>
-                <w:color w:val="000000"/>
-                <w:sz w:val="16"/>
-              </w:rPr>
-              <w:t>46</w:t>
-            </w:r>
-          </w:p>
-        </w:tc>
-        <w:tc>
-          <w:tcPr>
-            <w:tcW w:type="dxa" w:w="1361"/>
-            <w:tcBorders>
-              <w:top w:val="single" w:sz="4" w:space="0" w:color="808080"/>
-              <w:left w:val="single" w:sz="4" w:space="0" w:color="808080"/>
-              <w:bottom w:val="single" w:sz="4" w:space="0" w:color="808080"/>
-              <w:right w:val="single" w:sz="4" w:space="0" w:color="808080"/>
-            </w:tcBorders>
-          </w:tcPr>
-          <w:p>
-            <w:pPr>
-              <w:spacing w:before="20" w:after="20"/>
-              <w:jc w:val="center"/>
-            </w:pPr>
-            <w:r>
-              <w:rPr>
-                <w:rFonts w:ascii="Calibri" w:hAnsi="Calibri"/>
-                <w:b w:val="0"/>
-                <w:i w:val="0"/>
-                <w:color w:val="000000"/>
-                <w:sz w:val="16"/>
-              </w:rPr>
-              <w:t>35.190.1101</w:t>
-            </w:r>
-          </w:p>
-        </w:tc>
-        <w:tc>
-          <w:tcPr>
-            <w:tcW w:type="dxa" w:w="3175"/>
-            <w:tcBorders>
-              <w:top w:val="single" w:sz="4" w:space="0" w:color="808080"/>
-              <w:left w:val="single" w:sz="4" w:space="0" w:color="808080"/>
-              <w:bottom w:val="single" w:sz="4" w:space="0" w:color="808080"/>
-              <w:right w:val="single" w:sz="4" w:space="0" w:color="808080"/>
-            </w:tcBorders>
-          </w:tcPr>
-          <w:p>
-            <w:pPr>
-              <w:spacing w:before="20" w:after="20"/>
-              <w:jc w:val="left"/>
-            </w:pPr>
-            <w:r>
-              <w:rPr>
-                <w:rFonts w:ascii="Calibri" w:hAnsi="Calibri"/>
-                <w:b w:val="0"/>
-                <w:i w:val="0"/>
-                <w:color w:val="000000"/>
-                <w:sz w:val="16"/>
-              </w:rPr>
-              <w:t>Kablo tava sistemleri kapak sacı — 35.190.1100 pozuna uygun özellikte, 1,0 mm sıcak daldırma galvanizli (malzeme) (%25 müteahhit kârı dahil)</w:t>
-            </w:r>
-          </w:p>
-        </w:tc>
-        <w:tc>
-          <w:tcPr>
-            <w:tcW w:type="dxa" w:w="794"/>
-            <w:tcBorders>
-              <w:top w:val="single" w:sz="4" w:space="0" w:color="808080"/>
-              <w:left w:val="single" w:sz="4" w:space="0" w:color="808080"/>
-              <w:bottom w:val="single" w:sz="4" w:space="0" w:color="808080"/>
-              <w:right w:val="single" w:sz="4" w:space="0" w:color="808080"/>
-            </w:tcBorders>
-          </w:tcPr>
-          <w:p>
-            <w:pPr>
-              <w:spacing w:before="20" w:after="20"/>
-              <w:jc w:val="center"/>
-            </w:pPr>
-            <w:r>
-              <w:rPr>
-                <w:rFonts w:ascii="Calibri" w:hAnsi="Calibri"/>
-                <w:b w:val="0"/>
-                <w:i w:val="0"/>
-                <w:color w:val="000000"/>
-                <w:sz w:val="16"/>
-              </w:rPr>
-              <w:t>kg</w:t>
-            </w:r>
-          </w:p>
-        </w:tc>
-        <w:tc>
-          <w:tcPr>
-            <w:tcW w:type="dxa" w:w="1474"/>
-            <w:tcBorders>
-              <w:top w:val="single" w:sz="4" w:space="0" w:color="808080"/>
-              <w:left w:val="single" w:sz="4" w:space="0" w:color="808080"/>
-              <w:bottom w:val="single" w:sz="4" w:space="0" w:color="808080"/>
-              <w:right w:val="single" w:sz="4" w:space="0" w:color="808080"/>
-            </w:tcBorders>
-          </w:tcPr>
-          <w:p>
-            <w:pPr>
-              <w:spacing w:before="20" w:after="20"/>
-              <w:jc w:val="right"/>
-            </w:pPr>
-            <w:r>
-              <w:rPr>
-                <w:rFonts w:ascii="Calibri" w:hAnsi="Calibri"/>
-                <w:b w:val="0"/>
-                <w:i w:val="0"/>
-                <w:color w:val="000000"/>
-                <w:sz w:val="16"/>
-              </w:rPr>
-              <w:t>361,200</w:t>
-            </w:r>
-          </w:p>
-        </w:tc>
-        <w:tc>
-          <w:tcPr>
-            <w:tcW w:type="dxa" w:w="1474"/>
-            <w:tcBorders>
-              <w:top w:val="single" w:sz="4" w:space="0" w:color="808080"/>
-              <w:left w:val="single" w:sz="4" w:space="0" w:color="808080"/>
-              <w:bottom w:val="single" w:sz="4" w:space="0" w:color="808080"/>
-              <w:right w:val="single" w:sz="4" w:space="0" w:color="808080"/>
-            </w:tcBorders>
-          </w:tcPr>
-          <w:p>
-            <w:pPr>
-              <w:spacing w:before="20" w:after="20"/>
-              <w:jc w:val="right"/>
-            </w:pPr>
-            <w:r>
-              <w:rPr>
-                <w:rFonts w:ascii="Calibri" w:hAnsi="Calibri"/>
-                <w:b w:val="0"/>
-                <w:i w:val="0"/>
-                <w:color w:val="000000"/>
-                <w:sz w:val="16"/>
-              </w:rPr>
-              <w:t>0,7446</w:t>
-            </w:r>
-          </w:p>
-        </w:tc>
-        <w:tc>
-          <w:tcPr>
-            <w:tcW w:type="dxa" w:w="1474"/>
-            <w:tcBorders>
-              <w:top w:val="single" w:sz="4" w:space="0" w:color="808080"/>
-              <w:left w:val="single" w:sz="4" w:space="0" w:color="808080"/>
-              <w:bottom w:val="single" w:sz="4" w:space="0" w:color="808080"/>
-              <w:right w:val="single" w:sz="4" w:space="0" w:color="808080"/>
-            </w:tcBorders>
-          </w:tcPr>
-          <w:p>
-            <w:pPr>
-              <w:spacing w:before="20" w:after="20"/>
-              <w:jc w:val="right"/>
-            </w:pPr>
-            <w:r>
-              <w:rPr>
-                <w:rFonts w:ascii="Calibri" w:hAnsi="Calibri"/>
-                <w:b w:val="0"/>
-                <w:i w:val="0"/>
-                <w:color w:val="000000"/>
-                <w:sz w:val="16"/>
-              </w:rPr>
-              <w:t>0,3723</w:t>
-            </w:r>
-          </w:p>
-        </w:tc>
-      </w:tr>
-      <w:tr>
-        <w:tc>
-          <w:tcPr>
-            <w:tcW w:type="dxa" w:w="680"/>
-            <w:tcBorders>
-              <w:top w:val="single" w:sz="4" w:space="0" w:color="808080"/>
-              <w:left w:val="single" w:sz="4" w:space="0" w:color="808080"/>
-              <w:bottom w:val="single" w:sz="4" w:space="0" w:color="808080"/>
-              <w:right w:val="single" w:sz="4" w:space="0" w:color="808080"/>
-            </w:tcBorders>
-          </w:tcPr>
-          <w:p>
-            <w:pPr>
-              <w:spacing w:before="20" w:after="20"/>
-              <w:jc w:val="center"/>
-            </w:pPr>
-            <w:r>
-              <w:rPr>
-                <w:rFonts w:ascii="Calibri" w:hAnsi="Calibri"/>
-                <w:b w:val="0"/>
-                <w:i w:val="0"/>
-                <w:color w:val="000000"/>
-                <w:sz w:val="16"/>
-              </w:rPr>
-              <w:t>47</w:t>
-            </w:r>
-          </w:p>
-        </w:tc>
-        <w:tc>
-          <w:tcPr>
-            <w:tcW w:type="dxa" w:w="1361"/>
-            <w:tcBorders>
-              <w:top w:val="single" w:sz="4" w:space="0" w:color="808080"/>
-              <w:left w:val="single" w:sz="4" w:space="0" w:color="808080"/>
-              <w:bottom w:val="single" w:sz="4" w:space="0" w:color="808080"/>
-              <w:right w:val="single" w:sz="4" w:space="0" w:color="808080"/>
-            </w:tcBorders>
-          </w:tcPr>
-          <w:p>
-            <w:pPr>
-              <w:spacing w:before="20" w:after="20"/>
-              <w:jc w:val="center"/>
-            </w:pPr>
-            <w:r>
-              <w:rPr>
-                <w:rFonts w:ascii="Calibri" w:hAnsi="Calibri"/>
-                <w:b w:val="0"/>
-                <w:i w:val="0"/>
-                <w:color w:val="000000"/>
-                <w:sz w:val="16"/>
-              </w:rPr>
-              <w:t>35.190.1101 (montaj)</w:t>
-            </w:r>
-          </w:p>
-        </w:tc>
-        <w:tc>
-          <w:tcPr>
-            <w:tcW w:type="dxa" w:w="3175"/>
-            <w:tcBorders>
-              <w:top w:val="single" w:sz="4" w:space="0" w:color="808080"/>
-              <w:left w:val="single" w:sz="4" w:space="0" w:color="808080"/>
-              <w:bottom w:val="single" w:sz="4" w:space="0" w:color="808080"/>
-              <w:right w:val="single" w:sz="4" w:space="0" w:color="808080"/>
-            </w:tcBorders>
-          </w:tcPr>
-          <w:p>
-            <w:pPr>
-              <w:spacing w:before="20" w:after="20"/>
-              <w:jc w:val="left"/>
-            </w:pPr>
-            <w:r>
-              <w:rPr>
-                <w:rFonts w:ascii="Calibri" w:hAnsi="Calibri"/>
-                <w:b w:val="0"/>
-                <w:i w:val="0"/>
-                <w:color w:val="000000"/>
-                <w:sz w:val="16"/>
-              </w:rPr>
-              <w:t>Kablo tava sistemleri kapak sacının montajı — onaylı projesinde belirtilen kanalların kapatılması; her türlü işçilik ve malzeme dâhil, işler hâlde teslim</w:t>
-            </w:r>
-          </w:p>
-        </w:tc>
-        <w:tc>
-          <w:tcPr>
-            <w:tcW w:type="dxa" w:w="794"/>
-            <w:tcBorders>
-              <w:top w:val="single" w:sz="4" w:space="0" w:color="808080"/>
-              <w:left w:val="single" w:sz="4" w:space="0" w:color="808080"/>
-              <w:bottom w:val="single" w:sz="4" w:space="0" w:color="808080"/>
-              <w:right w:val="single" w:sz="4" w:space="0" w:color="808080"/>
-            </w:tcBorders>
-          </w:tcPr>
-          <w:p>
-            <w:pPr>
-              <w:spacing w:before="20" w:after="20"/>
-              <w:jc w:val="center"/>
-            </w:pPr>
-            <w:r>
-              <w:rPr>
-                <w:rFonts w:ascii="Calibri" w:hAnsi="Calibri"/>
-                <w:b w:val="0"/>
-                <w:i w:val="0"/>
-                <w:color w:val="000000"/>
-                <w:sz w:val="16"/>
-              </w:rPr>
-              <w:t>kg</w:t>
-            </w:r>
-          </w:p>
-        </w:tc>
-        <w:tc>
-          <w:tcPr>
-            <w:tcW w:type="dxa" w:w="1474"/>
-            <w:tcBorders>
-              <w:top w:val="single" w:sz="4" w:space="0" w:color="808080"/>
-              <w:left w:val="single" w:sz="4" w:space="0" w:color="808080"/>
-              <w:bottom w:val="single" w:sz="4" w:space="0" w:color="808080"/>
-              <w:right w:val="single" w:sz="4" w:space="0" w:color="808080"/>
-            </w:tcBorders>
-          </w:tcPr>
-          <w:p>
-            <w:pPr>
-              <w:spacing w:before="20" w:after="20"/>
-              <w:jc w:val="right"/>
-            </w:pPr>
-            <w:r>
-              <w:rPr>
-                <w:rFonts w:ascii="Calibri" w:hAnsi="Calibri"/>
-                <w:b w:val="0"/>
-                <w:i w:val="0"/>
-                <w:color w:val="000000"/>
-                <w:sz w:val="16"/>
-              </w:rPr>
-              <w:t>361,200</w:t>
-            </w:r>
-          </w:p>
-        </w:tc>
-        <w:tc>
-          <w:tcPr>
-            <w:tcW w:type="dxa" w:w="1474"/>
-            <w:tcBorders>
-              <w:top w:val="single" w:sz="4" w:space="0" w:color="808080"/>
-              <w:left w:val="single" w:sz="4" w:space="0" w:color="808080"/>
-              <w:bottom w:val="single" w:sz="4" w:space="0" w:color="808080"/>
-              <w:right w:val="single" w:sz="4" w:space="0" w:color="808080"/>
-            </w:tcBorders>
-          </w:tcPr>
-          <w:p>
-            <w:pPr>
-              <w:spacing w:before="20" w:after="20"/>
-              <w:jc w:val="right"/>
-            </w:pPr>
-            <w:r>
-              <w:rPr>
-                <w:rFonts w:ascii="Calibri" w:hAnsi="Calibri"/>
-                <w:b w:val="0"/>
-                <w:i w:val="0"/>
-                <w:color w:val="000000"/>
-                <w:sz w:val="16"/>
-              </w:rPr>
-              <w:t>0,0977</w:t>
-            </w:r>
-          </w:p>
-        </w:tc>
-        <w:tc>
-          <w:tcPr>
-            <w:tcW w:type="dxa" w:w="1474"/>
-            <w:tcBorders>
-              <w:top w:val="single" w:sz="4" w:space="0" w:color="808080"/>
-              <w:left w:val="single" w:sz="4" w:space="0" w:color="808080"/>
-              <w:bottom w:val="single" w:sz="4" w:space="0" w:color="808080"/>
-              <w:right w:val="single" w:sz="4" w:space="0" w:color="808080"/>
-            </w:tcBorders>
-          </w:tcPr>
-          <w:p>
-            <w:pPr>
-              <w:spacing w:before="20" w:after="20"/>
-              <w:jc w:val="right"/>
-            </w:pPr>
-            <w:r>
-              <w:rPr>
-                <w:rFonts w:ascii="Calibri" w:hAnsi="Calibri"/>
-                <w:b w:val="0"/>
-                <w:i w:val="0"/>
-                <w:color w:val="000000"/>
-                <w:sz w:val="16"/>
-              </w:rPr>
-              <w:t>0,0488</w:t>
-            </w:r>
-          </w:p>
-        </w:tc>
-      </w:tr>
-      <w:tr>
-        <w:tc>
-          <w:tcPr>
-            <w:tcW w:type="dxa" w:w="680"/>
-            <w:tcBorders>
-              <w:top w:val="single" w:sz="4" w:space="0" w:color="808080"/>
-              <w:left w:val="single" w:sz="4" w:space="0" w:color="808080"/>
-              <w:bottom w:val="single" w:sz="4" w:space="0" w:color="808080"/>
-              <w:right w:val="single" w:sz="4" w:space="0" w:color="808080"/>
-            </w:tcBorders>
-          </w:tcPr>
-          <w:p>
-            <w:pPr>
-              <w:spacing w:before="20" w:after="20"/>
-              <w:jc w:val="center"/>
-            </w:pPr>
-            <w:r>
-              <w:rPr>
-                <w:rFonts w:ascii="Calibri" w:hAnsi="Calibri"/>
-                <w:b w:val="0"/>
-                <w:i w:val="0"/>
-                <w:color w:val="000000"/>
-                <w:sz w:val="16"/>
-              </w:rPr>
-              <w:t>48</w:t>
-            </w:r>
-          </w:p>
-        </w:tc>
-        <w:tc>
-          <w:tcPr>
-            <w:tcW w:type="dxa" w:w="1361"/>
-            <w:tcBorders>
-              <w:top w:val="single" w:sz="4" w:space="0" w:color="808080"/>
-              <w:left w:val="single" w:sz="4" w:space="0" w:color="808080"/>
-              <w:bottom w:val="single" w:sz="4" w:space="0" w:color="808080"/>
-              <w:right w:val="single" w:sz="4" w:space="0" w:color="808080"/>
-            </w:tcBorders>
-          </w:tcPr>
-          <w:p>
-            <w:pPr>
-              <w:spacing w:before="20" w:after="20"/>
-              <w:jc w:val="center"/>
-            </w:pPr>
-            <w:r>
-              <w:rPr>
-                <w:rFonts w:ascii="Calibri" w:hAnsi="Calibri"/>
-                <w:b w:val="0"/>
-                <w:i w:val="0"/>
-                <w:color w:val="000000"/>
-                <w:sz w:val="16"/>
-              </w:rPr>
-              <w:t>35.190.1304</w:t>
-            </w:r>
-          </w:p>
-        </w:tc>
-        <w:tc>
-          <w:tcPr>
-            <w:tcW w:type="dxa" w:w="3175"/>
-            <w:tcBorders>
-              <w:top w:val="single" w:sz="4" w:space="0" w:color="808080"/>
-              <w:left w:val="single" w:sz="4" w:space="0" w:color="808080"/>
-              <w:bottom w:val="single" w:sz="4" w:space="0" w:color="808080"/>
-              <w:right w:val="single" w:sz="4" w:space="0" w:color="808080"/>
-            </w:tcBorders>
-          </w:tcPr>
-          <w:p>
-            <w:pPr>
-              <w:spacing w:before="20" w:after="20"/>
-              <w:jc w:val="left"/>
-            </w:pPr>
-            <w:r>
-              <w:rPr>
-                <w:rFonts w:ascii="Calibri" w:hAnsi="Calibri"/>
-                <w:b w:val="0"/>
-                <w:i w:val="0"/>
-                <w:color w:val="000000"/>
-                <w:sz w:val="16"/>
-              </w:rPr>
-              <w:t>Sıva üstü PVC kablo kanalı — en az 100 x 35 mm, üç bölmeli (%25 müteahhit kârı dahil)</w:t>
-            </w:r>
-          </w:p>
-        </w:tc>
-        <w:tc>
-          <w:tcPr>
-            <w:tcW w:type="dxa" w:w="794"/>
-            <w:tcBorders>
-              <w:top w:val="single" w:sz="4" w:space="0" w:color="808080"/>
-              <w:left w:val="single" w:sz="4" w:space="0" w:color="808080"/>
-              <w:bottom w:val="single" w:sz="4" w:space="0" w:color="808080"/>
-              <w:right w:val="single" w:sz="4" w:space="0" w:color="808080"/>
-            </w:tcBorders>
-          </w:tcPr>
-          <w:p>
-            <w:pPr>
-              <w:spacing w:before="20" w:after="20"/>
-              <w:jc w:val="center"/>
-            </w:pPr>
-            <w:r>
-              <w:rPr>
-                <w:rFonts w:ascii="Calibri" w:hAnsi="Calibri"/>
-                <w:b w:val="0"/>
-                <w:i w:val="0"/>
-                <w:color w:val="000000"/>
-                <w:sz w:val="16"/>
-              </w:rPr>
-              <w:t>m</w:t>
-            </w:r>
-          </w:p>
-        </w:tc>
-        <w:tc>
-          <w:tcPr>
-            <w:tcW w:type="dxa" w:w="1474"/>
-            <w:tcBorders>
-              <w:top w:val="single" w:sz="4" w:space="0" w:color="808080"/>
-              <w:left w:val="single" w:sz="4" w:space="0" w:color="808080"/>
-              <w:bottom w:val="single" w:sz="4" w:space="0" w:color="808080"/>
-              <w:right w:val="single" w:sz="4" w:space="0" w:color="808080"/>
-            </w:tcBorders>
-          </w:tcPr>
-          <w:p>
-            <w:pPr>
-              <w:spacing w:before="20" w:after="20"/>
-              <w:jc w:val="right"/>
-            </w:pPr>
-            <w:r>
-              <w:rPr>
-                <w:rFonts w:ascii="Calibri" w:hAnsi="Calibri"/>
-                <w:b w:val="0"/>
-                <w:i w:val="0"/>
-                <w:color w:val="000000"/>
-                <w:sz w:val="16"/>
-              </w:rPr>
-              <w:t>123,000</w:t>
-            </w:r>
-          </w:p>
-        </w:tc>
-        <w:tc>
-          <w:tcPr>
-            <w:tcW w:type="dxa" w:w="1474"/>
-            <w:tcBorders>
-              <w:top w:val="single" w:sz="4" w:space="0" w:color="808080"/>
-              <w:left w:val="single" w:sz="4" w:space="0" w:color="808080"/>
-              <w:bottom w:val="single" w:sz="4" w:space="0" w:color="808080"/>
-              <w:right w:val="single" w:sz="4" w:space="0" w:color="808080"/>
-            </w:tcBorders>
-          </w:tcPr>
-          <w:p>
-            <w:pPr>
-              <w:spacing w:before="20" w:after="20"/>
-              <w:jc w:val="right"/>
-            </w:pPr>
-            <w:r>
-              <w:rPr>
-                <w:rFonts w:ascii="Calibri" w:hAnsi="Calibri"/>
-                <w:b w:val="0"/>
-                <w:i w:val="0"/>
-                <w:color w:val="000000"/>
-                <w:sz w:val="16"/>
-              </w:rPr>
-              <w:t>0,3643</w:t>
-            </w:r>
-          </w:p>
-        </w:tc>
-        <w:tc>
-          <w:tcPr>
-            <w:tcW w:type="dxa" w:w="1474"/>
-            <w:tcBorders>
-              <w:top w:val="single" w:sz="4" w:space="0" w:color="808080"/>
-              <w:left w:val="single" w:sz="4" w:space="0" w:color="808080"/>
-              <w:bottom w:val="single" w:sz="4" w:space="0" w:color="808080"/>
-              <w:right w:val="single" w:sz="4" w:space="0" w:color="808080"/>
-            </w:tcBorders>
-          </w:tcPr>
-          <w:p>
-            <w:pPr>
-              <w:spacing w:before="20" w:after="20"/>
-              <w:jc w:val="right"/>
-            </w:pPr>
-            <w:r>
-              <w:rPr>
-                <w:rFonts w:ascii="Calibri" w:hAnsi="Calibri"/>
-                <w:b w:val="0"/>
-                <w:i w:val="0"/>
-                <w:color w:val="000000"/>
-                <w:sz w:val="16"/>
-              </w:rPr>
-              <w:t>0,1821</w:t>
+              <w:t>0,1819</w:t>
             </w:r>
           </w:p>
         </w:tc>
@@ -10920,7 +9965,7 @@
                 <w:color w:val="000000"/>
                 <w:sz w:val="16"/>
               </w:rPr>
-              <w:t>1,1199</w:t>
+              <w:t>1,1184</w:t>
             </w:r>
           </w:p>
         </w:tc>
@@ -10947,7 +9992,7 @@
                 <w:color w:val="000000"/>
                 <w:sz w:val="16"/>
               </w:rPr>
-              <w:t>0,5600</w:t>
+              <w:t>0,5592</w:t>
             </w:r>
           </w:p>
         </w:tc>
@@ -11111,7 +10156,7 @@
                 <w:color w:val="000000"/>
                 <w:sz w:val="16"/>
               </w:rPr>
-              <w:t>1,0975</w:t>
+              <w:t>1,0960</w:t>
             </w:r>
           </w:p>
         </w:tc>
@@ -11138,7 +10183,7 @@
                 <w:color w:val="000000"/>
                 <w:sz w:val="16"/>
               </w:rPr>
-              <w:t>0,5487</w:t>
+              <w:t>0,5480</w:t>
             </w:r>
           </w:p>
         </w:tc>
@@ -11302,7 +10347,7 @@
                 <w:color w:val="000000"/>
                 <w:sz w:val="16"/>
               </w:rPr>
-              <w:t>10,4616</w:t>
+              <w:t>10,4474</w:t>
             </w:r>
           </w:p>
         </w:tc>
@@ -11329,7 +10374,7 @@
                 <w:color w:val="000000"/>
                 <w:sz w:val="16"/>
               </w:rPr>
-              <w:t>5,2308</w:t>
+              <w:t>5,2237</w:t>
             </w:r>
           </w:p>
         </w:tc>
@@ -11493,7 +10538,7 @@
                 <w:color w:val="000000"/>
                 <w:sz w:val="16"/>
               </w:rPr>
-              <w:t>6,0456</w:t>
+              <w:t>6,0373</w:t>
             </w:r>
           </w:p>
         </w:tc>
@@ -11520,7 +10565,7 @@
                 <w:color w:val="000000"/>
                 <w:sz w:val="16"/>
               </w:rPr>
-              <w:t>3,0228</w:t>
+              <w:t>3,0187</w:t>
             </w:r>
           </w:p>
         </w:tc>
@@ -11684,7 +10729,7 @@
                 <w:color w:val="000000"/>
                 <w:sz w:val="16"/>
               </w:rPr>
-              <w:t>2,0622</w:t>
+              <w:t>2,0594</w:t>
             </w:r>
           </w:p>
         </w:tc>
@@ -11711,7 +10756,7 @@
                 <w:color w:val="000000"/>
                 <w:sz w:val="16"/>
               </w:rPr>
-              <w:t>1,0311</w:t>
+              <w:t>1,0297</w:t>
             </w:r>
           </w:p>
         </w:tc>
@@ -11875,7 +10920,7 @@
                 <w:color w:val="000000"/>
                 <w:sz w:val="16"/>
               </w:rPr>
-              <w:t>3,4728</w:t>
+              <w:t>3,4681</w:t>
             </w:r>
           </w:p>
         </w:tc>
@@ -11902,7 +10947,7 @@
                 <w:color w:val="000000"/>
                 <w:sz w:val="16"/>
               </w:rPr>
-              <w:t>1,7364</w:t>
+              <w:t>1,7340</w:t>
             </w:r>
           </w:p>
         </w:tc>
@@ -12066,7 +11111,7 @@
                 <w:color w:val="000000"/>
                 <w:sz w:val="16"/>
               </w:rPr>
-              <w:t>1,7062</w:t>
+              <w:t>1,7038</w:t>
             </w:r>
           </w:p>
         </w:tc>
@@ -12093,7 +11138,7 @@
                 <w:color w:val="000000"/>
                 <w:sz w:val="16"/>
               </w:rPr>
-              <w:t>0,8531</w:t>
+              <w:t>0,8519</w:t>
             </w:r>
           </w:p>
         </w:tc>
@@ -12257,7 +11302,7 @@
                 <w:color w:val="000000"/>
                 <w:sz w:val="16"/>
               </w:rPr>
-              <w:t>40,3725</w:t>
+              <w:t>40,3176</w:t>
             </w:r>
           </w:p>
         </w:tc>
@@ -12284,7 +11329,7 @@
                 <w:color w:val="000000"/>
                 <w:sz w:val="16"/>
               </w:rPr>
-              <w:t>20,1862</w:t>
+              <w:t>20,1588</w:t>
             </w:r>
           </w:p>
         </w:tc>
@@ -12448,7 +11493,7 @@
                 <w:color w:val="000000"/>
                 <w:sz w:val="16"/>
               </w:rPr>
-              <w:t>1,2636</w:t>
+              <w:t>1,2619</w:t>
             </w:r>
           </w:p>
         </w:tc>
@@ -12475,7 +11520,7 @@
                 <w:color w:val="000000"/>
                 <w:sz w:val="16"/>
               </w:rPr>
-              <w:t>0,6318</w:t>
+              <w:t>0,6310</w:t>
             </w:r>
           </w:p>
         </w:tc>
@@ -12639,7 +11684,7 @@
                 <w:color w:val="000000"/>
                 <w:sz w:val="16"/>
               </w:rPr>
-              <w:t>5,9924</w:t>
+              <w:t>5,9842</w:t>
             </w:r>
           </w:p>
         </w:tc>
@@ -12666,7 +11711,7 @@
                 <w:color w:val="000000"/>
                 <w:sz w:val="16"/>
               </w:rPr>
-              <w:t>2,9962</w:t>
+              <w:t>2,9921</w:t>
             </w:r>
           </w:p>
         </w:tc>
@@ -12830,7 +11875,7 @@
                 <w:color w:val="000000"/>
                 <w:sz w:val="16"/>
               </w:rPr>
-              <w:t>1,1250</w:t>
+              <w:t>1,1235</w:t>
             </w:r>
           </w:p>
         </w:tc>
@@ -12857,7 +11902,7 @@
                 <w:color w:val="000000"/>
                 <w:sz w:val="16"/>
               </w:rPr>
-              <w:t>0,5625</w:t>
+              <w:t>0,5617</w:t>
             </w:r>
           </w:p>
         </w:tc>
@@ -13021,7 +12066,7 @@
                 <w:color w:val="000000"/>
                 <w:sz w:val="16"/>
               </w:rPr>
-              <w:t>0,3473</w:t>
+              <w:t>0,3469</w:t>
             </w:r>
           </w:p>
         </w:tc>
@@ -13048,7 +12093,7 @@
                 <w:color w:val="000000"/>
                 <w:sz w:val="16"/>
               </w:rPr>
-              <w:t>0,1737</w:t>
+              <w:t>0,1734</w:t>
             </w:r>
           </w:p>
         </w:tc>
@@ -13212,7 +12257,7 @@
                 <w:color w:val="000000"/>
                 <w:sz w:val="16"/>
               </w:rPr>
-              <w:t>0,9234</w:t>
+              <w:t>0,9221</w:t>
             </w:r>
           </w:p>
         </w:tc>
@@ -13239,7 +12284,7 @@
                 <w:color w:val="000000"/>
                 <w:sz w:val="16"/>
               </w:rPr>
-              <w:t>0,4617</w:t>
+              <w:t>0,4611</w:t>
             </w:r>
           </w:p>
         </w:tc>
@@ -13403,7 +12448,7 @@
                 <w:color w:val="000000"/>
                 <w:sz w:val="16"/>
               </w:rPr>
-              <w:t>0,1132</w:t>
+              <w:t>0,1131</w:t>
             </w:r>
           </w:p>
         </w:tc>
@@ -13430,7 +12475,7 @@
                 <w:color w:val="000000"/>
                 <w:sz w:val="16"/>
               </w:rPr>
-              <w:t>0,0566</w:t>
+              <w:t>0,0565</w:t>
             </w:r>
           </w:p>
         </w:tc>
@@ -13594,7 +12639,7 @@
                 <w:color w:val="000000"/>
                 <w:sz w:val="16"/>
               </w:rPr>
-              <w:t>0,1480</w:t>
+              <w:t>0,1478</w:t>
             </w:r>
           </w:p>
         </w:tc>
@@ -13621,7 +12666,7 @@
                 <w:color w:val="000000"/>
                 <w:sz w:val="16"/>
               </w:rPr>
-              <w:t>0,0740</w:t>
+              <w:t>0,0739</w:t>
             </w:r>
           </w:p>
         </w:tc>
@@ -13785,7 +12830,7 @@
                 <w:color w:val="000000"/>
                 <w:sz w:val="16"/>
               </w:rPr>
-              <w:t>0,1935</w:t>
+              <w:t>0,1932</w:t>
             </w:r>
           </w:p>
         </w:tc>
@@ -13812,7 +12857,7 @@
                 <w:color w:val="000000"/>
                 <w:sz w:val="16"/>
               </w:rPr>
-              <w:t>0,0967</w:t>
+              <w:t>0,0966</w:t>
             </w:r>
           </w:p>
         </w:tc>
@@ -13976,7 +13021,7 @@
                 <w:color w:val="000000"/>
                 <w:sz w:val="16"/>
               </w:rPr>
-              <w:t>0,1266</w:t>
+              <w:t>0,1264</w:t>
             </w:r>
           </w:p>
         </w:tc>
@@ -14003,7 +13048,7 @@
                 <w:color w:val="000000"/>
                 <w:sz w:val="16"/>
               </w:rPr>
-              <w:t>0,0633</w:t>
+              <w:t>0,0632</w:t>
             </w:r>
           </w:p>
         </w:tc>
@@ -14167,7 +13212,7 @@
                 <w:color w:val="000000"/>
                 <w:sz w:val="16"/>
               </w:rPr>
-              <w:t>2,6381</w:t>
+              <w:t>2,6346</w:t>
             </w:r>
           </w:p>
         </w:tc>
@@ -14194,7 +13239,7 @@
                 <w:color w:val="000000"/>
                 <w:sz w:val="16"/>
               </w:rPr>
-              <w:t>1,3191</w:t>
+              <w:t>1,3173</w:t>
             </w:r>
           </w:p>
         </w:tc>
@@ -14358,7 +13403,7 @@
                 <w:color w:val="000000"/>
                 <w:sz w:val="16"/>
               </w:rPr>
-              <w:t>3,1374</w:t>
+              <w:t>3,1331</w:t>
             </w:r>
           </w:p>
         </w:tc>
@@ -14385,7 +13430,7 @@
                 <w:color w:val="000000"/>
                 <w:sz w:val="16"/>
               </w:rPr>
-              <w:t>1,5687</w:t>
+              <w:t>1,5665</w:t>
             </w:r>
           </w:p>
         </w:tc>
@@ -14549,7 +13594,7 @@
                 <w:color w:val="000000"/>
                 <w:sz w:val="16"/>
               </w:rPr>
-              <w:t>2,2963</w:t>
+              <w:t>2,2931</w:t>
             </w:r>
           </w:p>
         </w:tc>
@@ -14576,7 +13621,7 @@
                 <w:color w:val="000000"/>
                 <w:sz w:val="16"/>
               </w:rPr>
-              <w:t>1,1481</w:t>
+              <w:t>1,1466</w:t>
             </w:r>
           </w:p>
         </w:tc>
@@ -14740,7 +13785,7 @@
                 <w:color w:val="000000"/>
                 <w:sz w:val="16"/>
               </w:rPr>
-              <w:t>1,9352</w:t>
+              <w:t>1,9325</w:t>
             </w:r>
           </w:p>
         </w:tc>
@@ -14767,7 +13812,7 @@
                 <w:color w:val="000000"/>
                 <w:sz w:val="16"/>
               </w:rPr>
-              <w:t>0,9676</w:t>
+              <w:t>0,9663</w:t>
             </w:r>
           </w:p>
         </w:tc>
@@ -14931,7 +13976,7 @@
                 <w:color w:val="000000"/>
                 <w:sz w:val="16"/>
               </w:rPr>
-              <w:t>0,5344</w:t>
+              <w:t>0,5336</w:t>
             </w:r>
           </w:p>
         </w:tc>
@@ -14958,7 +14003,7 @@
                 <w:color w:val="000000"/>
                 <w:sz w:val="16"/>
               </w:rPr>
-              <w:t>0,2672</w:t>
+              <w:t>0,2668</w:t>
             </w:r>
           </w:p>
         </w:tc>
@@ -15122,7 +14167,7 @@
                 <w:color w:val="000000"/>
                 <w:sz w:val="16"/>
               </w:rPr>
-              <w:t>0,1050</w:t>
+              <w:t>0,1048</w:t>
             </w:r>
           </w:p>
         </w:tc>
@@ -15149,7 +14194,7 @@
                 <w:color w:val="000000"/>
                 <w:sz w:val="16"/>
               </w:rPr>
-              <w:t>0,0525</w:t>
+              <w:t>0,0524</w:t>
             </w:r>
           </w:p>
         </w:tc>
@@ -15313,7 +14358,7 @@
                 <w:color w:val="000000"/>
                 <w:sz w:val="16"/>
               </w:rPr>
-              <w:t>0,0899</w:t>
+              <w:t>0,0898</w:t>
             </w:r>
           </w:p>
         </w:tc>
@@ -15340,7 +14385,7 @@
                 <w:color w:val="000000"/>
                 <w:sz w:val="16"/>
               </w:rPr>
-              <w:t>0,0450</w:t>
+              <w:t>0,0449</w:t>
             </w:r>
           </w:p>
         </w:tc>
@@ -15504,7 +14549,7 @@
                 <w:color w:val="000000"/>
                 <w:sz w:val="16"/>
               </w:rPr>
-              <w:t>0,0448</w:t>
+              <w:t>0,0447</w:t>
             </w:r>
           </w:p>
         </w:tc>
@@ -15886,7 +14931,7 @@
                 <w:color w:val="000000"/>
                 <w:sz w:val="16"/>
               </w:rPr>
-              <w:t>0,7618</w:t>
+              <w:t>0,7607</w:t>
             </w:r>
           </w:p>
         </w:tc>
@@ -15913,7 +14958,7 @@
                 <w:color w:val="000000"/>
                 <w:sz w:val="16"/>
               </w:rPr>
-              <w:t>0,3809</w:t>
+              <w:t>0,3804</w:t>
             </w:r>
           </w:p>
         </w:tc>
@@ -16077,7 +15122,7 @@
                 <w:color w:val="000000"/>
                 <w:sz w:val="16"/>
               </w:rPr>
-              <w:t>0,7603</w:t>
+              <w:t>0,7592</w:t>
             </w:r>
           </w:p>
         </w:tc>
@@ -16104,7 +15149,7 @@
                 <w:color w:val="000000"/>
                 <w:sz w:val="16"/>
               </w:rPr>
-              <w:t>0,3801</w:t>
+              <w:t>0,3796</w:t>
             </w:r>
           </w:p>
         </w:tc>
@@ -16459,7 +15504,7 @@
                 <w:color w:val="000000"/>
                 <w:sz w:val="16"/>
               </w:rPr>
-              <w:t>0,1845</w:t>
+              <w:t>0,1842</w:t>
             </w:r>
           </w:p>
         </w:tc>
@@ -16486,7 +15531,7 @@
                 <w:color w:val="000000"/>
                 <w:sz w:val="16"/>
               </w:rPr>
-              <w:t>0,0922</w:t>
+              <w:t>0,0921</w:t>
             </w:r>
           </w:p>
         </w:tc>
@@ -16650,7 +15695,7 @@
                 <w:color w:val="000000"/>
                 <w:sz w:val="16"/>
               </w:rPr>
-              <w:t>0,4951</w:t>
+              <w:t>0,4945</w:t>
             </w:r>
           </w:p>
         </w:tc>
@@ -16677,7 +15722,7 @@
                 <w:color w:val="000000"/>
                 <w:sz w:val="16"/>
               </w:rPr>
-              <w:t>0,2476</w:t>
+              <w:t>0,2472</w:t>
             </w:r>
           </w:p>
         </w:tc>
@@ -16841,7 +15886,7 @@
                 <w:color w:val="000000"/>
                 <w:sz w:val="16"/>
               </w:rPr>
-              <w:t>0,0931</w:t>
+              <w:t>0,0930</w:t>
             </w:r>
           </w:p>
         </w:tc>
@@ -17032,7 +16077,7 @@
                 <w:color w:val="000000"/>
                 <w:sz w:val="16"/>
               </w:rPr>
-              <w:t>0,1994</w:t>
+              <w:t>0,1991</w:t>
             </w:r>
           </w:p>
         </w:tc>
@@ -17059,7 +16104,7 @@
                 <w:color w:val="000000"/>
                 <w:sz w:val="16"/>
               </w:rPr>
-              <w:t>0,0997</w:t>
+              <w:t>0,0996</w:t>
             </w:r>
           </w:p>
         </w:tc>
@@ -17223,7 +16268,7 @@
                 <w:color w:val="000000"/>
                 <w:sz w:val="16"/>
               </w:rPr>
-              <w:t>0,2488</w:t>
+              <w:t>0,2735</w:t>
             </w:r>
           </w:p>
         </w:tc>
@@ -17250,7 +16295,7 @@
                 <w:color w:val="000000"/>
                 <w:sz w:val="16"/>
               </w:rPr>
-              <w:t>0,1244</w:t>
+              <w:t>0,1367</w:t>
             </w:r>
           </w:p>
         </w:tc>
@@ -17306,7 +16351,7 @@
                 <w:color w:val="000000"/>
                 <w:sz w:val="16"/>
               </w:rPr>
-              <w:t>35.750.3002 (montaj)</w:t>
+              <w:t>35.750.1502</w:t>
             </w:r>
           </w:p>
         </w:tc>
@@ -17333,7 +16378,7 @@
                 <w:color w:val="000000"/>
                 <w:sz w:val="16"/>
               </w:rPr>
-              <w:t>Bina ihata iletkeni tesisatının montajı — temel topraklaması</w:t>
+              <w:t>Aktif yakalama ucu, ortalama uyarım yolu DL = 30-40 m (%25 müteahhit kârı dahil)</w:t>
             </w:r>
           </w:p>
         </w:tc>
@@ -17360,7 +16405,7 @@
                 <w:color w:val="000000"/>
                 <w:sz w:val="16"/>
               </w:rPr>
-              <w:t>m</w:t>
+              <w:t>ad</w:t>
             </w:r>
           </w:p>
         </w:tc>
@@ -17387,7 +16432,7 @@
                 <w:color w:val="000000"/>
                 <w:sz w:val="16"/>
               </w:rPr>
-              <w:t>186,000</w:t>
+              <w:t>1,000</w:t>
             </w:r>
           </w:p>
         </w:tc>
@@ -17414,7 +16459,7 @@
                 <w:color w:val="000000"/>
                 <w:sz w:val="16"/>
               </w:rPr>
-              <w:t>0,1831</w:t>
+              <w:t>0,1977</w:t>
             </w:r>
           </w:p>
         </w:tc>
@@ -17441,7 +16486,7 @@
                 <w:color w:val="000000"/>
                 <w:sz w:val="16"/>
               </w:rPr>
-              <w:t>0,0916</w:t>
+              <w:t>0,0989</w:t>
             </w:r>
           </w:p>
         </w:tc>
@@ -17497,7 +16542,7 @@
                 <w:color w:val="000000"/>
                 <w:sz w:val="16"/>
               </w:rPr>
-              <w:t>35.750.1502</w:t>
+              <w:t>35.750.2001</w:t>
             </w:r>
           </w:p>
         </w:tc>
@@ -17524,7 +16569,7 @@
                 <w:color w:val="000000"/>
                 <w:sz w:val="16"/>
               </w:rPr>
-              <w:t>Aktif yakalama ucu, ortalama uyarım yolu DL = 30-40 m (%25 müteahhit kârı dahil)</w:t>
+              <w:t>Çatı ihata ve indirme iletkeni tesisatı — 50 mm² elektrolitik bakır tel (%25 müteahhit kârı dahil)</w:t>
             </w:r>
           </w:p>
         </w:tc>
@@ -17551,7 +16596,7 @@
                 <w:color w:val="000000"/>
                 <w:sz w:val="16"/>
               </w:rPr>
-              <w:t>ad</w:t>
+              <w:t>m</w:t>
             </w:r>
           </w:p>
         </w:tc>
@@ -17578,7 +16623,7 @@
                 <w:color w:val="000000"/>
                 <w:sz w:val="16"/>
               </w:rPr>
-              <w:t>1,000</w:t>
+              <w:t>16,000</w:t>
             </w:r>
           </w:p>
         </w:tc>
@@ -17605,7 +16650,7 @@
                 <w:color w:val="000000"/>
                 <w:sz w:val="16"/>
               </w:rPr>
-              <w:t>0,1794</w:t>
+              <w:t>0,0866</w:t>
             </w:r>
           </w:p>
         </w:tc>
@@ -17632,7 +16677,7 @@
                 <w:color w:val="000000"/>
                 <w:sz w:val="16"/>
               </w:rPr>
-              <w:t>0,0897</w:t>
+              <w:t>0,0433</w:t>
             </w:r>
           </w:p>
         </w:tc>
@@ -17688,7 +16733,7 @@
                 <w:color w:val="000000"/>
                 <w:sz w:val="16"/>
               </w:rPr>
-              <w:t>35.750.1502 (montaj)</w:t>
+              <w:t>35.740.1106</w:t>
             </w:r>
           </w:p>
         </w:tc>
@@ -17715,7 +16760,7 @@
                 <w:color w:val="000000"/>
                 <w:sz w:val="16"/>
               </w:rPr>
-              <w:t>Aktif yakalama ucunun montajı — direk, taşıyıcı ve bağlantı elemanlarıyla yerine konulması</w:t>
+              <w:t>Dizel elektrojen grubu (jeneratör) 63 kVA / 50 kW — dizel motoru su veya hava ile soğuyan cinsten, 1500 d/dak (%25 müteahhit kârı dahil)</w:t>
             </w:r>
           </w:p>
         </w:tc>
@@ -17796,7 +16841,7 @@
                 <w:color w:val="000000"/>
                 <w:sz w:val="16"/>
               </w:rPr>
-              <w:t>0,0271</w:t>
+              <w:t>5,9254</w:t>
             </w:r>
           </w:p>
         </w:tc>
@@ -17823,7 +16868,7 @@
                 <w:color w:val="000000"/>
                 <w:sz w:val="16"/>
               </w:rPr>
-              <w:t>0,0135</w:t>
+              <w:t>2,9627</w:t>
             </w:r>
           </w:p>
         </w:tc>
@@ -17879,7 +16924,7 @@
                 <w:color w:val="000000"/>
                 <w:sz w:val="16"/>
               </w:rPr>
-              <w:t>35.750.2001</w:t>
+              <w:t>35.740.5406</w:t>
             </w:r>
           </w:p>
         </w:tc>
@@ -17906,7 +16951,7 @@
                 <w:color w:val="000000"/>
                 <w:sz w:val="16"/>
               </w:rPr>
-              <w:t>Çatı ihata ve indirme iletkeni tesisatı — 50 mm² elektrolitik bakır tel (%25 müteahhit kârı dahil)</w:t>
+              <w:t>Jeneratör ses izolasyon kabini — 63 kVA (%25 müteahhit kârı dahil)</w:t>
             </w:r>
           </w:p>
         </w:tc>
@@ -17933,7 +16978,7 @@
                 <w:color w:val="000000"/>
                 <w:sz w:val="16"/>
               </w:rPr>
-              <w:t>m</w:t>
+              <w:t>ad</w:t>
             </w:r>
           </w:p>
         </w:tc>
@@ -17960,7 +17005,7 @@
                 <w:color w:val="000000"/>
                 <w:sz w:val="16"/>
               </w:rPr>
-              <w:t>16,000</w:t>
+              <w:t>1,000</w:t>
             </w:r>
           </w:p>
         </w:tc>
@@ -17987,7 +17032,7 @@
                 <w:color w:val="000000"/>
                 <w:sz w:val="16"/>
               </w:rPr>
-              <w:t>0,0788</w:t>
+              <w:t>1,0099</w:t>
             </w:r>
           </w:p>
         </w:tc>
@@ -18014,7 +17059,7 @@
                 <w:color w:val="000000"/>
                 <w:sz w:val="16"/>
               </w:rPr>
-              <w:t>0,0394</w:t>
+              <w:t>0,5050</w:t>
             </w:r>
           </w:p>
         </w:tc>
@@ -18070,7 +17115,7 @@
                 <w:color w:val="000000"/>
                 <w:sz w:val="16"/>
               </w:rPr>
-              <w:t>35.750.2001 (montaj)</w:t>
+              <w:t>35.190.1100</w:t>
             </w:r>
           </w:p>
         </w:tc>
@@ -18097,7 +17142,7 @@
                 <w:color w:val="000000"/>
                 <w:sz w:val="16"/>
               </w:rPr>
-              <w:t>Çatı ihata ve indirme iletkeni tesisatının montajı</w:t>
+              <w:t>Kablo tava sistemleri — 200x60x1,0 mm sıcak daldırma galvanizli perfore kablo tavası (malzeme) (%25 müteahhit kârı dahil)</w:t>
             </w:r>
           </w:p>
         </w:tc>
@@ -18124,7 +17169,7 @@
                 <w:color w:val="000000"/>
                 <w:sz w:val="16"/>
               </w:rPr>
-              <w:t>m</w:t>
+              <w:t>kg</w:t>
             </w:r>
           </w:p>
         </w:tc>
@@ -18151,7 +17196,7 @@
                 <w:color w:val="000000"/>
                 <w:sz w:val="16"/>
               </w:rPr>
-              <w:t>16,000</w:t>
+              <w:t>502,000</w:t>
             </w:r>
           </w:p>
         </w:tc>
@@ -18178,7 +17223,7 @@
                 <w:color w:val="000000"/>
                 <w:sz w:val="16"/>
               </w:rPr>
-              <w:t>0,0128</w:t>
+              <w:t>1,2693</w:t>
             </w:r>
           </w:p>
         </w:tc>
@@ -18205,7 +17250,7 @@
                 <w:color w:val="000000"/>
                 <w:sz w:val="16"/>
               </w:rPr>
-              <w:t>0,0064</w:t>
+              <w:t>0,6346</w:t>
             </w:r>
           </w:p>
         </w:tc>
@@ -18261,7 +17306,7 @@
                 <w:color w:val="000000"/>
                 <w:sz w:val="16"/>
               </w:rPr>
-              <w:t>35.740.1106</w:t>
+              <w:t>35.190.1100 (montaj)</w:t>
             </w:r>
           </w:p>
         </w:tc>
@@ -18288,7 +17333,7 @@
                 <w:color w:val="000000"/>
                 <w:sz w:val="16"/>
               </w:rPr>
-              <w:t>Dizel elektrojen grubu (jeneratör) 63 kVA / 50 kW — dizel motoru su veya hava ile soğuyan cinsten, 1500 d/dak (%25 müteahhit kârı dahil)</w:t>
+              <w:t>Kablo tava sistemlerinin montajı — askı ve konsollarla tavana veya duvara tespiti; ek parça, konsol, askı tiji, vida ve somun bedelleri dâhildir, ayrıca ödenmez</w:t>
             </w:r>
           </w:p>
         </w:tc>
@@ -18315,7 +17360,7 @@
                 <w:color w:val="000000"/>
                 <w:sz w:val="16"/>
               </w:rPr>
-              <w:t>ad</w:t>
+              <w:t>kg</w:t>
             </w:r>
           </w:p>
         </w:tc>
@@ -18342,7 +17387,7 @@
                 <w:color w:val="000000"/>
                 <w:sz w:val="16"/>
               </w:rPr>
-              <w:t>1,000</w:t>
+              <w:t>502,000</w:t>
             </w:r>
           </w:p>
         </w:tc>
@@ -18369,7 +17414,7 @@
                 <w:color w:val="000000"/>
                 <w:sz w:val="16"/>
               </w:rPr>
-              <w:t>5,3768</w:t>
+              <w:t>0,2464</w:t>
             </w:r>
           </w:p>
         </w:tc>
@@ -18396,7 +17441,7 @@
                 <w:color w:val="000000"/>
                 <w:sz w:val="16"/>
               </w:rPr>
-              <w:t>2,6884</w:t>
+              <w:t>0,1232</w:t>
             </w:r>
           </w:p>
         </w:tc>
@@ -18452,7 +17497,7 @@
                 <w:color w:val="000000"/>
                 <w:sz w:val="16"/>
               </w:rPr>
-              <w:t>35.740.1106 (montaj)</w:t>
+              <w:t>35.190.1101</w:t>
             </w:r>
           </w:p>
         </w:tc>
@@ -18479,7 +17524,7 @@
                 <w:color w:val="000000"/>
                 <w:sz w:val="16"/>
               </w:rPr>
-              <w:t>Dizel elektrojen grubunun montajı — yerine konulması, bağlantıları ve işler hâlde teslimi</w:t>
+              <w:t>Kablo tava sistemleri kapak sacı — 35.190.1100 pozuna uygun özellikte, 1,0 mm sıcak daldırma galvanizli (malzeme) (%25 müteahhit kârı dahil)</w:t>
             </w:r>
           </w:p>
         </w:tc>
@@ -18506,7 +17551,7 @@
                 <w:color w:val="000000"/>
                 <w:sz w:val="16"/>
               </w:rPr>
-              <w:t>ad</w:t>
+              <w:t>kg</w:t>
             </w:r>
           </w:p>
         </w:tc>
@@ -18533,7 +17578,7 @@
                 <w:color w:val="000000"/>
                 <w:sz w:val="16"/>
               </w:rPr>
-              <w:t>1,000</w:t>
+              <w:t>361,200</w:t>
             </w:r>
           </w:p>
         </w:tc>
@@ -18560,7 +17605,7 @@
                 <w:color w:val="000000"/>
                 <w:sz w:val="16"/>
               </w:rPr>
-              <w:t>0,2650</w:t>
+              <w:t>0,7436</w:t>
             </w:r>
           </w:p>
         </w:tc>
@@ -18587,7 +17632,7 @@
                 <w:color w:val="000000"/>
                 <w:sz w:val="16"/>
               </w:rPr>
-              <w:t>0,1325</w:t>
+              <w:t>0,3718</w:t>
             </w:r>
           </w:p>
         </w:tc>
@@ -18643,7 +17688,7 @@
                 <w:color w:val="000000"/>
                 <w:sz w:val="16"/>
               </w:rPr>
-              <w:t>35.740.5406</w:t>
+              <w:t>35.190.1101 (montaj)</w:t>
             </w:r>
           </w:p>
         </w:tc>
@@ -18670,7 +17715,7 @@
                 <w:color w:val="000000"/>
                 <w:sz w:val="16"/>
               </w:rPr>
-              <w:t>Jeneratör ses izolasyon kabini — 63 kVA (%25 müteahhit kârı dahil)</w:t>
+              <w:t>Kablo tava sistemleri kapak sacının montajı — onaylı projesinde belirtilen kanalların kapatılması; her türlü işçilik ve malzeme dâhil, işler hâlde teslim</w:t>
             </w:r>
           </w:p>
         </w:tc>
@@ -18697,7 +17742,7 @@
                 <w:color w:val="000000"/>
                 <w:sz w:val="16"/>
               </w:rPr>
-              <w:t>ad</w:t>
+              <w:t>kg</w:t>
             </w:r>
           </w:p>
         </w:tc>
@@ -18724,7 +17769,7 @@
                 <w:color w:val="000000"/>
                 <w:sz w:val="16"/>
               </w:rPr>
-              <w:t>1,000</w:t>
+              <w:t>361,200</w:t>
             </w:r>
           </w:p>
         </w:tc>
@@ -18751,7 +17796,7 @@
                 <w:color w:val="000000"/>
                 <w:sz w:val="16"/>
               </w:rPr>
-              <w:t>0,9164</w:t>
+              <w:t>0,0975</w:t>
             </w:r>
           </w:p>
         </w:tc>
@@ -18778,7 +17823,7 @@
                 <w:color w:val="000000"/>
                 <w:sz w:val="16"/>
               </w:rPr>
-              <w:t>0,4582</w:t>
+              <w:t>0,0488</w:t>
             </w:r>
           </w:p>
         </w:tc>
@@ -18834,7 +17879,7 @@
                 <w:color w:val="000000"/>
                 <w:sz w:val="16"/>
               </w:rPr>
-              <w:t>35.740.5406 (montaj)</w:t>
+              <w:t>35.190.1304</w:t>
             </w:r>
           </w:p>
         </w:tc>
@@ -18861,7 +17906,7 @@
                 <w:color w:val="000000"/>
                 <w:sz w:val="16"/>
               </w:rPr>
-              <w:t>Jeneratör ses izolasyon kabininin montajı</w:t>
+              <w:t>Sıva üstü PVC kablo kanalı — en az 100 x 35 mm, üç bölmeli (%25 müteahhit kârı dahil)</w:t>
             </w:r>
           </w:p>
         </w:tc>
@@ -18888,7 +17933,7 @@
                 <w:color w:val="000000"/>
                 <w:sz w:val="16"/>
               </w:rPr>
-              <w:t>ad</w:t>
+              <w:t>m</w:t>
             </w:r>
           </w:p>
         </w:tc>
@@ -18915,7 +17960,7 @@
                 <w:color w:val="000000"/>
                 <w:sz w:val="16"/>
               </w:rPr>
-              <w:t>1,000</w:t>
+              <w:t>123,000</w:t>
             </w:r>
           </w:p>
         </w:tc>
@@ -18942,7 +17987,7 @@
                 <w:color w:val="000000"/>
                 <w:sz w:val="16"/>
               </w:rPr>
-              <w:t>0,0788</w:t>
+              <w:t>0,3638</w:t>
             </w:r>
           </w:p>
         </w:tc>
@@ -18969,962 +18014,7 @@
                 <w:color w:val="000000"/>
                 <w:sz w:val="16"/>
               </w:rPr>
-              <w:t>0,0394</w:t>
-            </w:r>
-          </w:p>
-        </w:tc>
-      </w:tr>
-      <w:tr>
-        <w:tc>
-          <w:tcPr>
-            <w:tcW w:type="dxa" w:w="680"/>
-            <w:tcBorders>
-              <w:top w:val="single" w:sz="4" w:space="0" w:color="808080"/>
-              <w:left w:val="single" w:sz="4" w:space="0" w:color="808080"/>
-              <w:bottom w:val="single" w:sz="4" w:space="0" w:color="808080"/>
-              <w:right w:val="single" w:sz="4" w:space="0" w:color="808080"/>
-            </w:tcBorders>
-          </w:tcPr>
-          <w:p>
-            <w:pPr>
-              <w:spacing w:before="20" w:after="20"/>
-              <w:jc w:val="center"/>
-            </w:pPr>
-            <w:r>
-              <w:rPr>
-                <w:rFonts w:ascii="Calibri" w:hAnsi="Calibri"/>
-                <w:b w:val="0"/>
-                <w:i w:val="0"/>
-                <w:color w:val="000000"/>
-                <w:sz w:val="16"/>
-              </w:rPr>
-              <w:t>44</w:t>
-            </w:r>
-          </w:p>
-        </w:tc>
-        <w:tc>
-          <w:tcPr>
-            <w:tcW w:type="dxa" w:w="1361"/>
-            <w:tcBorders>
-              <w:top w:val="single" w:sz="4" w:space="0" w:color="808080"/>
-              <w:left w:val="single" w:sz="4" w:space="0" w:color="808080"/>
-              <w:bottom w:val="single" w:sz="4" w:space="0" w:color="808080"/>
-              <w:right w:val="single" w:sz="4" w:space="0" w:color="808080"/>
-            </w:tcBorders>
-          </w:tcPr>
-          <w:p>
-            <w:pPr>
-              <w:spacing w:before="20" w:after="20"/>
-              <w:jc w:val="center"/>
-            </w:pPr>
-            <w:r>
-              <w:rPr>
-                <w:rFonts w:ascii="Calibri" w:hAnsi="Calibri"/>
-                <w:b w:val="0"/>
-                <w:i w:val="0"/>
-                <w:color w:val="000000"/>
-                <w:sz w:val="16"/>
-              </w:rPr>
-              <w:t>35.190.1100</w:t>
-            </w:r>
-          </w:p>
-        </w:tc>
-        <w:tc>
-          <w:tcPr>
-            <w:tcW w:type="dxa" w:w="3175"/>
-            <w:tcBorders>
-              <w:top w:val="single" w:sz="4" w:space="0" w:color="808080"/>
-              <w:left w:val="single" w:sz="4" w:space="0" w:color="808080"/>
-              <w:bottom w:val="single" w:sz="4" w:space="0" w:color="808080"/>
-              <w:right w:val="single" w:sz="4" w:space="0" w:color="808080"/>
-            </w:tcBorders>
-          </w:tcPr>
-          <w:p>
-            <w:pPr>
-              <w:spacing w:before="20" w:after="20"/>
-              <w:jc w:val="left"/>
-            </w:pPr>
-            <w:r>
-              <w:rPr>
-                <w:rFonts w:ascii="Calibri" w:hAnsi="Calibri"/>
-                <w:b w:val="0"/>
-                <w:i w:val="0"/>
-                <w:color w:val="000000"/>
-                <w:sz w:val="16"/>
-              </w:rPr>
-              <w:t>Kablo tava sistemleri — 200x60x1,0 mm sıcak daldırma galvanizli perfore kablo tavası (malzeme) (%25 müteahhit kârı dahil)</w:t>
-            </w:r>
-          </w:p>
-        </w:tc>
-        <w:tc>
-          <w:tcPr>
-            <w:tcW w:type="dxa" w:w="794"/>
-            <w:tcBorders>
-              <w:top w:val="single" w:sz="4" w:space="0" w:color="808080"/>
-              <w:left w:val="single" w:sz="4" w:space="0" w:color="808080"/>
-              <w:bottom w:val="single" w:sz="4" w:space="0" w:color="808080"/>
-              <w:right w:val="single" w:sz="4" w:space="0" w:color="808080"/>
-            </w:tcBorders>
-          </w:tcPr>
-          <w:p>
-            <w:pPr>
-              <w:spacing w:before="20" w:after="20"/>
-              <w:jc w:val="center"/>
-            </w:pPr>
-            <w:r>
-              <w:rPr>
-                <w:rFonts w:ascii="Calibri" w:hAnsi="Calibri"/>
-                <w:b w:val="0"/>
-                <w:i w:val="0"/>
-                <w:color w:val="000000"/>
-                <w:sz w:val="16"/>
-              </w:rPr>
-              <w:t>kg</w:t>
-            </w:r>
-          </w:p>
-        </w:tc>
-        <w:tc>
-          <w:tcPr>
-            <w:tcW w:type="dxa" w:w="1474"/>
-            <w:tcBorders>
-              <w:top w:val="single" w:sz="4" w:space="0" w:color="808080"/>
-              <w:left w:val="single" w:sz="4" w:space="0" w:color="808080"/>
-              <w:bottom w:val="single" w:sz="4" w:space="0" w:color="808080"/>
-              <w:right w:val="single" w:sz="4" w:space="0" w:color="808080"/>
-            </w:tcBorders>
-          </w:tcPr>
-          <w:p>
-            <w:pPr>
-              <w:spacing w:before="20" w:after="20"/>
-              <w:jc w:val="right"/>
-            </w:pPr>
-            <w:r>
-              <w:rPr>
-                <w:rFonts w:ascii="Calibri" w:hAnsi="Calibri"/>
-                <w:b w:val="0"/>
-                <w:i w:val="0"/>
-                <w:color w:val="000000"/>
-                <w:sz w:val="16"/>
-              </w:rPr>
-              <w:t>502,000</w:t>
-            </w:r>
-          </w:p>
-        </w:tc>
-        <w:tc>
-          <w:tcPr>
-            <w:tcW w:type="dxa" w:w="1474"/>
-            <w:tcBorders>
-              <w:top w:val="single" w:sz="4" w:space="0" w:color="808080"/>
-              <w:left w:val="single" w:sz="4" w:space="0" w:color="808080"/>
-              <w:bottom w:val="single" w:sz="4" w:space="0" w:color="808080"/>
-              <w:right w:val="single" w:sz="4" w:space="0" w:color="808080"/>
-            </w:tcBorders>
-          </w:tcPr>
-          <w:p>
-            <w:pPr>
-              <w:spacing w:before="20" w:after="20"/>
-              <w:jc w:val="right"/>
-            </w:pPr>
-            <w:r>
-              <w:rPr>
-                <w:rFonts w:ascii="Calibri" w:hAnsi="Calibri"/>
-                <w:b w:val="0"/>
-                <w:i w:val="0"/>
-                <w:color w:val="000000"/>
-                <w:sz w:val="16"/>
-              </w:rPr>
-              <w:t>1,2710</w:t>
-            </w:r>
-          </w:p>
-        </w:tc>
-        <w:tc>
-          <w:tcPr>
-            <w:tcW w:type="dxa" w:w="1474"/>
-            <w:tcBorders>
-              <w:top w:val="single" w:sz="4" w:space="0" w:color="808080"/>
-              <w:left w:val="single" w:sz="4" w:space="0" w:color="808080"/>
-              <w:bottom w:val="single" w:sz="4" w:space="0" w:color="808080"/>
-              <w:right w:val="single" w:sz="4" w:space="0" w:color="808080"/>
-            </w:tcBorders>
-          </w:tcPr>
-          <w:p>
-            <w:pPr>
-              <w:spacing w:before="20" w:after="20"/>
-              <w:jc w:val="right"/>
-            </w:pPr>
-            <w:r>
-              <w:rPr>
-                <w:rFonts w:ascii="Calibri" w:hAnsi="Calibri"/>
-                <w:b w:val="0"/>
-                <w:i w:val="0"/>
-                <w:color w:val="000000"/>
-                <w:sz w:val="16"/>
-              </w:rPr>
-              <w:t>0,6355</w:t>
-            </w:r>
-          </w:p>
-        </w:tc>
-      </w:tr>
-      <w:tr>
-        <w:tc>
-          <w:tcPr>
-            <w:tcW w:type="dxa" w:w="680"/>
-            <w:tcBorders>
-              <w:top w:val="single" w:sz="4" w:space="0" w:color="808080"/>
-              <w:left w:val="single" w:sz="4" w:space="0" w:color="808080"/>
-              <w:bottom w:val="single" w:sz="4" w:space="0" w:color="808080"/>
-              <w:right w:val="single" w:sz="4" w:space="0" w:color="808080"/>
-            </w:tcBorders>
-          </w:tcPr>
-          <w:p>
-            <w:pPr>
-              <w:spacing w:before="20" w:after="20"/>
-              <w:jc w:val="center"/>
-            </w:pPr>
-            <w:r>
-              <w:rPr>
-                <w:rFonts w:ascii="Calibri" w:hAnsi="Calibri"/>
-                <w:b w:val="0"/>
-                <w:i w:val="0"/>
-                <w:color w:val="000000"/>
-                <w:sz w:val="16"/>
-              </w:rPr>
-              <w:t>45</w:t>
-            </w:r>
-          </w:p>
-        </w:tc>
-        <w:tc>
-          <w:tcPr>
-            <w:tcW w:type="dxa" w:w="1361"/>
-            <w:tcBorders>
-              <w:top w:val="single" w:sz="4" w:space="0" w:color="808080"/>
-              <w:left w:val="single" w:sz="4" w:space="0" w:color="808080"/>
-              <w:bottom w:val="single" w:sz="4" w:space="0" w:color="808080"/>
-              <w:right w:val="single" w:sz="4" w:space="0" w:color="808080"/>
-            </w:tcBorders>
-          </w:tcPr>
-          <w:p>
-            <w:pPr>
-              <w:spacing w:before="20" w:after="20"/>
-              <w:jc w:val="center"/>
-            </w:pPr>
-            <w:r>
-              <w:rPr>
-                <w:rFonts w:ascii="Calibri" w:hAnsi="Calibri"/>
-                <w:b w:val="0"/>
-                <w:i w:val="0"/>
-                <w:color w:val="000000"/>
-                <w:sz w:val="16"/>
-              </w:rPr>
-              <w:t>35.190.1100 (montaj)</w:t>
-            </w:r>
-          </w:p>
-        </w:tc>
-        <w:tc>
-          <w:tcPr>
-            <w:tcW w:type="dxa" w:w="3175"/>
-            <w:tcBorders>
-              <w:top w:val="single" w:sz="4" w:space="0" w:color="808080"/>
-              <w:left w:val="single" w:sz="4" w:space="0" w:color="808080"/>
-              <w:bottom w:val="single" w:sz="4" w:space="0" w:color="808080"/>
-              <w:right w:val="single" w:sz="4" w:space="0" w:color="808080"/>
-            </w:tcBorders>
-          </w:tcPr>
-          <w:p>
-            <w:pPr>
-              <w:spacing w:before="20" w:after="20"/>
-              <w:jc w:val="left"/>
-            </w:pPr>
-            <w:r>
-              <w:rPr>
-                <w:rFonts w:ascii="Calibri" w:hAnsi="Calibri"/>
-                <w:b w:val="0"/>
-                <w:i w:val="0"/>
-                <w:color w:val="000000"/>
-                <w:sz w:val="16"/>
-              </w:rPr>
-              <w:t>Kablo tava sistemlerinin montajı — askı ve konsollarla tavana veya duvara tespiti; ek parça, konsol, askı tiji, vida ve somun bedelleri dâhildir, ayrıca ödenmez</w:t>
-            </w:r>
-          </w:p>
-        </w:tc>
-        <w:tc>
-          <w:tcPr>
-            <w:tcW w:type="dxa" w:w="794"/>
-            <w:tcBorders>
-              <w:top w:val="single" w:sz="4" w:space="0" w:color="808080"/>
-              <w:left w:val="single" w:sz="4" w:space="0" w:color="808080"/>
-              <w:bottom w:val="single" w:sz="4" w:space="0" w:color="808080"/>
-              <w:right w:val="single" w:sz="4" w:space="0" w:color="808080"/>
-            </w:tcBorders>
-          </w:tcPr>
-          <w:p>
-            <w:pPr>
-              <w:spacing w:before="20" w:after="20"/>
-              <w:jc w:val="center"/>
-            </w:pPr>
-            <w:r>
-              <w:rPr>
-                <w:rFonts w:ascii="Calibri" w:hAnsi="Calibri"/>
-                <w:b w:val="0"/>
-                <w:i w:val="0"/>
-                <w:color w:val="000000"/>
-                <w:sz w:val="16"/>
-              </w:rPr>
-              <w:t>kg</w:t>
-            </w:r>
-          </w:p>
-        </w:tc>
-        <w:tc>
-          <w:tcPr>
-            <w:tcW w:type="dxa" w:w="1474"/>
-            <w:tcBorders>
-              <w:top w:val="single" w:sz="4" w:space="0" w:color="808080"/>
-              <w:left w:val="single" w:sz="4" w:space="0" w:color="808080"/>
-              <w:bottom w:val="single" w:sz="4" w:space="0" w:color="808080"/>
-              <w:right w:val="single" w:sz="4" w:space="0" w:color="808080"/>
-            </w:tcBorders>
-          </w:tcPr>
-          <w:p>
-            <w:pPr>
-              <w:spacing w:before="20" w:after="20"/>
-              <w:jc w:val="right"/>
-            </w:pPr>
-            <w:r>
-              <w:rPr>
-                <w:rFonts w:ascii="Calibri" w:hAnsi="Calibri"/>
-                <w:b w:val="0"/>
-                <w:i w:val="0"/>
-                <w:color w:val="000000"/>
-                <w:sz w:val="16"/>
-              </w:rPr>
-              <w:t>502,000</w:t>
-            </w:r>
-          </w:p>
-        </w:tc>
-        <w:tc>
-          <w:tcPr>
-            <w:tcW w:type="dxa" w:w="1474"/>
-            <w:tcBorders>
-              <w:top w:val="single" w:sz="4" w:space="0" w:color="808080"/>
-              <w:left w:val="single" w:sz="4" w:space="0" w:color="808080"/>
-              <w:bottom w:val="single" w:sz="4" w:space="0" w:color="808080"/>
-              <w:right w:val="single" w:sz="4" w:space="0" w:color="808080"/>
-            </w:tcBorders>
-          </w:tcPr>
-          <w:p>
-            <w:pPr>
-              <w:spacing w:before="20" w:after="20"/>
-              <w:jc w:val="right"/>
-            </w:pPr>
-            <w:r>
-              <w:rPr>
-                <w:rFonts w:ascii="Calibri" w:hAnsi="Calibri"/>
-                <w:b w:val="0"/>
-                <w:i w:val="0"/>
-                <w:color w:val="000000"/>
-                <w:sz w:val="16"/>
-              </w:rPr>
-              <w:t>0,2468</w:t>
-            </w:r>
-          </w:p>
-        </w:tc>
-        <w:tc>
-          <w:tcPr>
-            <w:tcW w:type="dxa" w:w="1474"/>
-            <w:tcBorders>
-              <w:top w:val="single" w:sz="4" w:space="0" w:color="808080"/>
-              <w:left w:val="single" w:sz="4" w:space="0" w:color="808080"/>
-              <w:bottom w:val="single" w:sz="4" w:space="0" w:color="808080"/>
-              <w:right w:val="single" w:sz="4" w:space="0" w:color="808080"/>
-            </w:tcBorders>
-          </w:tcPr>
-          <w:p>
-            <w:pPr>
-              <w:spacing w:before="20" w:after="20"/>
-              <w:jc w:val="right"/>
-            </w:pPr>
-            <w:r>
-              <w:rPr>
-                <w:rFonts w:ascii="Calibri" w:hAnsi="Calibri"/>
-                <w:b w:val="0"/>
-                <w:i w:val="0"/>
-                <w:color w:val="000000"/>
-                <w:sz w:val="16"/>
-              </w:rPr>
-              <w:t>0,1234</w:t>
-            </w:r>
-          </w:p>
-        </w:tc>
-      </w:tr>
-      <w:tr>
-        <w:tc>
-          <w:tcPr>
-            <w:tcW w:type="dxa" w:w="680"/>
-            <w:tcBorders>
-              <w:top w:val="single" w:sz="4" w:space="0" w:color="808080"/>
-              <w:left w:val="single" w:sz="4" w:space="0" w:color="808080"/>
-              <w:bottom w:val="single" w:sz="4" w:space="0" w:color="808080"/>
-              <w:right w:val="single" w:sz="4" w:space="0" w:color="808080"/>
-            </w:tcBorders>
-          </w:tcPr>
-          <w:p>
-            <w:pPr>
-              <w:spacing w:before="20" w:after="20"/>
-              <w:jc w:val="center"/>
-            </w:pPr>
-            <w:r>
-              <w:rPr>
-                <w:rFonts w:ascii="Calibri" w:hAnsi="Calibri"/>
-                <w:b w:val="0"/>
-                <w:i w:val="0"/>
-                <w:color w:val="000000"/>
-                <w:sz w:val="16"/>
-              </w:rPr>
-              <w:t>46</w:t>
-            </w:r>
-          </w:p>
-        </w:tc>
-        <w:tc>
-          <w:tcPr>
-            <w:tcW w:type="dxa" w:w="1361"/>
-            <w:tcBorders>
-              <w:top w:val="single" w:sz="4" w:space="0" w:color="808080"/>
-              <w:left w:val="single" w:sz="4" w:space="0" w:color="808080"/>
-              <w:bottom w:val="single" w:sz="4" w:space="0" w:color="808080"/>
-              <w:right w:val="single" w:sz="4" w:space="0" w:color="808080"/>
-            </w:tcBorders>
-          </w:tcPr>
-          <w:p>
-            <w:pPr>
-              <w:spacing w:before="20" w:after="20"/>
-              <w:jc w:val="center"/>
-            </w:pPr>
-            <w:r>
-              <w:rPr>
-                <w:rFonts w:ascii="Calibri" w:hAnsi="Calibri"/>
-                <w:b w:val="0"/>
-                <w:i w:val="0"/>
-                <w:color w:val="000000"/>
-                <w:sz w:val="16"/>
-              </w:rPr>
-              <w:t>35.190.1101</w:t>
-            </w:r>
-          </w:p>
-        </w:tc>
-        <w:tc>
-          <w:tcPr>
-            <w:tcW w:type="dxa" w:w="3175"/>
-            <w:tcBorders>
-              <w:top w:val="single" w:sz="4" w:space="0" w:color="808080"/>
-              <w:left w:val="single" w:sz="4" w:space="0" w:color="808080"/>
-              <w:bottom w:val="single" w:sz="4" w:space="0" w:color="808080"/>
-              <w:right w:val="single" w:sz="4" w:space="0" w:color="808080"/>
-            </w:tcBorders>
-          </w:tcPr>
-          <w:p>
-            <w:pPr>
-              <w:spacing w:before="20" w:after="20"/>
-              <w:jc w:val="left"/>
-            </w:pPr>
-            <w:r>
-              <w:rPr>
-                <w:rFonts w:ascii="Calibri" w:hAnsi="Calibri"/>
-                <w:b w:val="0"/>
-                <w:i w:val="0"/>
-                <w:color w:val="000000"/>
-                <w:sz w:val="16"/>
-              </w:rPr>
-              <w:t>Kablo tava sistemleri kapak sacı — 35.190.1100 pozuna uygun özellikte, 1,0 mm sıcak daldırma galvanizli (malzeme) (%25 müteahhit kârı dahil)</w:t>
-            </w:r>
-          </w:p>
-        </w:tc>
-        <w:tc>
-          <w:tcPr>
-            <w:tcW w:type="dxa" w:w="794"/>
-            <w:tcBorders>
-              <w:top w:val="single" w:sz="4" w:space="0" w:color="808080"/>
-              <w:left w:val="single" w:sz="4" w:space="0" w:color="808080"/>
-              <w:bottom w:val="single" w:sz="4" w:space="0" w:color="808080"/>
-              <w:right w:val="single" w:sz="4" w:space="0" w:color="808080"/>
-            </w:tcBorders>
-          </w:tcPr>
-          <w:p>
-            <w:pPr>
-              <w:spacing w:before="20" w:after="20"/>
-              <w:jc w:val="center"/>
-            </w:pPr>
-            <w:r>
-              <w:rPr>
-                <w:rFonts w:ascii="Calibri" w:hAnsi="Calibri"/>
-                <w:b w:val="0"/>
-                <w:i w:val="0"/>
-                <w:color w:val="000000"/>
-                <w:sz w:val="16"/>
-              </w:rPr>
-              <w:t>kg</w:t>
-            </w:r>
-          </w:p>
-        </w:tc>
-        <w:tc>
-          <w:tcPr>
-            <w:tcW w:type="dxa" w:w="1474"/>
-            <w:tcBorders>
-              <w:top w:val="single" w:sz="4" w:space="0" w:color="808080"/>
-              <w:left w:val="single" w:sz="4" w:space="0" w:color="808080"/>
-              <w:bottom w:val="single" w:sz="4" w:space="0" w:color="808080"/>
-              <w:right w:val="single" w:sz="4" w:space="0" w:color="808080"/>
-            </w:tcBorders>
-          </w:tcPr>
-          <w:p>
-            <w:pPr>
-              <w:spacing w:before="20" w:after="20"/>
-              <w:jc w:val="right"/>
-            </w:pPr>
-            <w:r>
-              <w:rPr>
-                <w:rFonts w:ascii="Calibri" w:hAnsi="Calibri"/>
-                <w:b w:val="0"/>
-                <w:i w:val="0"/>
-                <w:color w:val="000000"/>
-                <w:sz w:val="16"/>
-              </w:rPr>
-              <w:t>361,200</w:t>
-            </w:r>
-          </w:p>
-        </w:tc>
-        <w:tc>
-          <w:tcPr>
-            <w:tcW w:type="dxa" w:w="1474"/>
-            <w:tcBorders>
-              <w:top w:val="single" w:sz="4" w:space="0" w:color="808080"/>
-              <w:left w:val="single" w:sz="4" w:space="0" w:color="808080"/>
-              <w:bottom w:val="single" w:sz="4" w:space="0" w:color="808080"/>
-              <w:right w:val="single" w:sz="4" w:space="0" w:color="808080"/>
-            </w:tcBorders>
-          </w:tcPr>
-          <w:p>
-            <w:pPr>
-              <w:spacing w:before="20" w:after="20"/>
-              <w:jc w:val="right"/>
-            </w:pPr>
-            <w:r>
-              <w:rPr>
-                <w:rFonts w:ascii="Calibri" w:hAnsi="Calibri"/>
-                <w:b w:val="0"/>
-                <w:i w:val="0"/>
-                <w:color w:val="000000"/>
-                <w:sz w:val="16"/>
-              </w:rPr>
-              <w:t>0,7446</w:t>
-            </w:r>
-          </w:p>
-        </w:tc>
-        <w:tc>
-          <w:tcPr>
-            <w:tcW w:type="dxa" w:w="1474"/>
-            <w:tcBorders>
-              <w:top w:val="single" w:sz="4" w:space="0" w:color="808080"/>
-              <w:left w:val="single" w:sz="4" w:space="0" w:color="808080"/>
-              <w:bottom w:val="single" w:sz="4" w:space="0" w:color="808080"/>
-              <w:right w:val="single" w:sz="4" w:space="0" w:color="808080"/>
-            </w:tcBorders>
-          </w:tcPr>
-          <w:p>
-            <w:pPr>
-              <w:spacing w:before="20" w:after="20"/>
-              <w:jc w:val="right"/>
-            </w:pPr>
-            <w:r>
-              <w:rPr>
-                <w:rFonts w:ascii="Calibri" w:hAnsi="Calibri"/>
-                <w:b w:val="0"/>
-                <w:i w:val="0"/>
-                <w:color w:val="000000"/>
-                <w:sz w:val="16"/>
-              </w:rPr>
-              <w:t>0,3723</w:t>
-            </w:r>
-          </w:p>
-        </w:tc>
-      </w:tr>
-      <w:tr>
-        <w:tc>
-          <w:tcPr>
-            <w:tcW w:type="dxa" w:w="680"/>
-            <w:tcBorders>
-              <w:top w:val="single" w:sz="4" w:space="0" w:color="808080"/>
-              <w:left w:val="single" w:sz="4" w:space="0" w:color="808080"/>
-              <w:bottom w:val="single" w:sz="4" w:space="0" w:color="808080"/>
-              <w:right w:val="single" w:sz="4" w:space="0" w:color="808080"/>
-            </w:tcBorders>
-          </w:tcPr>
-          <w:p>
-            <w:pPr>
-              <w:spacing w:before="20" w:after="20"/>
-              <w:jc w:val="center"/>
-            </w:pPr>
-            <w:r>
-              <w:rPr>
-                <w:rFonts w:ascii="Calibri" w:hAnsi="Calibri"/>
-                <w:b w:val="0"/>
-                <w:i w:val="0"/>
-                <w:color w:val="000000"/>
-                <w:sz w:val="16"/>
-              </w:rPr>
-              <w:t>47</w:t>
-            </w:r>
-          </w:p>
-        </w:tc>
-        <w:tc>
-          <w:tcPr>
-            <w:tcW w:type="dxa" w:w="1361"/>
-            <w:tcBorders>
-              <w:top w:val="single" w:sz="4" w:space="0" w:color="808080"/>
-              <w:left w:val="single" w:sz="4" w:space="0" w:color="808080"/>
-              <w:bottom w:val="single" w:sz="4" w:space="0" w:color="808080"/>
-              <w:right w:val="single" w:sz="4" w:space="0" w:color="808080"/>
-            </w:tcBorders>
-          </w:tcPr>
-          <w:p>
-            <w:pPr>
-              <w:spacing w:before="20" w:after="20"/>
-              <w:jc w:val="center"/>
-            </w:pPr>
-            <w:r>
-              <w:rPr>
-                <w:rFonts w:ascii="Calibri" w:hAnsi="Calibri"/>
-                <w:b w:val="0"/>
-                <w:i w:val="0"/>
-                <w:color w:val="000000"/>
-                <w:sz w:val="16"/>
-              </w:rPr>
-              <w:t>35.190.1101 (montaj)</w:t>
-            </w:r>
-          </w:p>
-        </w:tc>
-        <w:tc>
-          <w:tcPr>
-            <w:tcW w:type="dxa" w:w="3175"/>
-            <w:tcBorders>
-              <w:top w:val="single" w:sz="4" w:space="0" w:color="808080"/>
-              <w:left w:val="single" w:sz="4" w:space="0" w:color="808080"/>
-              <w:bottom w:val="single" w:sz="4" w:space="0" w:color="808080"/>
-              <w:right w:val="single" w:sz="4" w:space="0" w:color="808080"/>
-            </w:tcBorders>
-          </w:tcPr>
-          <w:p>
-            <w:pPr>
-              <w:spacing w:before="20" w:after="20"/>
-              <w:jc w:val="left"/>
-            </w:pPr>
-            <w:r>
-              <w:rPr>
-                <w:rFonts w:ascii="Calibri" w:hAnsi="Calibri"/>
-                <w:b w:val="0"/>
-                <w:i w:val="0"/>
-                <w:color w:val="000000"/>
-                <w:sz w:val="16"/>
-              </w:rPr>
-              <w:t>Kablo tava sistemleri kapak sacının montajı — onaylı projesinde belirtilen kanalların kapatılması; her türlü işçilik ve malzeme dâhil, işler hâlde teslim</w:t>
-            </w:r>
-          </w:p>
-        </w:tc>
-        <w:tc>
-          <w:tcPr>
-            <w:tcW w:type="dxa" w:w="794"/>
-            <w:tcBorders>
-              <w:top w:val="single" w:sz="4" w:space="0" w:color="808080"/>
-              <w:left w:val="single" w:sz="4" w:space="0" w:color="808080"/>
-              <w:bottom w:val="single" w:sz="4" w:space="0" w:color="808080"/>
-              <w:right w:val="single" w:sz="4" w:space="0" w:color="808080"/>
-            </w:tcBorders>
-          </w:tcPr>
-          <w:p>
-            <w:pPr>
-              <w:spacing w:before="20" w:after="20"/>
-              <w:jc w:val="center"/>
-            </w:pPr>
-            <w:r>
-              <w:rPr>
-                <w:rFonts w:ascii="Calibri" w:hAnsi="Calibri"/>
-                <w:b w:val="0"/>
-                <w:i w:val="0"/>
-                <w:color w:val="000000"/>
-                <w:sz w:val="16"/>
-              </w:rPr>
-              <w:t>kg</w:t>
-            </w:r>
-          </w:p>
-        </w:tc>
-        <w:tc>
-          <w:tcPr>
-            <w:tcW w:type="dxa" w:w="1474"/>
-            <w:tcBorders>
-              <w:top w:val="single" w:sz="4" w:space="0" w:color="808080"/>
-              <w:left w:val="single" w:sz="4" w:space="0" w:color="808080"/>
-              <w:bottom w:val="single" w:sz="4" w:space="0" w:color="808080"/>
-              <w:right w:val="single" w:sz="4" w:space="0" w:color="808080"/>
-            </w:tcBorders>
-          </w:tcPr>
-          <w:p>
-            <w:pPr>
-              <w:spacing w:before="20" w:after="20"/>
-              <w:jc w:val="right"/>
-            </w:pPr>
-            <w:r>
-              <w:rPr>
-                <w:rFonts w:ascii="Calibri" w:hAnsi="Calibri"/>
-                <w:b w:val="0"/>
-                <w:i w:val="0"/>
-                <w:color w:val="000000"/>
-                <w:sz w:val="16"/>
-              </w:rPr>
-              <w:t>361,200</w:t>
-            </w:r>
-          </w:p>
-        </w:tc>
-        <w:tc>
-          <w:tcPr>
-            <w:tcW w:type="dxa" w:w="1474"/>
-            <w:tcBorders>
-              <w:top w:val="single" w:sz="4" w:space="0" w:color="808080"/>
-              <w:left w:val="single" w:sz="4" w:space="0" w:color="808080"/>
-              <w:bottom w:val="single" w:sz="4" w:space="0" w:color="808080"/>
-              <w:right w:val="single" w:sz="4" w:space="0" w:color="808080"/>
-            </w:tcBorders>
-          </w:tcPr>
-          <w:p>
-            <w:pPr>
-              <w:spacing w:before="20" w:after="20"/>
-              <w:jc w:val="right"/>
-            </w:pPr>
-            <w:r>
-              <w:rPr>
-                <w:rFonts w:ascii="Calibri" w:hAnsi="Calibri"/>
-                <w:b w:val="0"/>
-                <w:i w:val="0"/>
-                <w:color w:val="000000"/>
-                <w:sz w:val="16"/>
-              </w:rPr>
-              <w:t>0,0977</w:t>
-            </w:r>
-          </w:p>
-        </w:tc>
-        <w:tc>
-          <w:tcPr>
-            <w:tcW w:type="dxa" w:w="1474"/>
-            <w:tcBorders>
-              <w:top w:val="single" w:sz="4" w:space="0" w:color="808080"/>
-              <w:left w:val="single" w:sz="4" w:space="0" w:color="808080"/>
-              <w:bottom w:val="single" w:sz="4" w:space="0" w:color="808080"/>
-              <w:right w:val="single" w:sz="4" w:space="0" w:color="808080"/>
-            </w:tcBorders>
-          </w:tcPr>
-          <w:p>
-            <w:pPr>
-              <w:spacing w:before="20" w:after="20"/>
-              <w:jc w:val="right"/>
-            </w:pPr>
-            <w:r>
-              <w:rPr>
-                <w:rFonts w:ascii="Calibri" w:hAnsi="Calibri"/>
-                <w:b w:val="0"/>
-                <w:i w:val="0"/>
-                <w:color w:val="000000"/>
-                <w:sz w:val="16"/>
-              </w:rPr>
-              <w:t>0,0488</w:t>
-            </w:r>
-          </w:p>
-        </w:tc>
-      </w:tr>
-      <w:tr>
-        <w:tc>
-          <w:tcPr>
-            <w:tcW w:type="dxa" w:w="680"/>
-            <w:tcBorders>
-              <w:top w:val="single" w:sz="4" w:space="0" w:color="808080"/>
-              <w:left w:val="single" w:sz="4" w:space="0" w:color="808080"/>
-              <w:bottom w:val="single" w:sz="4" w:space="0" w:color="808080"/>
-              <w:right w:val="single" w:sz="4" w:space="0" w:color="808080"/>
-            </w:tcBorders>
-          </w:tcPr>
-          <w:p>
-            <w:pPr>
-              <w:spacing w:before="20" w:after="20"/>
-              <w:jc w:val="center"/>
-            </w:pPr>
-            <w:r>
-              <w:rPr>
-                <w:rFonts w:ascii="Calibri" w:hAnsi="Calibri"/>
-                <w:b w:val="0"/>
-                <w:i w:val="0"/>
-                <w:color w:val="000000"/>
-                <w:sz w:val="16"/>
-              </w:rPr>
-              <w:t>48</w:t>
-            </w:r>
-          </w:p>
-        </w:tc>
-        <w:tc>
-          <w:tcPr>
-            <w:tcW w:type="dxa" w:w="1361"/>
-            <w:tcBorders>
-              <w:top w:val="single" w:sz="4" w:space="0" w:color="808080"/>
-              <w:left w:val="single" w:sz="4" w:space="0" w:color="808080"/>
-              <w:bottom w:val="single" w:sz="4" w:space="0" w:color="808080"/>
-              <w:right w:val="single" w:sz="4" w:space="0" w:color="808080"/>
-            </w:tcBorders>
-          </w:tcPr>
-          <w:p>
-            <w:pPr>
-              <w:spacing w:before="20" w:after="20"/>
-              <w:jc w:val="center"/>
-            </w:pPr>
-            <w:r>
-              <w:rPr>
-                <w:rFonts w:ascii="Calibri" w:hAnsi="Calibri"/>
-                <w:b w:val="0"/>
-                <w:i w:val="0"/>
-                <w:color w:val="000000"/>
-                <w:sz w:val="16"/>
-              </w:rPr>
-              <w:t>35.190.1304</w:t>
-            </w:r>
-          </w:p>
-        </w:tc>
-        <w:tc>
-          <w:tcPr>
-            <w:tcW w:type="dxa" w:w="3175"/>
-            <w:tcBorders>
-              <w:top w:val="single" w:sz="4" w:space="0" w:color="808080"/>
-              <w:left w:val="single" w:sz="4" w:space="0" w:color="808080"/>
-              <w:bottom w:val="single" w:sz="4" w:space="0" w:color="808080"/>
-              <w:right w:val="single" w:sz="4" w:space="0" w:color="808080"/>
-            </w:tcBorders>
-          </w:tcPr>
-          <w:p>
-            <w:pPr>
-              <w:spacing w:before="20" w:after="20"/>
-              <w:jc w:val="left"/>
-            </w:pPr>
-            <w:r>
-              <w:rPr>
-                <w:rFonts w:ascii="Calibri" w:hAnsi="Calibri"/>
-                <w:b w:val="0"/>
-                <w:i w:val="0"/>
-                <w:color w:val="000000"/>
-                <w:sz w:val="16"/>
-              </w:rPr>
-              <w:t>Sıva üstü PVC kablo kanalı — en az 100 x 35 mm, üç bölmeli (%25 müteahhit kârı dahil)</w:t>
-            </w:r>
-          </w:p>
-        </w:tc>
-        <w:tc>
-          <w:tcPr>
-            <w:tcW w:type="dxa" w:w="794"/>
-            <w:tcBorders>
-              <w:top w:val="single" w:sz="4" w:space="0" w:color="808080"/>
-              <w:left w:val="single" w:sz="4" w:space="0" w:color="808080"/>
-              <w:bottom w:val="single" w:sz="4" w:space="0" w:color="808080"/>
-              <w:right w:val="single" w:sz="4" w:space="0" w:color="808080"/>
-            </w:tcBorders>
-          </w:tcPr>
-          <w:p>
-            <w:pPr>
-              <w:spacing w:before="20" w:after="20"/>
-              <w:jc w:val="center"/>
-            </w:pPr>
-            <w:r>
-              <w:rPr>
-                <w:rFonts w:ascii="Calibri" w:hAnsi="Calibri"/>
-                <w:b w:val="0"/>
-                <w:i w:val="0"/>
-                <w:color w:val="000000"/>
-                <w:sz w:val="16"/>
-              </w:rPr>
-              <w:t>m</w:t>
-            </w:r>
-          </w:p>
-        </w:tc>
-        <w:tc>
-          <w:tcPr>
-            <w:tcW w:type="dxa" w:w="1474"/>
-            <w:tcBorders>
-              <w:top w:val="single" w:sz="4" w:space="0" w:color="808080"/>
-              <w:left w:val="single" w:sz="4" w:space="0" w:color="808080"/>
-              <w:bottom w:val="single" w:sz="4" w:space="0" w:color="808080"/>
-              <w:right w:val="single" w:sz="4" w:space="0" w:color="808080"/>
-            </w:tcBorders>
-          </w:tcPr>
-          <w:p>
-            <w:pPr>
-              <w:spacing w:before="20" w:after="20"/>
-              <w:jc w:val="right"/>
-            </w:pPr>
-            <w:r>
-              <w:rPr>
-                <w:rFonts w:ascii="Calibri" w:hAnsi="Calibri"/>
-                <w:b w:val="0"/>
-                <w:i w:val="0"/>
-                <w:color w:val="000000"/>
-                <w:sz w:val="16"/>
-              </w:rPr>
-              <w:t>123,000</w:t>
-            </w:r>
-          </w:p>
-        </w:tc>
-        <w:tc>
-          <w:tcPr>
-            <w:tcW w:type="dxa" w:w="1474"/>
-            <w:tcBorders>
-              <w:top w:val="single" w:sz="4" w:space="0" w:color="808080"/>
-              <w:left w:val="single" w:sz="4" w:space="0" w:color="808080"/>
-              <w:bottom w:val="single" w:sz="4" w:space="0" w:color="808080"/>
-              <w:right w:val="single" w:sz="4" w:space="0" w:color="808080"/>
-            </w:tcBorders>
-          </w:tcPr>
-          <w:p>
-            <w:pPr>
-              <w:spacing w:before="20" w:after="20"/>
-              <w:jc w:val="right"/>
-            </w:pPr>
-            <w:r>
-              <w:rPr>
-                <w:rFonts w:ascii="Calibri" w:hAnsi="Calibri"/>
-                <w:b w:val="0"/>
-                <w:i w:val="0"/>
-                <w:color w:val="000000"/>
-                <w:sz w:val="16"/>
-              </w:rPr>
-              <w:t>0,3643</w:t>
-            </w:r>
-          </w:p>
-        </w:tc>
-        <w:tc>
-          <w:tcPr>
-            <w:tcW w:type="dxa" w:w="1474"/>
-            <w:tcBorders>
-              <w:top w:val="single" w:sz="4" w:space="0" w:color="808080"/>
-              <w:left w:val="single" w:sz="4" w:space="0" w:color="808080"/>
-              <w:bottom w:val="single" w:sz="4" w:space="0" w:color="808080"/>
-              <w:right w:val="single" w:sz="4" w:space="0" w:color="808080"/>
-            </w:tcBorders>
-          </w:tcPr>
-          <w:p>
-            <w:pPr>
-              <w:spacing w:before="20" w:after="20"/>
-              <w:jc w:val="right"/>
-            </w:pPr>
-            <w:r>
-              <w:rPr>
-                <w:rFonts w:ascii="Calibri" w:hAnsi="Calibri"/>
-                <w:b w:val="0"/>
-                <w:i w:val="0"/>
-                <w:color w:val="000000"/>
-                <w:sz w:val="16"/>
-              </w:rPr>
-              <w:t>0,1821</w:t>
+              <w:t>0,1819</w:t>
             </w:r>
           </w:p>
         </w:tc>
@@ -20338,7 +18428,7 @@
                 <w:color w:val="000000"/>
                 <w:sz w:val="16"/>
               </w:rPr>
-              <w:t>1,1199</w:t>
+              <w:t>1,1184</w:t>
             </w:r>
           </w:p>
         </w:tc>
@@ -20448,7 +18538,7 @@
                 <w:color w:val="000000"/>
                 <w:sz w:val="16"/>
               </w:rPr>
-              <w:t>1,0975</w:t>
+              <w:t>1,0960</w:t>
             </w:r>
           </w:p>
         </w:tc>
@@ -20558,7 +18648,7 @@
                 <w:color w:val="000000"/>
                 <w:sz w:val="16"/>
               </w:rPr>
-              <w:t>10,4616</w:t>
+              <w:t>10,4474</w:t>
             </w:r>
           </w:p>
         </w:tc>
@@ -20668,7 +18758,7 @@
                 <w:color w:val="000000"/>
                 <w:sz w:val="16"/>
               </w:rPr>
-              <w:t>6,0456</w:t>
+              <w:t>6,0373</w:t>
             </w:r>
           </w:p>
         </w:tc>
@@ -20778,7 +18868,7 @@
                 <w:color w:val="000000"/>
                 <w:sz w:val="16"/>
               </w:rPr>
-              <w:t>7,2411</w:t>
+              <w:t>7,2313</w:t>
             </w:r>
           </w:p>
         </w:tc>
@@ -20888,7 +18978,7 @@
                 <w:color w:val="000000"/>
                 <w:sz w:val="16"/>
               </w:rPr>
-              <w:t>41,6361</w:t>
+              <w:t>41,5795</w:t>
             </w:r>
           </w:p>
         </w:tc>
@@ -20998,7 +19088,7 @@
                 <w:color w:val="000000"/>
                 <w:sz w:val="16"/>
               </w:rPr>
-              <w:t>7,4647</w:t>
+              <w:t>7,4545</w:t>
             </w:r>
           </w:p>
         </w:tc>
@@ -21108,7 +19198,7 @@
                 <w:color w:val="000000"/>
                 <w:sz w:val="16"/>
               </w:rPr>
-              <w:t>1,0366</w:t>
+              <w:t>1,0352</w:t>
             </w:r>
           </w:p>
         </w:tc>
@@ -21218,7 +19308,7 @@
                 <w:color w:val="000000"/>
                 <w:sz w:val="16"/>
               </w:rPr>
-              <w:t>0,4681</w:t>
+              <w:t>0,4675</w:t>
             </w:r>
           </w:p>
         </w:tc>
@@ -21328,7 +19418,7 @@
                 <w:color w:val="000000"/>
                 <w:sz w:val="16"/>
               </w:rPr>
-              <w:t>5,7755</w:t>
+              <w:t>5,7676</w:t>
             </w:r>
           </w:p>
         </w:tc>
@@ -21438,7 +19528,7 @@
                 <w:color w:val="000000"/>
                 <w:sz w:val="16"/>
               </w:rPr>
-              <w:t>4,2314</w:t>
+              <w:t>4,2257</w:t>
             </w:r>
           </w:p>
         </w:tc>
@@ -21548,7 +19638,7 @@
                 <w:color w:val="000000"/>
                 <w:sz w:val="16"/>
               </w:rPr>
-              <w:t>0,5344</w:t>
+              <w:t>0,5336</w:t>
             </w:r>
           </w:p>
         </w:tc>
@@ -21658,7 +19748,7 @@
                 <w:color w:val="000000"/>
                 <w:sz w:val="16"/>
               </w:rPr>
-              <w:t>0,1050</w:t>
+              <w:t>0,1048</w:t>
             </w:r>
           </w:p>
         </w:tc>
@@ -21741,7 +19831,7 @@
                 <w:color w:val="000000"/>
                 <w:sz w:val="16"/>
               </w:rPr>
-              <w:t>2.013.625,24</w:t>
+              <w:t>2.035.075,56</w:t>
             </w:r>
           </w:p>
         </w:tc>
@@ -21768,7 +19858,7 @@
                 <w:color w:val="000000"/>
                 <w:sz w:val="16"/>
               </w:rPr>
-              <w:t>12,7825</w:t>
+              <w:t>12,9011</w:t>
             </w:r>
           </w:p>
         </w:tc>
@@ -21841,7 +19931,7 @@
                 <w:color w:val="000000"/>
                 <w:sz w:val="16"/>
               </w:rPr>
-              <w:t>15.753.004,18</w:t>
+              <w:t>15.774.454,50</w:t>
             </w:r>
           </w:p>
         </w:tc>

--- a/belgeler/31_PURSANTAJ_TABLOSU.docx
+++ b/belgeler/31_PURSANTAJ_TABLOSU.docx
@@ -124,7 +124,7 @@
           <w:color w:val="000000"/>
           <w:sz w:val="17"/>
         </w:rPr>
-        <w:t>15.774.454,50 TL</w:t>
+        <w:t>15.720.192,50 TL</w:t>
       </w:r>
     </w:p>
     <w:p>
@@ -408,7 +408,7 @@
                 <w:color w:val="000000"/>
                 <w:sz w:val="16"/>
               </w:rPr>
-              <w:t>7.887.227,25</w:t>
+              <w:t>7.860.096,25</w:t>
             </w:r>
           </w:p>
         </w:tc>
@@ -545,7 +545,7 @@
                 <w:color w:val="000000"/>
                 <w:sz w:val="16"/>
               </w:rPr>
-              <w:t>7.887.227,25</w:t>
+              <w:t>7.860.096,25</w:t>
             </w:r>
           </w:p>
         </w:tc>
@@ -662,7 +662,7 @@
                 <w:color w:val="000000"/>
                 <w:sz w:val="16"/>
               </w:rPr>
-              <w:t>15.774.454,50</w:t>
+              <w:t>15.720.192,50</w:t>
             </w:r>
           </w:p>
         </w:tc>
@@ -1245,7 +1245,7 @@
                 <w:color w:val="000000"/>
                 <w:sz w:val="16"/>
               </w:rPr>
-              <w:t>1,1184</w:t>
+              <w:t>1,1223</w:t>
             </w:r>
           </w:p>
         </w:tc>
@@ -1272,7 +1272,7 @@
                 <w:color w:val="000000"/>
                 <w:sz w:val="16"/>
               </w:rPr>
-              <w:t>0,5592</w:t>
+              <w:t>0,5611</w:t>
             </w:r>
           </w:p>
         </w:tc>
@@ -1436,7 +1436,7 @@
                 <w:color w:val="000000"/>
                 <w:sz w:val="16"/>
               </w:rPr>
-              <w:t>1,0960</w:t>
+              <w:t>1,0998</w:t>
             </w:r>
           </w:p>
         </w:tc>
@@ -1463,7 +1463,7 @@
                 <w:color w:val="000000"/>
                 <w:sz w:val="16"/>
               </w:rPr>
-              <w:t>0,5480</w:t>
+              <w:t>0,5499</w:t>
             </w:r>
           </w:p>
         </w:tc>
@@ -1627,7 +1627,7 @@
                 <w:color w:val="000000"/>
                 <w:sz w:val="16"/>
               </w:rPr>
-              <w:t>10,4474</w:t>
+              <w:t>10,4835</w:t>
             </w:r>
           </w:p>
         </w:tc>
@@ -1654,7 +1654,7 @@
                 <w:color w:val="000000"/>
                 <w:sz w:val="16"/>
               </w:rPr>
-              <w:t>5,2237</w:t>
+              <w:t>5,2417</w:t>
             </w:r>
           </w:p>
         </w:tc>
@@ -1818,7 +1818,7 @@
                 <w:color w:val="000000"/>
                 <w:sz w:val="16"/>
               </w:rPr>
-              <w:t>6,0373</w:t>
+              <w:t>6,0582</w:t>
             </w:r>
           </w:p>
         </w:tc>
@@ -1845,7 +1845,7 @@
                 <w:color w:val="000000"/>
                 <w:sz w:val="16"/>
               </w:rPr>
-              <w:t>3,0187</w:t>
+              <w:t>3,0291</w:t>
             </w:r>
           </w:p>
         </w:tc>
@@ -2009,7 +2009,7 @@
                 <w:color w:val="000000"/>
                 <w:sz w:val="16"/>
               </w:rPr>
-              <w:t>2,0594</w:t>
+              <w:t>2,0665</w:t>
             </w:r>
           </w:p>
         </w:tc>
@@ -2036,7 +2036,7 @@
                 <w:color w:val="000000"/>
                 <w:sz w:val="16"/>
               </w:rPr>
-              <w:t>1,0297</w:t>
+              <w:t>1,0332</w:t>
             </w:r>
           </w:p>
         </w:tc>
@@ -2200,7 +2200,7 @@
                 <w:color w:val="000000"/>
                 <w:sz w:val="16"/>
               </w:rPr>
-              <w:t>3,4681</w:t>
+              <w:t>3,4800</w:t>
             </w:r>
           </w:p>
         </w:tc>
@@ -2227,7 +2227,7 @@
                 <w:color w:val="000000"/>
                 <w:sz w:val="16"/>
               </w:rPr>
-              <w:t>1,7340</w:t>
+              <w:t>1,7400</w:t>
             </w:r>
           </w:p>
         </w:tc>
@@ -2391,7 +2391,7 @@
                 <w:color w:val="000000"/>
                 <w:sz w:val="16"/>
               </w:rPr>
-              <w:t>1,7038</w:t>
+              <w:t>1,7097</w:t>
             </w:r>
           </w:p>
         </w:tc>
@@ -2418,7 +2418,7 @@
                 <w:color w:val="000000"/>
                 <w:sz w:val="16"/>
               </w:rPr>
-              <w:t>0,8519</w:t>
+              <w:t>0,8549</w:t>
             </w:r>
           </w:p>
         </w:tc>
@@ -2582,7 +2582,7 @@
                 <w:color w:val="000000"/>
                 <w:sz w:val="16"/>
               </w:rPr>
-              <w:t>40,3176</w:t>
+              <w:t>40,4567</w:t>
             </w:r>
           </w:p>
         </w:tc>
@@ -2609,7 +2609,7 @@
                 <w:color w:val="000000"/>
                 <w:sz w:val="16"/>
               </w:rPr>
-              <w:t>20,1588</w:t>
+              <w:t>20,2284</w:t>
             </w:r>
           </w:p>
         </w:tc>
@@ -2773,7 +2773,7 @@
                 <w:color w:val="000000"/>
                 <w:sz w:val="16"/>
               </w:rPr>
-              <w:t>1,2619</w:t>
+              <w:t>1,2663</w:t>
             </w:r>
           </w:p>
         </w:tc>
@@ -2800,7 +2800,7 @@
                 <w:color w:val="000000"/>
                 <w:sz w:val="16"/>
               </w:rPr>
-              <w:t>0,6310</w:t>
+              <w:t>0,6331</w:t>
             </w:r>
           </w:p>
         </w:tc>
@@ -2964,7 +2964,7 @@
                 <w:color w:val="000000"/>
                 <w:sz w:val="16"/>
               </w:rPr>
-              <w:t>5,9842</w:t>
+              <w:t>6,0049</w:t>
             </w:r>
           </w:p>
         </w:tc>
@@ -2991,7 +2991,7 @@
                 <w:color w:val="000000"/>
                 <w:sz w:val="16"/>
               </w:rPr>
-              <w:t>2,9921</w:t>
+              <w:t>3,0024</w:t>
             </w:r>
           </w:p>
         </w:tc>
@@ -3155,7 +3155,7 @@
                 <w:color w:val="000000"/>
                 <w:sz w:val="16"/>
               </w:rPr>
-              <w:t>1,1235</w:t>
+              <w:t>1,1273</w:t>
             </w:r>
           </w:p>
         </w:tc>
@@ -3182,7 +3182,7 @@
                 <w:color w:val="000000"/>
                 <w:sz w:val="16"/>
               </w:rPr>
-              <w:t>0,5617</w:t>
+              <w:t>0,5637</w:t>
             </w:r>
           </w:p>
         </w:tc>
@@ -3346,7 +3346,7 @@
                 <w:color w:val="000000"/>
                 <w:sz w:val="16"/>
               </w:rPr>
-              <w:t>0,3469</w:t>
+              <w:t>0,3480</w:t>
             </w:r>
           </w:p>
         </w:tc>
@@ -3373,7 +3373,7 @@
                 <w:color w:val="000000"/>
                 <w:sz w:val="16"/>
               </w:rPr>
-              <w:t>0,1734</w:t>
+              <w:t>0,1740</w:t>
             </w:r>
           </w:p>
         </w:tc>
@@ -3537,7 +3537,7 @@
                 <w:color w:val="000000"/>
                 <w:sz w:val="16"/>
               </w:rPr>
-              <w:t>0,9221</w:t>
+              <w:t>0,9253</w:t>
             </w:r>
           </w:p>
         </w:tc>
@@ -3564,7 +3564,7 @@
                 <w:color w:val="000000"/>
                 <w:sz w:val="16"/>
               </w:rPr>
-              <w:t>0,4611</w:t>
+              <w:t>0,4627</w:t>
             </w:r>
           </w:p>
         </w:tc>
@@ -3728,7 +3728,7 @@
                 <w:color w:val="000000"/>
                 <w:sz w:val="16"/>
               </w:rPr>
-              <w:t>0,1131</w:t>
+              <w:t>0,1135</w:t>
             </w:r>
           </w:p>
         </w:tc>
@@ -3755,7 +3755,7 @@
                 <w:color w:val="000000"/>
                 <w:sz w:val="16"/>
               </w:rPr>
-              <w:t>0,0565</w:t>
+              <w:t>0,0567</w:t>
             </w:r>
           </w:p>
         </w:tc>
@@ -3919,7 +3919,7 @@
                 <w:color w:val="000000"/>
                 <w:sz w:val="16"/>
               </w:rPr>
-              <w:t>0,1478</w:t>
+              <w:t>0,1483</w:t>
             </w:r>
           </w:p>
         </w:tc>
@@ -3946,7 +3946,7 @@
                 <w:color w:val="000000"/>
                 <w:sz w:val="16"/>
               </w:rPr>
-              <w:t>0,0739</w:t>
+              <w:t>0,0742</w:t>
             </w:r>
           </w:p>
         </w:tc>
@@ -4110,7 +4110,7 @@
                 <w:color w:val="000000"/>
                 <w:sz w:val="16"/>
               </w:rPr>
-              <w:t>0,1932</w:t>
+              <w:t>0,1939</w:t>
             </w:r>
           </w:p>
         </w:tc>
@@ -4137,7 +4137,7 @@
                 <w:color w:val="000000"/>
                 <w:sz w:val="16"/>
               </w:rPr>
-              <w:t>0,0966</w:t>
+              <w:t>0,0969</w:t>
             </w:r>
           </w:p>
         </w:tc>
@@ -4301,7 +4301,7 @@
                 <w:color w:val="000000"/>
                 <w:sz w:val="16"/>
               </w:rPr>
-              <w:t>0,1264</w:t>
+              <w:t>0,1269</w:t>
             </w:r>
           </w:p>
         </w:tc>
@@ -4328,7 +4328,7 @@
                 <w:color w:val="000000"/>
                 <w:sz w:val="16"/>
               </w:rPr>
-              <w:t>0,0632</w:t>
+              <w:t>0,0634</w:t>
             </w:r>
           </w:p>
         </w:tc>
@@ -4492,7 +4492,7 @@
                 <w:color w:val="000000"/>
                 <w:sz w:val="16"/>
               </w:rPr>
-              <w:t>2,6346</w:t>
+              <w:t>2,6437</w:t>
             </w:r>
           </w:p>
         </w:tc>
@@ -4519,7 +4519,7 @@
                 <w:color w:val="000000"/>
                 <w:sz w:val="16"/>
               </w:rPr>
-              <w:t>1,3173</w:t>
+              <w:t>1,3218</w:t>
             </w:r>
           </w:p>
         </w:tc>
@@ -4683,7 +4683,7 @@
                 <w:color w:val="000000"/>
                 <w:sz w:val="16"/>
               </w:rPr>
-              <w:t>3,1331</w:t>
+              <w:t>3,1439</w:t>
             </w:r>
           </w:p>
         </w:tc>
@@ -4710,7 +4710,7 @@
                 <w:color w:val="000000"/>
                 <w:sz w:val="16"/>
               </w:rPr>
-              <w:t>1,5665</w:t>
+              <w:t>1,5720</w:t>
             </w:r>
           </w:p>
         </w:tc>
@@ -4874,7 +4874,7 @@
                 <w:color w:val="000000"/>
                 <w:sz w:val="16"/>
               </w:rPr>
-              <w:t>2,2931</w:t>
+              <w:t>2,3011</w:t>
             </w:r>
           </w:p>
         </w:tc>
@@ -4901,7 +4901,7 @@
                 <w:color w:val="000000"/>
                 <w:sz w:val="16"/>
               </w:rPr>
-              <w:t>1,1466</w:t>
+              <w:t>1,1505</w:t>
             </w:r>
           </w:p>
         </w:tc>
@@ -5065,7 +5065,7 @@
                 <w:color w:val="000000"/>
                 <w:sz w:val="16"/>
               </w:rPr>
-              <w:t>1,9325</w:t>
+              <w:t>1,9392</w:t>
             </w:r>
           </w:p>
         </w:tc>
@@ -5092,7 +5092,7 @@
                 <w:color w:val="000000"/>
                 <w:sz w:val="16"/>
               </w:rPr>
-              <w:t>0,9663</w:t>
+              <w:t>0,9696</w:t>
             </w:r>
           </w:p>
         </w:tc>
@@ -5256,7 +5256,7 @@
                 <w:color w:val="000000"/>
                 <w:sz w:val="16"/>
               </w:rPr>
-              <w:t>0,5336</w:t>
+              <w:t>0,5355</w:t>
             </w:r>
           </w:p>
         </w:tc>
@@ -5283,7 +5283,7 @@
                 <w:color w:val="000000"/>
                 <w:sz w:val="16"/>
               </w:rPr>
-              <w:t>0,2668</w:t>
+              <w:t>0,2677</w:t>
             </w:r>
           </w:p>
         </w:tc>
@@ -5447,7 +5447,7 @@
                 <w:color w:val="000000"/>
                 <w:sz w:val="16"/>
               </w:rPr>
-              <w:t>0,1048</w:t>
+              <w:t>0,1052</w:t>
             </w:r>
           </w:p>
         </w:tc>
@@ -5474,7 +5474,7 @@
                 <w:color w:val="000000"/>
                 <w:sz w:val="16"/>
               </w:rPr>
-              <w:t>0,0524</w:t>
+              <w:t>0,0526</w:t>
             </w:r>
           </w:p>
         </w:tc>
@@ -5638,7 +5638,7 @@
                 <w:color w:val="000000"/>
                 <w:sz w:val="16"/>
               </w:rPr>
-              <w:t>0,0898</w:t>
+              <w:t>0,0901</w:t>
             </w:r>
           </w:p>
         </w:tc>
@@ -5665,7 +5665,7 @@
                 <w:color w:val="000000"/>
                 <w:sz w:val="16"/>
               </w:rPr>
-              <w:t>0,0449</w:t>
+              <w:t>0,0451</w:t>
             </w:r>
           </w:p>
         </w:tc>
@@ -5829,7 +5829,7 @@
                 <w:color w:val="000000"/>
                 <w:sz w:val="16"/>
               </w:rPr>
-              <w:t>0,0447</w:t>
+              <w:t>0,0449</w:t>
             </w:r>
           </w:p>
         </w:tc>
@@ -6020,7 +6020,7 @@
                 <w:color w:val="000000"/>
                 <w:sz w:val="16"/>
               </w:rPr>
-              <w:t>0,0274</w:t>
+              <w:t>0,0275</w:t>
             </w:r>
           </w:p>
         </w:tc>
@@ -6211,7 +6211,7 @@
                 <w:color w:val="000000"/>
                 <w:sz w:val="16"/>
               </w:rPr>
-              <w:t>0,7607</w:t>
+              <w:t>0,7633</w:t>
             </w:r>
           </w:p>
         </w:tc>
@@ -6238,7 +6238,7 @@
                 <w:color w:val="000000"/>
                 <w:sz w:val="16"/>
               </w:rPr>
-              <w:t>0,3804</w:t>
+              <w:t>0,3817</w:t>
             </w:r>
           </w:p>
         </w:tc>
@@ -6402,7 +6402,7 @@
                 <w:color w:val="000000"/>
                 <w:sz w:val="16"/>
               </w:rPr>
-              <w:t>0,7592</w:t>
+              <w:t>0,7619</w:t>
             </w:r>
           </w:p>
         </w:tc>
@@ -6429,7 +6429,7 @@
                 <w:color w:val="000000"/>
                 <w:sz w:val="16"/>
               </w:rPr>
-              <w:t>0,3796</w:t>
+              <w:t>0,3809</w:t>
             </w:r>
           </w:p>
         </w:tc>
@@ -6593,7 +6593,7 @@
                 <w:color w:val="000000"/>
                 <w:sz w:val="16"/>
               </w:rPr>
-              <w:t>0,0348</w:t>
+              <w:t>0,0349</w:t>
             </w:r>
           </w:p>
         </w:tc>
@@ -6784,7 +6784,7 @@
                 <w:color w:val="000000"/>
                 <w:sz w:val="16"/>
               </w:rPr>
-              <w:t>0,1842</w:t>
+              <w:t>0,1849</w:t>
             </w:r>
           </w:p>
         </w:tc>
@@ -6811,7 +6811,7 @@
                 <w:color w:val="000000"/>
                 <w:sz w:val="16"/>
               </w:rPr>
-              <w:t>0,0921</w:t>
+              <w:t>0,0924</w:t>
             </w:r>
           </w:p>
         </w:tc>
@@ -6975,7 +6975,7 @@
                 <w:color w:val="000000"/>
                 <w:sz w:val="16"/>
               </w:rPr>
-              <w:t>0,4945</w:t>
+              <w:t>0,4962</w:t>
             </w:r>
           </w:p>
         </w:tc>
@@ -7002,7 +7002,7 @@
                 <w:color w:val="000000"/>
                 <w:sz w:val="16"/>
               </w:rPr>
-              <w:t>0,2472</w:t>
+              <w:t>0,2481</w:t>
             </w:r>
           </w:p>
         </w:tc>
@@ -7166,7 +7166,7 @@
                 <w:color w:val="000000"/>
                 <w:sz w:val="16"/>
               </w:rPr>
-              <w:t>0,0930</w:t>
+              <w:t>0,0933</w:t>
             </w:r>
           </w:p>
         </w:tc>
@@ -7193,7 +7193,7 @@
                 <w:color w:val="000000"/>
                 <w:sz w:val="16"/>
               </w:rPr>
-              <w:t>0,0465</w:t>
+              <w:t>0,0466</w:t>
             </w:r>
           </w:p>
         </w:tc>
@@ -7357,7 +7357,7 @@
                 <w:color w:val="000000"/>
                 <w:sz w:val="16"/>
               </w:rPr>
-              <w:t>0,1991</w:t>
+              <w:t>0,1998</w:t>
             </w:r>
           </w:p>
         </w:tc>
@@ -7384,7 +7384,7 @@
                 <w:color w:val="000000"/>
                 <w:sz w:val="16"/>
               </w:rPr>
-              <w:t>0,0996</w:t>
+              <w:t>0,0999</w:t>
             </w:r>
           </w:p>
         </w:tc>
@@ -7548,7 +7548,7 @@
                 <w:color w:val="000000"/>
                 <w:sz w:val="16"/>
               </w:rPr>
-              <w:t>0,2735</w:t>
+              <w:t>0,2744</w:t>
             </w:r>
           </w:p>
         </w:tc>
@@ -7575,7 +7575,7 @@
                 <w:color w:val="000000"/>
                 <w:sz w:val="16"/>
               </w:rPr>
-              <w:t>0,1367</w:t>
+              <w:t>0,1372</w:t>
             </w:r>
           </w:p>
         </w:tc>
@@ -7739,7 +7739,7 @@
                 <w:color w:val="000000"/>
                 <w:sz w:val="16"/>
               </w:rPr>
-              <w:t>0,1977</w:t>
+              <w:t>0,1984</w:t>
             </w:r>
           </w:p>
         </w:tc>
@@ -7766,7 +7766,7 @@
                 <w:color w:val="000000"/>
                 <w:sz w:val="16"/>
               </w:rPr>
-              <w:t>0,0989</w:t>
+              <w:t>0,0992</w:t>
             </w:r>
           </w:p>
         </w:tc>
@@ -7930,7 +7930,7 @@
                 <w:color w:val="000000"/>
                 <w:sz w:val="16"/>
               </w:rPr>
-              <w:t>0,0866</w:t>
+              <w:t>0,0869</w:t>
             </w:r>
           </w:p>
         </w:tc>
@@ -7957,7 +7957,7 @@
                 <w:color w:val="000000"/>
                 <w:sz w:val="16"/>
               </w:rPr>
-              <w:t>0,0433</w:t>
+              <w:t>0,0434</w:t>
             </w:r>
           </w:p>
         </w:tc>
@@ -8121,7 +8121,7 @@
                 <w:color w:val="000000"/>
                 <w:sz w:val="16"/>
               </w:rPr>
-              <w:t>5,9254</w:t>
+              <w:t>5,9458</w:t>
             </w:r>
           </w:p>
         </w:tc>
@@ -8148,7 +8148,7 @@
                 <w:color w:val="000000"/>
                 <w:sz w:val="16"/>
               </w:rPr>
-              <w:t>2,9627</w:t>
+              <w:t>2,9729</w:t>
             </w:r>
           </w:p>
         </w:tc>
@@ -8312,7 +8312,7 @@
                 <w:color w:val="000000"/>
                 <w:sz w:val="16"/>
               </w:rPr>
-              <w:t>1,0099</w:t>
+              <w:t>1,0134</w:t>
             </w:r>
           </w:p>
         </w:tc>
@@ -8339,7 +8339,7 @@
                 <w:color w:val="000000"/>
                 <w:sz w:val="16"/>
               </w:rPr>
-              <w:t>0,5050</w:t>
+              <w:t>0,5067</w:t>
             </w:r>
           </w:p>
         </w:tc>
@@ -8503,7 +8503,7 @@
                 <w:color w:val="000000"/>
                 <w:sz w:val="16"/>
               </w:rPr>
-              <w:t>1,2693</w:t>
+              <w:t>1,2736</w:t>
             </w:r>
           </w:p>
         </w:tc>
@@ -8530,7 +8530,7 @@
                 <w:color w:val="000000"/>
                 <w:sz w:val="16"/>
               </w:rPr>
-              <w:t>0,6346</w:t>
+              <w:t>0,6368</w:t>
             </w:r>
           </w:p>
         </w:tc>
@@ -8586,7 +8586,7 @@
                 <w:color w:val="000000"/>
                 <w:sz w:val="16"/>
               </w:rPr>
-              <w:t>35.190.1100 (montaj)</w:t>
+              <w:t>35.190.1101</w:t>
             </w:r>
           </w:p>
         </w:tc>
@@ -8613,7 +8613,7 @@
                 <w:color w:val="000000"/>
                 <w:sz w:val="16"/>
               </w:rPr>
-              <w:t>Kablo tava sistemlerinin montajı — askı ve konsollarla tavana veya duvara tespiti; ek parça, konsol, askı tiji, vida ve somun bedelleri dâhildir, ayrıca ödenmez</w:t>
+              <w:t>Kablo tava sistemleri kapak sacı — 35.190.1100 pozuna uygun özellikte, 1,0 mm sıcak daldırma galvanizli (malzeme) (%25 müteahhit kârı dahil)</w:t>
             </w:r>
           </w:p>
         </w:tc>
@@ -8667,7 +8667,7 @@
                 <w:color w:val="000000"/>
                 <w:sz w:val="16"/>
               </w:rPr>
-              <w:t>502,000</w:t>
+              <w:t>361,200</w:t>
             </w:r>
           </w:p>
         </w:tc>
@@ -8694,7 +8694,7 @@
                 <w:color w:val="000000"/>
                 <w:sz w:val="16"/>
               </w:rPr>
-              <w:t>0,2464</w:t>
+              <w:t>0,7461</w:t>
             </w:r>
           </w:p>
         </w:tc>
@@ -8721,7 +8721,7 @@
                 <w:color w:val="000000"/>
                 <w:sz w:val="16"/>
               </w:rPr>
-              <w:t>0,1232</w:t>
+              <w:t>0,3731</w:t>
             </w:r>
           </w:p>
         </w:tc>
@@ -8777,7 +8777,7 @@
                 <w:color w:val="000000"/>
                 <w:sz w:val="16"/>
               </w:rPr>
-              <w:t>35.190.1101</w:t>
+              <w:t>35.190.1304</w:t>
             </w:r>
           </w:p>
         </w:tc>
@@ -8804,7 +8804,7 @@
                 <w:color w:val="000000"/>
                 <w:sz w:val="16"/>
               </w:rPr>
-              <w:t>Kablo tava sistemleri kapak sacı — 35.190.1100 pozuna uygun özellikte, 1,0 mm sıcak daldırma galvanizli (malzeme) (%25 müteahhit kârı dahil)</w:t>
+              <w:t>Sıva üstü PVC kablo kanalı — en az 100 x 35 mm, üç bölmeli (%25 müteahhit kârı dahil)</w:t>
             </w:r>
           </w:p>
         </w:tc>
@@ -8831,7 +8831,7 @@
                 <w:color w:val="000000"/>
                 <w:sz w:val="16"/>
               </w:rPr>
-              <w:t>kg</w:t>
+              <w:t>m</w:t>
             </w:r>
           </w:p>
         </w:tc>
@@ -8858,7 +8858,7 @@
                 <w:color w:val="000000"/>
                 <w:sz w:val="16"/>
               </w:rPr>
-              <w:t>361,200</w:t>
+              <w:t>123,000</w:t>
             </w:r>
           </w:p>
         </w:tc>
@@ -8885,7 +8885,7 @@
                 <w:color w:val="000000"/>
                 <w:sz w:val="16"/>
               </w:rPr>
-              <w:t>0,7436</w:t>
+              <w:t>0,3651</w:t>
             </w:r>
           </w:p>
         </w:tc>
@@ -8912,389 +8912,7 @@
                 <w:color w:val="000000"/>
                 <w:sz w:val="16"/>
               </w:rPr>
-              <w:t>0,3718</w:t>
-            </w:r>
-          </w:p>
-        </w:tc>
-      </w:tr>
-      <w:tr>
-        <w:tc>
-          <w:tcPr>
-            <w:tcW w:type="dxa" w:w="680"/>
-            <w:tcBorders>
-              <w:top w:val="single" w:sz="4" w:space="0" w:color="808080"/>
-              <w:left w:val="single" w:sz="4" w:space="0" w:color="808080"/>
-              <w:bottom w:val="single" w:sz="4" w:space="0" w:color="808080"/>
-              <w:right w:val="single" w:sz="4" w:space="0" w:color="808080"/>
-            </w:tcBorders>
-          </w:tcPr>
-          <w:p>
-            <w:pPr>
-              <w:spacing w:before="20" w:after="20"/>
-              <w:jc w:val="center"/>
-            </w:pPr>
-            <w:r>
-              <w:rPr>
-                <w:rFonts w:ascii="Calibri" w:hAnsi="Calibri"/>
-                <w:b w:val="0"/>
-                <w:i w:val="0"/>
-                <w:color w:val="000000"/>
-                <w:sz w:val="16"/>
-              </w:rPr>
-              <w:t>42</w:t>
-            </w:r>
-          </w:p>
-        </w:tc>
-        <w:tc>
-          <w:tcPr>
-            <w:tcW w:type="dxa" w:w="1361"/>
-            <w:tcBorders>
-              <w:top w:val="single" w:sz="4" w:space="0" w:color="808080"/>
-              <w:left w:val="single" w:sz="4" w:space="0" w:color="808080"/>
-              <w:bottom w:val="single" w:sz="4" w:space="0" w:color="808080"/>
-              <w:right w:val="single" w:sz="4" w:space="0" w:color="808080"/>
-            </w:tcBorders>
-          </w:tcPr>
-          <w:p>
-            <w:pPr>
-              <w:spacing w:before="20" w:after="20"/>
-              <w:jc w:val="center"/>
-            </w:pPr>
-            <w:r>
-              <w:rPr>
-                <w:rFonts w:ascii="Calibri" w:hAnsi="Calibri"/>
-                <w:b w:val="0"/>
-                <w:i w:val="0"/>
-                <w:color w:val="000000"/>
-                <w:sz w:val="16"/>
-              </w:rPr>
-              <w:t>35.190.1101 (montaj)</w:t>
-            </w:r>
-          </w:p>
-        </w:tc>
-        <w:tc>
-          <w:tcPr>
-            <w:tcW w:type="dxa" w:w="3175"/>
-            <w:tcBorders>
-              <w:top w:val="single" w:sz="4" w:space="0" w:color="808080"/>
-              <w:left w:val="single" w:sz="4" w:space="0" w:color="808080"/>
-              <w:bottom w:val="single" w:sz="4" w:space="0" w:color="808080"/>
-              <w:right w:val="single" w:sz="4" w:space="0" w:color="808080"/>
-            </w:tcBorders>
-          </w:tcPr>
-          <w:p>
-            <w:pPr>
-              <w:spacing w:before="20" w:after="20"/>
-              <w:jc w:val="left"/>
-            </w:pPr>
-            <w:r>
-              <w:rPr>
-                <w:rFonts w:ascii="Calibri" w:hAnsi="Calibri"/>
-                <w:b w:val="0"/>
-                <w:i w:val="0"/>
-                <w:color w:val="000000"/>
-                <w:sz w:val="16"/>
-              </w:rPr>
-              <w:t>Kablo tava sistemleri kapak sacının montajı — onaylı projesinde belirtilen kanalların kapatılması; her türlü işçilik ve malzeme dâhil, işler hâlde teslim</w:t>
-            </w:r>
-          </w:p>
-        </w:tc>
-        <w:tc>
-          <w:tcPr>
-            <w:tcW w:type="dxa" w:w="794"/>
-            <w:tcBorders>
-              <w:top w:val="single" w:sz="4" w:space="0" w:color="808080"/>
-              <w:left w:val="single" w:sz="4" w:space="0" w:color="808080"/>
-              <w:bottom w:val="single" w:sz="4" w:space="0" w:color="808080"/>
-              <w:right w:val="single" w:sz="4" w:space="0" w:color="808080"/>
-            </w:tcBorders>
-          </w:tcPr>
-          <w:p>
-            <w:pPr>
-              <w:spacing w:before="20" w:after="20"/>
-              <w:jc w:val="center"/>
-            </w:pPr>
-            <w:r>
-              <w:rPr>
-                <w:rFonts w:ascii="Calibri" w:hAnsi="Calibri"/>
-                <w:b w:val="0"/>
-                <w:i w:val="0"/>
-                <w:color w:val="000000"/>
-                <w:sz w:val="16"/>
-              </w:rPr>
-              <w:t>kg</w:t>
-            </w:r>
-          </w:p>
-        </w:tc>
-        <w:tc>
-          <w:tcPr>
-            <w:tcW w:type="dxa" w:w="1474"/>
-            <w:tcBorders>
-              <w:top w:val="single" w:sz="4" w:space="0" w:color="808080"/>
-              <w:left w:val="single" w:sz="4" w:space="0" w:color="808080"/>
-              <w:bottom w:val="single" w:sz="4" w:space="0" w:color="808080"/>
-              <w:right w:val="single" w:sz="4" w:space="0" w:color="808080"/>
-            </w:tcBorders>
-          </w:tcPr>
-          <w:p>
-            <w:pPr>
-              <w:spacing w:before="20" w:after="20"/>
-              <w:jc w:val="right"/>
-            </w:pPr>
-            <w:r>
-              <w:rPr>
-                <w:rFonts w:ascii="Calibri" w:hAnsi="Calibri"/>
-                <w:b w:val="0"/>
-                <w:i w:val="0"/>
-                <w:color w:val="000000"/>
-                <w:sz w:val="16"/>
-              </w:rPr>
-              <w:t>361,200</w:t>
-            </w:r>
-          </w:p>
-        </w:tc>
-        <w:tc>
-          <w:tcPr>
-            <w:tcW w:type="dxa" w:w="1474"/>
-            <w:tcBorders>
-              <w:top w:val="single" w:sz="4" w:space="0" w:color="808080"/>
-              <w:left w:val="single" w:sz="4" w:space="0" w:color="808080"/>
-              <w:bottom w:val="single" w:sz="4" w:space="0" w:color="808080"/>
-              <w:right w:val="single" w:sz="4" w:space="0" w:color="808080"/>
-            </w:tcBorders>
-          </w:tcPr>
-          <w:p>
-            <w:pPr>
-              <w:spacing w:before="20" w:after="20"/>
-              <w:jc w:val="right"/>
-            </w:pPr>
-            <w:r>
-              <w:rPr>
-                <w:rFonts w:ascii="Calibri" w:hAnsi="Calibri"/>
-                <w:b w:val="0"/>
-                <w:i w:val="0"/>
-                <w:color w:val="000000"/>
-                <w:sz w:val="16"/>
-              </w:rPr>
-              <w:t>0,0975</w:t>
-            </w:r>
-          </w:p>
-        </w:tc>
-        <w:tc>
-          <w:tcPr>
-            <w:tcW w:type="dxa" w:w="1474"/>
-            <w:tcBorders>
-              <w:top w:val="single" w:sz="4" w:space="0" w:color="808080"/>
-              <w:left w:val="single" w:sz="4" w:space="0" w:color="808080"/>
-              <w:bottom w:val="single" w:sz="4" w:space="0" w:color="808080"/>
-              <w:right w:val="single" w:sz="4" w:space="0" w:color="808080"/>
-            </w:tcBorders>
-          </w:tcPr>
-          <w:p>
-            <w:pPr>
-              <w:spacing w:before="20" w:after="20"/>
-              <w:jc w:val="right"/>
-            </w:pPr>
-            <w:r>
-              <w:rPr>
-                <w:rFonts w:ascii="Calibri" w:hAnsi="Calibri"/>
-                <w:b w:val="0"/>
-                <w:i w:val="0"/>
-                <w:color w:val="000000"/>
-                <w:sz w:val="16"/>
-              </w:rPr>
-              <w:t>0,0488</w:t>
-            </w:r>
-          </w:p>
-        </w:tc>
-      </w:tr>
-      <w:tr>
-        <w:tc>
-          <w:tcPr>
-            <w:tcW w:type="dxa" w:w="680"/>
-            <w:tcBorders>
-              <w:top w:val="single" w:sz="4" w:space="0" w:color="808080"/>
-              <w:left w:val="single" w:sz="4" w:space="0" w:color="808080"/>
-              <w:bottom w:val="single" w:sz="4" w:space="0" w:color="808080"/>
-              <w:right w:val="single" w:sz="4" w:space="0" w:color="808080"/>
-            </w:tcBorders>
-          </w:tcPr>
-          <w:p>
-            <w:pPr>
-              <w:spacing w:before="20" w:after="20"/>
-              <w:jc w:val="center"/>
-            </w:pPr>
-            <w:r>
-              <w:rPr>
-                <w:rFonts w:ascii="Calibri" w:hAnsi="Calibri"/>
-                <w:b w:val="0"/>
-                <w:i w:val="0"/>
-                <w:color w:val="000000"/>
-                <w:sz w:val="16"/>
-              </w:rPr>
-              <w:t>43</w:t>
-            </w:r>
-          </w:p>
-        </w:tc>
-        <w:tc>
-          <w:tcPr>
-            <w:tcW w:type="dxa" w:w="1361"/>
-            <w:tcBorders>
-              <w:top w:val="single" w:sz="4" w:space="0" w:color="808080"/>
-              <w:left w:val="single" w:sz="4" w:space="0" w:color="808080"/>
-              <w:bottom w:val="single" w:sz="4" w:space="0" w:color="808080"/>
-              <w:right w:val="single" w:sz="4" w:space="0" w:color="808080"/>
-            </w:tcBorders>
-          </w:tcPr>
-          <w:p>
-            <w:pPr>
-              <w:spacing w:before="20" w:after="20"/>
-              <w:jc w:val="center"/>
-            </w:pPr>
-            <w:r>
-              <w:rPr>
-                <w:rFonts w:ascii="Calibri" w:hAnsi="Calibri"/>
-                <w:b w:val="0"/>
-                <w:i w:val="0"/>
-                <w:color w:val="000000"/>
-                <w:sz w:val="16"/>
-              </w:rPr>
-              <w:t>35.190.1304</w:t>
-            </w:r>
-          </w:p>
-        </w:tc>
-        <w:tc>
-          <w:tcPr>
-            <w:tcW w:type="dxa" w:w="3175"/>
-            <w:tcBorders>
-              <w:top w:val="single" w:sz="4" w:space="0" w:color="808080"/>
-              <w:left w:val="single" w:sz="4" w:space="0" w:color="808080"/>
-              <w:bottom w:val="single" w:sz="4" w:space="0" w:color="808080"/>
-              <w:right w:val="single" w:sz="4" w:space="0" w:color="808080"/>
-            </w:tcBorders>
-          </w:tcPr>
-          <w:p>
-            <w:pPr>
-              <w:spacing w:before="20" w:after="20"/>
-              <w:jc w:val="left"/>
-            </w:pPr>
-            <w:r>
-              <w:rPr>
-                <w:rFonts w:ascii="Calibri" w:hAnsi="Calibri"/>
-                <w:b w:val="0"/>
-                <w:i w:val="0"/>
-                <w:color w:val="000000"/>
-                <w:sz w:val="16"/>
-              </w:rPr>
-              <w:t>Sıva üstü PVC kablo kanalı — en az 100 x 35 mm, üç bölmeli (%25 müteahhit kârı dahil)</w:t>
-            </w:r>
-          </w:p>
-        </w:tc>
-        <w:tc>
-          <w:tcPr>
-            <w:tcW w:type="dxa" w:w="794"/>
-            <w:tcBorders>
-              <w:top w:val="single" w:sz="4" w:space="0" w:color="808080"/>
-              <w:left w:val="single" w:sz="4" w:space="0" w:color="808080"/>
-              <w:bottom w:val="single" w:sz="4" w:space="0" w:color="808080"/>
-              <w:right w:val="single" w:sz="4" w:space="0" w:color="808080"/>
-            </w:tcBorders>
-          </w:tcPr>
-          <w:p>
-            <w:pPr>
-              <w:spacing w:before="20" w:after="20"/>
-              <w:jc w:val="center"/>
-            </w:pPr>
-            <w:r>
-              <w:rPr>
-                <w:rFonts w:ascii="Calibri" w:hAnsi="Calibri"/>
-                <w:b w:val="0"/>
-                <w:i w:val="0"/>
-                <w:color w:val="000000"/>
-                <w:sz w:val="16"/>
-              </w:rPr>
-              <w:t>m</w:t>
-            </w:r>
-          </w:p>
-        </w:tc>
-        <w:tc>
-          <w:tcPr>
-            <w:tcW w:type="dxa" w:w="1474"/>
-            <w:tcBorders>
-              <w:top w:val="single" w:sz="4" w:space="0" w:color="808080"/>
-              <w:left w:val="single" w:sz="4" w:space="0" w:color="808080"/>
-              <w:bottom w:val="single" w:sz="4" w:space="0" w:color="808080"/>
-              <w:right w:val="single" w:sz="4" w:space="0" w:color="808080"/>
-            </w:tcBorders>
-          </w:tcPr>
-          <w:p>
-            <w:pPr>
-              <w:spacing w:before="20" w:after="20"/>
-              <w:jc w:val="right"/>
-            </w:pPr>
-            <w:r>
-              <w:rPr>
-                <w:rFonts w:ascii="Calibri" w:hAnsi="Calibri"/>
-                <w:b w:val="0"/>
-                <w:i w:val="0"/>
-                <w:color w:val="000000"/>
-                <w:sz w:val="16"/>
-              </w:rPr>
-              <w:t>123,000</w:t>
-            </w:r>
-          </w:p>
-        </w:tc>
-        <w:tc>
-          <w:tcPr>
-            <w:tcW w:type="dxa" w:w="1474"/>
-            <w:tcBorders>
-              <w:top w:val="single" w:sz="4" w:space="0" w:color="808080"/>
-              <w:left w:val="single" w:sz="4" w:space="0" w:color="808080"/>
-              <w:bottom w:val="single" w:sz="4" w:space="0" w:color="808080"/>
-              <w:right w:val="single" w:sz="4" w:space="0" w:color="808080"/>
-            </w:tcBorders>
-          </w:tcPr>
-          <w:p>
-            <w:pPr>
-              <w:spacing w:before="20" w:after="20"/>
-              <w:jc w:val="right"/>
-            </w:pPr>
-            <w:r>
-              <w:rPr>
-                <w:rFonts w:ascii="Calibri" w:hAnsi="Calibri"/>
-                <w:b w:val="0"/>
-                <w:i w:val="0"/>
-                <w:color w:val="000000"/>
-                <w:sz w:val="16"/>
-              </w:rPr>
-              <w:t>0,3638</w:t>
-            </w:r>
-          </w:p>
-        </w:tc>
-        <w:tc>
-          <w:tcPr>
-            <w:tcW w:type="dxa" w:w="1474"/>
-            <w:tcBorders>
-              <w:top w:val="single" w:sz="4" w:space="0" w:color="808080"/>
-              <w:left w:val="single" w:sz="4" w:space="0" w:color="808080"/>
-              <w:bottom w:val="single" w:sz="4" w:space="0" w:color="808080"/>
-              <w:right w:val="single" w:sz="4" w:space="0" w:color="808080"/>
-            </w:tcBorders>
-          </w:tcPr>
-          <w:p>
-            <w:pPr>
-              <w:spacing w:before="20" w:after="20"/>
-              <w:jc w:val="right"/>
-            </w:pPr>
-            <w:r>
-              <w:rPr>
-                <w:rFonts w:ascii="Calibri" w:hAnsi="Calibri"/>
-                <w:b w:val="0"/>
-                <w:i w:val="0"/>
-                <w:color w:val="000000"/>
-                <w:sz w:val="16"/>
-              </w:rPr>
-              <w:t>0,1819</w:t>
+              <w:t>0,1825</w:t>
             </w:r>
           </w:p>
         </w:tc>
@@ -9965,7 +9583,7 @@
                 <w:color w:val="000000"/>
                 <w:sz w:val="16"/>
               </w:rPr>
-              <w:t>1,1184</w:t>
+              <w:t>1,1223</w:t>
             </w:r>
           </w:p>
         </w:tc>
@@ -9992,7 +9610,7 @@
                 <w:color w:val="000000"/>
                 <w:sz w:val="16"/>
               </w:rPr>
-              <w:t>0,5592</w:t>
+              <w:t>0,5611</w:t>
             </w:r>
           </w:p>
         </w:tc>
@@ -10156,7 +9774,7 @@
                 <w:color w:val="000000"/>
                 <w:sz w:val="16"/>
               </w:rPr>
-              <w:t>1,0960</w:t>
+              <w:t>1,0998</w:t>
             </w:r>
           </w:p>
         </w:tc>
@@ -10183,7 +9801,7 @@
                 <w:color w:val="000000"/>
                 <w:sz w:val="16"/>
               </w:rPr>
-              <w:t>0,5480</w:t>
+              <w:t>0,5499</w:t>
             </w:r>
           </w:p>
         </w:tc>
@@ -10347,7 +9965,7 @@
                 <w:color w:val="000000"/>
                 <w:sz w:val="16"/>
               </w:rPr>
-              <w:t>10,4474</w:t>
+              <w:t>10,4835</w:t>
             </w:r>
           </w:p>
         </w:tc>
@@ -10374,7 +9992,7 @@
                 <w:color w:val="000000"/>
                 <w:sz w:val="16"/>
               </w:rPr>
-              <w:t>5,2237</w:t>
+              <w:t>5,2417</w:t>
             </w:r>
           </w:p>
         </w:tc>
@@ -10538,7 +10156,7 @@
                 <w:color w:val="000000"/>
                 <w:sz w:val="16"/>
               </w:rPr>
-              <w:t>6,0373</w:t>
+              <w:t>6,0582</w:t>
             </w:r>
           </w:p>
         </w:tc>
@@ -10565,7 +10183,7 @@
                 <w:color w:val="000000"/>
                 <w:sz w:val="16"/>
               </w:rPr>
-              <w:t>3,0187</w:t>
+              <w:t>3,0291</w:t>
             </w:r>
           </w:p>
         </w:tc>
@@ -10729,7 +10347,7 @@
                 <w:color w:val="000000"/>
                 <w:sz w:val="16"/>
               </w:rPr>
-              <w:t>2,0594</w:t>
+              <w:t>2,0665</w:t>
             </w:r>
           </w:p>
         </w:tc>
@@ -10756,7 +10374,7 @@
                 <w:color w:val="000000"/>
                 <w:sz w:val="16"/>
               </w:rPr>
-              <w:t>1,0297</w:t>
+              <w:t>1,0332</w:t>
             </w:r>
           </w:p>
         </w:tc>
@@ -10920,7 +10538,7 @@
                 <w:color w:val="000000"/>
                 <w:sz w:val="16"/>
               </w:rPr>
-              <w:t>3,4681</w:t>
+              <w:t>3,4800</w:t>
             </w:r>
           </w:p>
         </w:tc>
@@ -10947,7 +10565,7 @@
                 <w:color w:val="000000"/>
                 <w:sz w:val="16"/>
               </w:rPr>
-              <w:t>1,7340</w:t>
+              <w:t>1,7400</w:t>
             </w:r>
           </w:p>
         </w:tc>
@@ -11111,7 +10729,7 @@
                 <w:color w:val="000000"/>
                 <w:sz w:val="16"/>
               </w:rPr>
-              <w:t>1,7038</w:t>
+              <w:t>1,7097</w:t>
             </w:r>
           </w:p>
         </w:tc>
@@ -11138,7 +10756,7 @@
                 <w:color w:val="000000"/>
                 <w:sz w:val="16"/>
               </w:rPr>
-              <w:t>0,8519</w:t>
+              <w:t>0,8549</w:t>
             </w:r>
           </w:p>
         </w:tc>
@@ -11302,7 +10920,7 @@
                 <w:color w:val="000000"/>
                 <w:sz w:val="16"/>
               </w:rPr>
-              <w:t>40,3176</w:t>
+              <w:t>40,4567</w:t>
             </w:r>
           </w:p>
         </w:tc>
@@ -11329,7 +10947,7 @@
                 <w:color w:val="000000"/>
                 <w:sz w:val="16"/>
               </w:rPr>
-              <w:t>20,1588</w:t>
+              <w:t>20,2284</w:t>
             </w:r>
           </w:p>
         </w:tc>
@@ -11493,7 +11111,7 @@
                 <w:color w:val="000000"/>
                 <w:sz w:val="16"/>
               </w:rPr>
-              <w:t>1,2619</w:t>
+              <w:t>1,2663</w:t>
             </w:r>
           </w:p>
         </w:tc>
@@ -11520,7 +11138,7 @@
                 <w:color w:val="000000"/>
                 <w:sz w:val="16"/>
               </w:rPr>
-              <w:t>0,6310</w:t>
+              <w:t>0,6331</w:t>
             </w:r>
           </w:p>
         </w:tc>
@@ -11684,7 +11302,7 @@
                 <w:color w:val="000000"/>
                 <w:sz w:val="16"/>
               </w:rPr>
-              <w:t>5,9842</w:t>
+              <w:t>6,0049</w:t>
             </w:r>
           </w:p>
         </w:tc>
@@ -11711,7 +11329,7 @@
                 <w:color w:val="000000"/>
                 <w:sz w:val="16"/>
               </w:rPr>
-              <w:t>2,9921</w:t>
+              <w:t>3,0024</w:t>
             </w:r>
           </w:p>
         </w:tc>
@@ -11875,7 +11493,7 @@
                 <w:color w:val="000000"/>
                 <w:sz w:val="16"/>
               </w:rPr>
-              <w:t>1,1235</w:t>
+              <w:t>1,1273</w:t>
             </w:r>
           </w:p>
         </w:tc>
@@ -11902,7 +11520,7 @@
                 <w:color w:val="000000"/>
                 <w:sz w:val="16"/>
               </w:rPr>
-              <w:t>0,5617</w:t>
+              <w:t>0,5637</w:t>
             </w:r>
           </w:p>
         </w:tc>
@@ -12066,7 +11684,7 @@
                 <w:color w:val="000000"/>
                 <w:sz w:val="16"/>
               </w:rPr>
-              <w:t>0,3469</w:t>
+              <w:t>0,3480</w:t>
             </w:r>
           </w:p>
         </w:tc>
@@ -12093,7 +11711,7 @@
                 <w:color w:val="000000"/>
                 <w:sz w:val="16"/>
               </w:rPr>
-              <w:t>0,1734</w:t>
+              <w:t>0,1740</w:t>
             </w:r>
           </w:p>
         </w:tc>
@@ -12257,7 +11875,7 @@
                 <w:color w:val="000000"/>
                 <w:sz w:val="16"/>
               </w:rPr>
-              <w:t>0,9221</w:t>
+              <w:t>0,9253</w:t>
             </w:r>
           </w:p>
         </w:tc>
@@ -12284,7 +11902,7 @@
                 <w:color w:val="000000"/>
                 <w:sz w:val="16"/>
               </w:rPr>
-              <w:t>0,4611</w:t>
+              <w:t>0,4627</w:t>
             </w:r>
           </w:p>
         </w:tc>
@@ -12448,7 +12066,7 @@
                 <w:color w:val="000000"/>
                 <w:sz w:val="16"/>
               </w:rPr>
-              <w:t>0,1131</w:t>
+              <w:t>0,1135</w:t>
             </w:r>
           </w:p>
         </w:tc>
@@ -12475,7 +12093,7 @@
                 <w:color w:val="000000"/>
                 <w:sz w:val="16"/>
               </w:rPr>
-              <w:t>0,0565</w:t>
+              <w:t>0,0567</w:t>
             </w:r>
           </w:p>
         </w:tc>
@@ -12639,7 +12257,7 @@
                 <w:color w:val="000000"/>
                 <w:sz w:val="16"/>
               </w:rPr>
-              <w:t>0,1478</w:t>
+              <w:t>0,1483</w:t>
             </w:r>
           </w:p>
         </w:tc>
@@ -12666,7 +12284,7 @@
                 <w:color w:val="000000"/>
                 <w:sz w:val="16"/>
               </w:rPr>
-              <w:t>0,0739</w:t>
+              <w:t>0,0742</w:t>
             </w:r>
           </w:p>
         </w:tc>
@@ -12830,7 +12448,7 @@
                 <w:color w:val="000000"/>
                 <w:sz w:val="16"/>
               </w:rPr>
-              <w:t>0,1932</w:t>
+              <w:t>0,1939</w:t>
             </w:r>
           </w:p>
         </w:tc>
@@ -12857,7 +12475,7 @@
                 <w:color w:val="000000"/>
                 <w:sz w:val="16"/>
               </w:rPr>
-              <w:t>0,0966</w:t>
+              <w:t>0,0969</w:t>
             </w:r>
           </w:p>
         </w:tc>
@@ -13021,7 +12639,7 @@
                 <w:color w:val="000000"/>
                 <w:sz w:val="16"/>
               </w:rPr>
-              <w:t>0,1264</w:t>
+              <w:t>0,1269</w:t>
             </w:r>
           </w:p>
         </w:tc>
@@ -13048,7 +12666,7 @@
                 <w:color w:val="000000"/>
                 <w:sz w:val="16"/>
               </w:rPr>
-              <w:t>0,0632</w:t>
+              <w:t>0,0634</w:t>
             </w:r>
           </w:p>
         </w:tc>
@@ -13212,7 +12830,7 @@
                 <w:color w:val="000000"/>
                 <w:sz w:val="16"/>
               </w:rPr>
-              <w:t>2,6346</w:t>
+              <w:t>2,6437</w:t>
             </w:r>
           </w:p>
         </w:tc>
@@ -13239,7 +12857,7 @@
                 <w:color w:val="000000"/>
                 <w:sz w:val="16"/>
               </w:rPr>
-              <w:t>1,3173</w:t>
+              <w:t>1,3218</w:t>
             </w:r>
           </w:p>
         </w:tc>
@@ -13403,7 +13021,7 @@
                 <w:color w:val="000000"/>
                 <w:sz w:val="16"/>
               </w:rPr>
-              <w:t>3,1331</w:t>
+              <w:t>3,1439</w:t>
             </w:r>
           </w:p>
         </w:tc>
@@ -13430,7 +13048,7 @@
                 <w:color w:val="000000"/>
                 <w:sz w:val="16"/>
               </w:rPr>
-              <w:t>1,5665</w:t>
+              <w:t>1,5720</w:t>
             </w:r>
           </w:p>
         </w:tc>
@@ -13594,7 +13212,7 @@
                 <w:color w:val="000000"/>
                 <w:sz w:val="16"/>
               </w:rPr>
-              <w:t>2,2931</w:t>
+              <w:t>2,3011</w:t>
             </w:r>
           </w:p>
         </w:tc>
@@ -13621,7 +13239,7 @@
                 <w:color w:val="000000"/>
                 <w:sz w:val="16"/>
               </w:rPr>
-              <w:t>1,1466</w:t>
+              <w:t>1,1505</w:t>
             </w:r>
           </w:p>
         </w:tc>
@@ -13785,7 +13403,7 @@
                 <w:color w:val="000000"/>
                 <w:sz w:val="16"/>
               </w:rPr>
-              <w:t>1,9325</w:t>
+              <w:t>1,9392</w:t>
             </w:r>
           </w:p>
         </w:tc>
@@ -13812,7 +13430,7 @@
                 <w:color w:val="000000"/>
                 <w:sz w:val="16"/>
               </w:rPr>
-              <w:t>0,9663</w:t>
+              <w:t>0,9696</w:t>
             </w:r>
           </w:p>
         </w:tc>
@@ -13976,7 +13594,7 @@
                 <w:color w:val="000000"/>
                 <w:sz w:val="16"/>
               </w:rPr>
-              <w:t>0,5336</w:t>
+              <w:t>0,5355</w:t>
             </w:r>
           </w:p>
         </w:tc>
@@ -14003,7 +13621,7 @@
                 <w:color w:val="000000"/>
                 <w:sz w:val="16"/>
               </w:rPr>
-              <w:t>0,2668</w:t>
+              <w:t>0,2677</w:t>
             </w:r>
           </w:p>
         </w:tc>
@@ -14167,7 +13785,7 @@
                 <w:color w:val="000000"/>
                 <w:sz w:val="16"/>
               </w:rPr>
-              <w:t>0,1048</w:t>
+              <w:t>0,1052</w:t>
             </w:r>
           </w:p>
         </w:tc>
@@ -14194,7 +13812,7 @@
                 <w:color w:val="000000"/>
                 <w:sz w:val="16"/>
               </w:rPr>
-              <w:t>0,0524</w:t>
+              <w:t>0,0526</w:t>
             </w:r>
           </w:p>
         </w:tc>
@@ -14358,7 +13976,7 @@
                 <w:color w:val="000000"/>
                 <w:sz w:val="16"/>
               </w:rPr>
-              <w:t>0,0898</w:t>
+              <w:t>0,0901</w:t>
             </w:r>
           </w:p>
         </w:tc>
@@ -14385,7 +14003,7 @@
                 <w:color w:val="000000"/>
                 <w:sz w:val="16"/>
               </w:rPr>
-              <w:t>0,0449</w:t>
+              <w:t>0,0451</w:t>
             </w:r>
           </w:p>
         </w:tc>
@@ -14549,7 +14167,7 @@
                 <w:color w:val="000000"/>
                 <w:sz w:val="16"/>
               </w:rPr>
-              <w:t>0,0447</w:t>
+              <w:t>0,0449</w:t>
             </w:r>
           </w:p>
         </w:tc>
@@ -14740,7 +14358,7 @@
                 <w:color w:val="000000"/>
                 <w:sz w:val="16"/>
               </w:rPr>
-              <w:t>0,0274</w:t>
+              <w:t>0,0275</w:t>
             </w:r>
           </w:p>
         </w:tc>
@@ -14931,7 +14549,7 @@
                 <w:color w:val="000000"/>
                 <w:sz w:val="16"/>
               </w:rPr>
-              <w:t>0,7607</w:t>
+              <w:t>0,7633</w:t>
             </w:r>
           </w:p>
         </w:tc>
@@ -14958,7 +14576,7 @@
                 <w:color w:val="000000"/>
                 <w:sz w:val="16"/>
               </w:rPr>
-              <w:t>0,3804</w:t>
+              <w:t>0,3817</w:t>
             </w:r>
           </w:p>
         </w:tc>
@@ -15122,7 +14740,7 @@
                 <w:color w:val="000000"/>
                 <w:sz w:val="16"/>
               </w:rPr>
-              <w:t>0,7592</w:t>
+              <w:t>0,7619</w:t>
             </w:r>
           </w:p>
         </w:tc>
@@ -15149,7 +14767,7 @@
                 <w:color w:val="000000"/>
                 <w:sz w:val="16"/>
               </w:rPr>
-              <w:t>0,3796</w:t>
+              <w:t>0,3809</w:t>
             </w:r>
           </w:p>
         </w:tc>
@@ -15313,7 +14931,7 @@
                 <w:color w:val="000000"/>
                 <w:sz w:val="16"/>
               </w:rPr>
-              <w:t>0,0348</w:t>
+              <w:t>0,0349</w:t>
             </w:r>
           </w:p>
         </w:tc>
@@ -15504,7 +15122,7 @@
                 <w:color w:val="000000"/>
                 <w:sz w:val="16"/>
               </w:rPr>
-              <w:t>0,1842</w:t>
+              <w:t>0,1849</w:t>
             </w:r>
           </w:p>
         </w:tc>
@@ -15531,7 +15149,7 @@
                 <w:color w:val="000000"/>
                 <w:sz w:val="16"/>
               </w:rPr>
-              <w:t>0,0921</w:t>
+              <w:t>0,0924</w:t>
             </w:r>
           </w:p>
         </w:tc>
@@ -15695,7 +15313,7 @@
                 <w:color w:val="000000"/>
                 <w:sz w:val="16"/>
               </w:rPr>
-              <w:t>0,4945</w:t>
+              <w:t>0,4962</w:t>
             </w:r>
           </w:p>
         </w:tc>
@@ -15722,7 +15340,7 @@
                 <w:color w:val="000000"/>
                 <w:sz w:val="16"/>
               </w:rPr>
-              <w:t>0,2472</w:t>
+              <w:t>0,2481</w:t>
             </w:r>
           </w:p>
         </w:tc>
@@ -15886,7 +15504,7 @@
                 <w:color w:val="000000"/>
                 <w:sz w:val="16"/>
               </w:rPr>
-              <w:t>0,0930</w:t>
+              <w:t>0,0933</w:t>
             </w:r>
           </w:p>
         </w:tc>
@@ -15913,7 +15531,7 @@
                 <w:color w:val="000000"/>
                 <w:sz w:val="16"/>
               </w:rPr>
-              <w:t>0,0465</w:t>
+              <w:t>0,0466</w:t>
             </w:r>
           </w:p>
         </w:tc>
@@ -16077,7 +15695,7 @@
                 <w:color w:val="000000"/>
                 <w:sz w:val="16"/>
               </w:rPr>
-              <w:t>0,1991</w:t>
+              <w:t>0,1998</w:t>
             </w:r>
           </w:p>
         </w:tc>
@@ -16104,7 +15722,7 @@
                 <w:color w:val="000000"/>
                 <w:sz w:val="16"/>
               </w:rPr>
-              <w:t>0,0996</w:t>
+              <w:t>0,0999</w:t>
             </w:r>
           </w:p>
         </w:tc>
@@ -16268,7 +15886,7 @@
                 <w:color w:val="000000"/>
                 <w:sz w:val="16"/>
               </w:rPr>
-              <w:t>0,2735</w:t>
+              <w:t>0,2744</w:t>
             </w:r>
           </w:p>
         </w:tc>
@@ -16295,7 +15913,7 @@
                 <w:color w:val="000000"/>
                 <w:sz w:val="16"/>
               </w:rPr>
-              <w:t>0,1367</w:t>
+              <w:t>0,1372</w:t>
             </w:r>
           </w:p>
         </w:tc>
@@ -16459,7 +16077,7 @@
                 <w:color w:val="000000"/>
                 <w:sz w:val="16"/>
               </w:rPr>
-              <w:t>0,1977</w:t>
+              <w:t>0,1984</w:t>
             </w:r>
           </w:p>
         </w:tc>
@@ -16486,7 +16104,7 @@
                 <w:color w:val="000000"/>
                 <w:sz w:val="16"/>
               </w:rPr>
-              <w:t>0,0989</w:t>
+              <w:t>0,0992</w:t>
             </w:r>
           </w:p>
         </w:tc>
@@ -16650,7 +16268,7 @@
                 <w:color w:val="000000"/>
                 <w:sz w:val="16"/>
               </w:rPr>
-              <w:t>0,0866</w:t>
+              <w:t>0,0869</w:t>
             </w:r>
           </w:p>
         </w:tc>
@@ -16677,7 +16295,7 @@
                 <w:color w:val="000000"/>
                 <w:sz w:val="16"/>
               </w:rPr>
-              <w:t>0,0433</w:t>
+              <w:t>0,0434</w:t>
             </w:r>
           </w:p>
         </w:tc>
@@ -16841,7 +16459,7 @@
                 <w:color w:val="000000"/>
                 <w:sz w:val="16"/>
               </w:rPr>
-              <w:t>5,9254</w:t>
+              <w:t>5,9458</w:t>
             </w:r>
           </w:p>
         </w:tc>
@@ -16868,7 +16486,7 @@
                 <w:color w:val="000000"/>
                 <w:sz w:val="16"/>
               </w:rPr>
-              <w:t>2,9627</w:t>
+              <w:t>2,9729</w:t>
             </w:r>
           </w:p>
         </w:tc>
@@ -17032,7 +16650,7 @@
                 <w:color w:val="000000"/>
                 <w:sz w:val="16"/>
               </w:rPr>
-              <w:t>1,0099</w:t>
+              <w:t>1,0134</w:t>
             </w:r>
           </w:p>
         </w:tc>
@@ -17059,7 +16677,7 @@
                 <w:color w:val="000000"/>
                 <w:sz w:val="16"/>
               </w:rPr>
-              <w:t>0,5050</w:t>
+              <w:t>0,5067</w:t>
             </w:r>
           </w:p>
         </w:tc>
@@ -17223,7 +16841,7 @@
                 <w:color w:val="000000"/>
                 <w:sz w:val="16"/>
               </w:rPr>
-              <w:t>1,2693</w:t>
+              <w:t>1,2736</w:t>
             </w:r>
           </w:p>
         </w:tc>
@@ -17250,7 +16868,7 @@
                 <w:color w:val="000000"/>
                 <w:sz w:val="16"/>
               </w:rPr>
-              <w:t>0,6346</w:t>
+              <w:t>0,6368</w:t>
             </w:r>
           </w:p>
         </w:tc>
@@ -17306,7 +16924,7 @@
                 <w:color w:val="000000"/>
                 <w:sz w:val="16"/>
               </w:rPr>
-              <w:t>35.190.1100 (montaj)</w:t>
+              <w:t>35.190.1101</w:t>
             </w:r>
           </w:p>
         </w:tc>
@@ -17333,7 +16951,7 @@
                 <w:color w:val="000000"/>
                 <w:sz w:val="16"/>
               </w:rPr>
-              <w:t>Kablo tava sistemlerinin montajı — askı ve konsollarla tavana veya duvara tespiti; ek parça, konsol, askı tiji, vida ve somun bedelleri dâhildir, ayrıca ödenmez</w:t>
+              <w:t>Kablo tava sistemleri kapak sacı — 35.190.1100 pozuna uygun özellikte, 1,0 mm sıcak daldırma galvanizli (malzeme) (%25 müteahhit kârı dahil)</w:t>
             </w:r>
           </w:p>
         </w:tc>
@@ -17387,7 +17005,7 @@
                 <w:color w:val="000000"/>
                 <w:sz w:val="16"/>
               </w:rPr>
-              <w:t>502,000</w:t>
+              <w:t>361,200</w:t>
             </w:r>
           </w:p>
         </w:tc>
@@ -17414,7 +17032,7 @@
                 <w:color w:val="000000"/>
                 <w:sz w:val="16"/>
               </w:rPr>
-              <w:t>0,2464</w:t>
+              <w:t>0,7461</w:t>
             </w:r>
           </w:p>
         </w:tc>
@@ -17441,7 +17059,7 @@
                 <w:color w:val="000000"/>
                 <w:sz w:val="16"/>
               </w:rPr>
-              <w:t>0,1232</w:t>
+              <w:t>0,3731</w:t>
             </w:r>
           </w:p>
         </w:tc>
@@ -17497,7 +17115,7 @@
                 <w:color w:val="000000"/>
                 <w:sz w:val="16"/>
               </w:rPr>
-              <w:t>35.190.1101</w:t>
+              <w:t>35.190.1304</w:t>
             </w:r>
           </w:p>
         </w:tc>
@@ -17524,7 +17142,7 @@
                 <w:color w:val="000000"/>
                 <w:sz w:val="16"/>
               </w:rPr>
-              <w:t>Kablo tava sistemleri kapak sacı — 35.190.1100 pozuna uygun özellikte, 1,0 mm sıcak daldırma galvanizli (malzeme) (%25 müteahhit kârı dahil)</w:t>
+              <w:t>Sıva üstü PVC kablo kanalı — en az 100 x 35 mm, üç bölmeli (%25 müteahhit kârı dahil)</w:t>
             </w:r>
           </w:p>
         </w:tc>
@@ -17551,7 +17169,7 @@
                 <w:color w:val="000000"/>
                 <w:sz w:val="16"/>
               </w:rPr>
-              <w:t>kg</w:t>
+              <w:t>m</w:t>
             </w:r>
           </w:p>
         </w:tc>
@@ -17578,7 +17196,7 @@
                 <w:color w:val="000000"/>
                 <w:sz w:val="16"/>
               </w:rPr>
-              <w:t>361,200</w:t>
+              <w:t>123,000</w:t>
             </w:r>
           </w:p>
         </w:tc>
@@ -17605,7 +17223,7 @@
                 <w:color w:val="000000"/>
                 <w:sz w:val="16"/>
               </w:rPr>
-              <w:t>0,7436</w:t>
+              <w:t>0,3651</w:t>
             </w:r>
           </w:p>
         </w:tc>
@@ -17632,389 +17250,7 @@
                 <w:color w:val="000000"/>
                 <w:sz w:val="16"/>
               </w:rPr>
-              <w:t>0,3718</w:t>
-            </w:r>
-          </w:p>
-        </w:tc>
-      </w:tr>
-      <w:tr>
-        <w:tc>
-          <w:tcPr>
-            <w:tcW w:type="dxa" w:w="680"/>
-            <w:tcBorders>
-              <w:top w:val="single" w:sz="4" w:space="0" w:color="808080"/>
-              <w:left w:val="single" w:sz="4" w:space="0" w:color="808080"/>
-              <w:bottom w:val="single" w:sz="4" w:space="0" w:color="808080"/>
-              <w:right w:val="single" w:sz="4" w:space="0" w:color="808080"/>
-            </w:tcBorders>
-          </w:tcPr>
-          <w:p>
-            <w:pPr>
-              <w:spacing w:before="20" w:after="20"/>
-              <w:jc w:val="center"/>
-            </w:pPr>
-            <w:r>
-              <w:rPr>
-                <w:rFonts w:ascii="Calibri" w:hAnsi="Calibri"/>
-                <w:b w:val="0"/>
-                <w:i w:val="0"/>
-                <w:color w:val="000000"/>
-                <w:sz w:val="16"/>
-              </w:rPr>
-              <w:t>42</w:t>
-            </w:r>
-          </w:p>
-        </w:tc>
-        <w:tc>
-          <w:tcPr>
-            <w:tcW w:type="dxa" w:w="1361"/>
-            <w:tcBorders>
-              <w:top w:val="single" w:sz="4" w:space="0" w:color="808080"/>
-              <w:left w:val="single" w:sz="4" w:space="0" w:color="808080"/>
-              <w:bottom w:val="single" w:sz="4" w:space="0" w:color="808080"/>
-              <w:right w:val="single" w:sz="4" w:space="0" w:color="808080"/>
-            </w:tcBorders>
-          </w:tcPr>
-          <w:p>
-            <w:pPr>
-              <w:spacing w:before="20" w:after="20"/>
-              <w:jc w:val="center"/>
-            </w:pPr>
-            <w:r>
-              <w:rPr>
-                <w:rFonts w:ascii="Calibri" w:hAnsi="Calibri"/>
-                <w:b w:val="0"/>
-                <w:i w:val="0"/>
-                <w:color w:val="000000"/>
-                <w:sz w:val="16"/>
-              </w:rPr>
-              <w:t>35.190.1101 (montaj)</w:t>
-            </w:r>
-          </w:p>
-        </w:tc>
-        <w:tc>
-          <w:tcPr>
-            <w:tcW w:type="dxa" w:w="3175"/>
-            <w:tcBorders>
-              <w:top w:val="single" w:sz="4" w:space="0" w:color="808080"/>
-              <w:left w:val="single" w:sz="4" w:space="0" w:color="808080"/>
-              <w:bottom w:val="single" w:sz="4" w:space="0" w:color="808080"/>
-              <w:right w:val="single" w:sz="4" w:space="0" w:color="808080"/>
-            </w:tcBorders>
-          </w:tcPr>
-          <w:p>
-            <w:pPr>
-              <w:spacing w:before="20" w:after="20"/>
-              <w:jc w:val="left"/>
-            </w:pPr>
-            <w:r>
-              <w:rPr>
-                <w:rFonts w:ascii="Calibri" w:hAnsi="Calibri"/>
-                <w:b w:val="0"/>
-                <w:i w:val="0"/>
-                <w:color w:val="000000"/>
-                <w:sz w:val="16"/>
-              </w:rPr>
-              <w:t>Kablo tava sistemleri kapak sacının montajı — onaylı projesinde belirtilen kanalların kapatılması; her türlü işçilik ve malzeme dâhil, işler hâlde teslim</w:t>
-            </w:r>
-          </w:p>
-        </w:tc>
-        <w:tc>
-          <w:tcPr>
-            <w:tcW w:type="dxa" w:w="794"/>
-            <w:tcBorders>
-              <w:top w:val="single" w:sz="4" w:space="0" w:color="808080"/>
-              <w:left w:val="single" w:sz="4" w:space="0" w:color="808080"/>
-              <w:bottom w:val="single" w:sz="4" w:space="0" w:color="808080"/>
-              <w:right w:val="single" w:sz="4" w:space="0" w:color="808080"/>
-            </w:tcBorders>
-          </w:tcPr>
-          <w:p>
-            <w:pPr>
-              <w:spacing w:before="20" w:after="20"/>
-              <w:jc w:val="center"/>
-            </w:pPr>
-            <w:r>
-              <w:rPr>
-                <w:rFonts w:ascii="Calibri" w:hAnsi="Calibri"/>
-                <w:b w:val="0"/>
-                <w:i w:val="0"/>
-                <w:color w:val="000000"/>
-                <w:sz w:val="16"/>
-              </w:rPr>
-              <w:t>kg</w:t>
-            </w:r>
-          </w:p>
-        </w:tc>
-        <w:tc>
-          <w:tcPr>
-            <w:tcW w:type="dxa" w:w="1474"/>
-            <w:tcBorders>
-              <w:top w:val="single" w:sz="4" w:space="0" w:color="808080"/>
-              <w:left w:val="single" w:sz="4" w:space="0" w:color="808080"/>
-              <w:bottom w:val="single" w:sz="4" w:space="0" w:color="808080"/>
-              <w:right w:val="single" w:sz="4" w:space="0" w:color="808080"/>
-            </w:tcBorders>
-          </w:tcPr>
-          <w:p>
-            <w:pPr>
-              <w:spacing w:before="20" w:after="20"/>
-              <w:jc w:val="right"/>
-            </w:pPr>
-            <w:r>
-              <w:rPr>
-                <w:rFonts w:ascii="Calibri" w:hAnsi="Calibri"/>
-                <w:b w:val="0"/>
-                <w:i w:val="0"/>
-                <w:color w:val="000000"/>
-                <w:sz w:val="16"/>
-              </w:rPr>
-              <w:t>361,200</w:t>
-            </w:r>
-          </w:p>
-        </w:tc>
-        <w:tc>
-          <w:tcPr>
-            <w:tcW w:type="dxa" w:w="1474"/>
-            <w:tcBorders>
-              <w:top w:val="single" w:sz="4" w:space="0" w:color="808080"/>
-              <w:left w:val="single" w:sz="4" w:space="0" w:color="808080"/>
-              <w:bottom w:val="single" w:sz="4" w:space="0" w:color="808080"/>
-              <w:right w:val="single" w:sz="4" w:space="0" w:color="808080"/>
-            </w:tcBorders>
-          </w:tcPr>
-          <w:p>
-            <w:pPr>
-              <w:spacing w:before="20" w:after="20"/>
-              <w:jc w:val="right"/>
-            </w:pPr>
-            <w:r>
-              <w:rPr>
-                <w:rFonts w:ascii="Calibri" w:hAnsi="Calibri"/>
-                <w:b w:val="0"/>
-                <w:i w:val="0"/>
-                <w:color w:val="000000"/>
-                <w:sz w:val="16"/>
-              </w:rPr>
-              <w:t>0,0975</w:t>
-            </w:r>
-          </w:p>
-        </w:tc>
-        <w:tc>
-          <w:tcPr>
-            <w:tcW w:type="dxa" w:w="1474"/>
-            <w:tcBorders>
-              <w:top w:val="single" w:sz="4" w:space="0" w:color="808080"/>
-              <w:left w:val="single" w:sz="4" w:space="0" w:color="808080"/>
-              <w:bottom w:val="single" w:sz="4" w:space="0" w:color="808080"/>
-              <w:right w:val="single" w:sz="4" w:space="0" w:color="808080"/>
-            </w:tcBorders>
-          </w:tcPr>
-          <w:p>
-            <w:pPr>
-              <w:spacing w:before="20" w:after="20"/>
-              <w:jc w:val="right"/>
-            </w:pPr>
-            <w:r>
-              <w:rPr>
-                <w:rFonts w:ascii="Calibri" w:hAnsi="Calibri"/>
-                <w:b w:val="0"/>
-                <w:i w:val="0"/>
-                <w:color w:val="000000"/>
-                <w:sz w:val="16"/>
-              </w:rPr>
-              <w:t>0,0488</w:t>
-            </w:r>
-          </w:p>
-        </w:tc>
-      </w:tr>
-      <w:tr>
-        <w:tc>
-          <w:tcPr>
-            <w:tcW w:type="dxa" w:w="680"/>
-            <w:tcBorders>
-              <w:top w:val="single" w:sz="4" w:space="0" w:color="808080"/>
-              <w:left w:val="single" w:sz="4" w:space="0" w:color="808080"/>
-              <w:bottom w:val="single" w:sz="4" w:space="0" w:color="808080"/>
-              <w:right w:val="single" w:sz="4" w:space="0" w:color="808080"/>
-            </w:tcBorders>
-          </w:tcPr>
-          <w:p>
-            <w:pPr>
-              <w:spacing w:before="20" w:after="20"/>
-              <w:jc w:val="center"/>
-            </w:pPr>
-            <w:r>
-              <w:rPr>
-                <w:rFonts w:ascii="Calibri" w:hAnsi="Calibri"/>
-                <w:b w:val="0"/>
-                <w:i w:val="0"/>
-                <w:color w:val="000000"/>
-                <w:sz w:val="16"/>
-              </w:rPr>
-              <w:t>43</w:t>
-            </w:r>
-          </w:p>
-        </w:tc>
-        <w:tc>
-          <w:tcPr>
-            <w:tcW w:type="dxa" w:w="1361"/>
-            <w:tcBorders>
-              <w:top w:val="single" w:sz="4" w:space="0" w:color="808080"/>
-              <w:left w:val="single" w:sz="4" w:space="0" w:color="808080"/>
-              <w:bottom w:val="single" w:sz="4" w:space="0" w:color="808080"/>
-              <w:right w:val="single" w:sz="4" w:space="0" w:color="808080"/>
-            </w:tcBorders>
-          </w:tcPr>
-          <w:p>
-            <w:pPr>
-              <w:spacing w:before="20" w:after="20"/>
-              <w:jc w:val="center"/>
-            </w:pPr>
-            <w:r>
-              <w:rPr>
-                <w:rFonts w:ascii="Calibri" w:hAnsi="Calibri"/>
-                <w:b w:val="0"/>
-                <w:i w:val="0"/>
-                <w:color w:val="000000"/>
-                <w:sz w:val="16"/>
-              </w:rPr>
-              <w:t>35.190.1304</w:t>
-            </w:r>
-          </w:p>
-        </w:tc>
-        <w:tc>
-          <w:tcPr>
-            <w:tcW w:type="dxa" w:w="3175"/>
-            <w:tcBorders>
-              <w:top w:val="single" w:sz="4" w:space="0" w:color="808080"/>
-              <w:left w:val="single" w:sz="4" w:space="0" w:color="808080"/>
-              <w:bottom w:val="single" w:sz="4" w:space="0" w:color="808080"/>
-              <w:right w:val="single" w:sz="4" w:space="0" w:color="808080"/>
-            </w:tcBorders>
-          </w:tcPr>
-          <w:p>
-            <w:pPr>
-              <w:spacing w:before="20" w:after="20"/>
-              <w:jc w:val="left"/>
-            </w:pPr>
-            <w:r>
-              <w:rPr>
-                <w:rFonts w:ascii="Calibri" w:hAnsi="Calibri"/>
-                <w:b w:val="0"/>
-                <w:i w:val="0"/>
-                <w:color w:val="000000"/>
-                <w:sz w:val="16"/>
-              </w:rPr>
-              <w:t>Sıva üstü PVC kablo kanalı — en az 100 x 35 mm, üç bölmeli (%25 müteahhit kârı dahil)</w:t>
-            </w:r>
-          </w:p>
-        </w:tc>
-        <w:tc>
-          <w:tcPr>
-            <w:tcW w:type="dxa" w:w="794"/>
-            <w:tcBorders>
-              <w:top w:val="single" w:sz="4" w:space="0" w:color="808080"/>
-              <w:left w:val="single" w:sz="4" w:space="0" w:color="808080"/>
-              <w:bottom w:val="single" w:sz="4" w:space="0" w:color="808080"/>
-              <w:right w:val="single" w:sz="4" w:space="0" w:color="808080"/>
-            </w:tcBorders>
-          </w:tcPr>
-          <w:p>
-            <w:pPr>
-              <w:spacing w:before="20" w:after="20"/>
-              <w:jc w:val="center"/>
-            </w:pPr>
-            <w:r>
-              <w:rPr>
-                <w:rFonts w:ascii="Calibri" w:hAnsi="Calibri"/>
-                <w:b w:val="0"/>
-                <w:i w:val="0"/>
-                <w:color w:val="000000"/>
-                <w:sz w:val="16"/>
-              </w:rPr>
-              <w:t>m</w:t>
-            </w:r>
-          </w:p>
-        </w:tc>
-        <w:tc>
-          <w:tcPr>
-            <w:tcW w:type="dxa" w:w="1474"/>
-            <w:tcBorders>
-              <w:top w:val="single" w:sz="4" w:space="0" w:color="808080"/>
-              <w:left w:val="single" w:sz="4" w:space="0" w:color="808080"/>
-              <w:bottom w:val="single" w:sz="4" w:space="0" w:color="808080"/>
-              <w:right w:val="single" w:sz="4" w:space="0" w:color="808080"/>
-            </w:tcBorders>
-          </w:tcPr>
-          <w:p>
-            <w:pPr>
-              <w:spacing w:before="20" w:after="20"/>
-              <w:jc w:val="right"/>
-            </w:pPr>
-            <w:r>
-              <w:rPr>
-                <w:rFonts w:ascii="Calibri" w:hAnsi="Calibri"/>
-                <w:b w:val="0"/>
-                <w:i w:val="0"/>
-                <w:color w:val="000000"/>
-                <w:sz w:val="16"/>
-              </w:rPr>
-              <w:t>123,000</w:t>
-            </w:r>
-          </w:p>
-        </w:tc>
-        <w:tc>
-          <w:tcPr>
-            <w:tcW w:type="dxa" w:w="1474"/>
-            <w:tcBorders>
-              <w:top w:val="single" w:sz="4" w:space="0" w:color="808080"/>
-              <w:left w:val="single" w:sz="4" w:space="0" w:color="808080"/>
-              <w:bottom w:val="single" w:sz="4" w:space="0" w:color="808080"/>
-              <w:right w:val="single" w:sz="4" w:space="0" w:color="808080"/>
-            </w:tcBorders>
-          </w:tcPr>
-          <w:p>
-            <w:pPr>
-              <w:spacing w:before="20" w:after="20"/>
-              <w:jc w:val="right"/>
-            </w:pPr>
-            <w:r>
-              <w:rPr>
-                <w:rFonts w:ascii="Calibri" w:hAnsi="Calibri"/>
-                <w:b w:val="0"/>
-                <w:i w:val="0"/>
-                <w:color w:val="000000"/>
-                <w:sz w:val="16"/>
-              </w:rPr>
-              <w:t>0,3638</w:t>
-            </w:r>
-          </w:p>
-        </w:tc>
-        <w:tc>
-          <w:tcPr>
-            <w:tcW w:type="dxa" w:w="1474"/>
-            <w:tcBorders>
-              <w:top w:val="single" w:sz="4" w:space="0" w:color="808080"/>
-              <w:left w:val="single" w:sz="4" w:space="0" w:color="808080"/>
-              <w:bottom w:val="single" w:sz="4" w:space="0" w:color="808080"/>
-              <w:right w:val="single" w:sz="4" w:space="0" w:color="808080"/>
-            </w:tcBorders>
-          </w:tcPr>
-          <w:p>
-            <w:pPr>
-              <w:spacing w:before="20" w:after="20"/>
-              <w:jc w:val="right"/>
-            </w:pPr>
-            <w:r>
-              <w:rPr>
-                <w:rFonts w:ascii="Calibri" w:hAnsi="Calibri"/>
-                <w:b w:val="0"/>
-                <w:i w:val="0"/>
-                <w:color w:val="000000"/>
-                <w:sz w:val="16"/>
-              </w:rPr>
-              <w:t>0,1819</w:t>
+              <w:t>0,1825</w:t>
             </w:r>
           </w:p>
         </w:tc>
@@ -18428,7 +17664,7 @@
                 <w:color w:val="000000"/>
                 <w:sz w:val="16"/>
               </w:rPr>
-              <w:t>1,1184</w:t>
+              <w:t>1,1223</w:t>
             </w:r>
           </w:p>
         </w:tc>
@@ -18538,7 +17774,7 @@
                 <w:color w:val="000000"/>
                 <w:sz w:val="16"/>
               </w:rPr>
-              <w:t>1,0960</w:t>
+              <w:t>1,0998</w:t>
             </w:r>
           </w:p>
         </w:tc>
@@ -18648,7 +17884,7 @@
                 <w:color w:val="000000"/>
                 <w:sz w:val="16"/>
               </w:rPr>
-              <w:t>10,4474</w:t>
+              <w:t>10,4835</w:t>
             </w:r>
           </w:p>
         </w:tc>
@@ -18758,7 +17994,7 @@
                 <w:color w:val="000000"/>
                 <w:sz w:val="16"/>
               </w:rPr>
-              <w:t>6,0373</w:t>
+              <w:t>6,0582</w:t>
             </w:r>
           </w:p>
         </w:tc>
@@ -18868,7 +18104,7 @@
                 <w:color w:val="000000"/>
                 <w:sz w:val="16"/>
               </w:rPr>
-              <w:t>7,2313</w:t>
+              <w:t>7,2562</w:t>
             </w:r>
           </w:p>
         </w:tc>
@@ -18978,7 +18214,7 @@
                 <w:color w:val="000000"/>
                 <w:sz w:val="16"/>
               </w:rPr>
-              <w:t>41,5795</w:t>
+              <w:t>41,7230</w:t>
             </w:r>
           </w:p>
         </w:tc>
@@ -19088,7 +18324,7 @@
                 <w:color w:val="000000"/>
                 <w:sz w:val="16"/>
               </w:rPr>
-              <w:t>7,4545</w:t>
+              <w:t>7,4803</w:t>
             </w:r>
           </w:p>
         </w:tc>
@@ -19198,7 +18434,7 @@
                 <w:color w:val="000000"/>
                 <w:sz w:val="16"/>
               </w:rPr>
-              <w:t>1,0352</w:t>
+              <w:t>1,0388</w:t>
             </w:r>
           </w:p>
         </w:tc>
@@ -19308,7 +18544,7 @@
                 <w:color w:val="000000"/>
                 <w:sz w:val="16"/>
               </w:rPr>
-              <w:t>0,4675</w:t>
+              <w:t>0,4691</w:t>
             </w:r>
           </w:p>
         </w:tc>
@@ -19418,7 +18654,7 @@
                 <w:color w:val="000000"/>
                 <w:sz w:val="16"/>
               </w:rPr>
-              <w:t>5,7676</w:t>
+              <w:t>5,7876</w:t>
             </w:r>
           </w:p>
         </w:tc>
@@ -19528,7 +18764,7 @@
                 <w:color w:val="000000"/>
                 <w:sz w:val="16"/>
               </w:rPr>
-              <w:t>4,2257</w:t>
+              <w:t>4,2403</w:t>
             </w:r>
           </w:p>
         </w:tc>
@@ -19638,7 +18874,7 @@
                 <w:color w:val="000000"/>
                 <w:sz w:val="16"/>
               </w:rPr>
-              <w:t>0,5336</w:t>
+              <w:t>0,5355</w:t>
             </w:r>
           </w:p>
         </w:tc>
@@ -19748,7 +18984,7 @@
                 <w:color w:val="000000"/>
                 <w:sz w:val="16"/>
               </w:rPr>
-              <w:t>0,1048</w:t>
+              <w:t>0,1052</w:t>
             </w:r>
           </w:p>
         </w:tc>
@@ -19831,7 +19067,7 @@
                 <w:color w:val="000000"/>
                 <w:sz w:val="16"/>
               </w:rPr>
-              <w:t>2.035.075,56</w:t>
+              <w:t>1.980.813,56</w:t>
             </w:r>
           </w:p>
         </w:tc>
@@ -19858,7 +19094,7 @@
                 <w:color w:val="000000"/>
                 <w:sz w:val="16"/>
               </w:rPr>
-              <w:t>12,9011</w:t>
+              <w:t>12,6004</w:t>
             </w:r>
           </w:p>
         </w:tc>
@@ -19931,7 +19167,7 @@
                 <w:color w:val="000000"/>
                 <w:sz w:val="16"/>
               </w:rPr>
-              <w:t>15.774.454,50</w:t>
+              <w:t>15.720.192,50</w:t>
             </w:r>
           </w:p>
         </w:tc>
